--- a/entregables/avance/PWO_Informe_Avance_Gayoso_Gonzalez.docx
+++ b/entregables/avance/PWO_Informe_Avance_Gayoso_Gonzalez.docx
@@ -724,6 +724,10 @@
         <w:pStyle w:val="BlockText"/>
         <w:spacing w:after="60" w:line="276" w:lineRule="auto"/>
         <w:jc w:val="both"/>
+        <w:rPr>
+          <w:sz w:val="20"/>
+          <w:szCs w:val="20"/>
+        </w:rPr>
       </w:pPr>
       <w:r>
         <w:rPr>
@@ -743,6 +747,10 @@
       </w:r>
       <m:oMath>
         <m:r>
+          <w:rPr>
+            <w:sz w:val="20"/>
+            <w:szCs w:val="20"/>
+          </w:rPr>
           <m:t>j</m:t>
         </m:r>
       </m:oMath>
@@ -772,6 +780,10 @@
       </w:r>
       <m:oMath>
         <m:r>
+          <w:rPr>
+            <w:sz w:val="20"/>
+            <w:szCs w:val="20"/>
+          </w:rPr>
           <m:t>i</m:t>
         </m:r>
       </m:oMath>
@@ -817,15 +829,27 @@
       </w:r>
       <m:oMath>
         <m:r>
+          <w:rPr>
+            <w:sz w:val="20"/>
+            <w:szCs w:val="20"/>
+          </w:rPr>
           <m:t>t</m:t>
         </m:r>
         <m:r>
           <m:rPr>
             <m:sty m:val="p"/>
           </m:rPr>
+          <w:rPr>
+            <w:sz w:val="20"/>
+            <w:szCs w:val="20"/>
+          </w:rPr>
           <m:t>+</m:t>
         </m:r>
         <m:r>
+          <w:rPr>
+            <w:sz w:val="20"/>
+            <w:szCs w:val="20"/>
+          </w:rPr>
           <m:t>1</m:t>
         </m:r>
       </m:oMath>
@@ -1095,6 +1119,10 @@
         <w:pStyle w:val="FirstParagraph"/>
         <w:spacing w:after="60" w:line="276" w:lineRule="auto"/>
         <w:jc w:val="both"/>
+        <w:rPr>
+          <w:sz w:val="20"/>
+          <w:szCs w:val="20"/>
+        </w:rPr>
       </w:pPr>
       <w:r>
         <w:rPr>
@@ -1114,6 +1142,10 @@
       </w:r>
       <m:oMath>
         <m:r>
+          <w:rPr>
+            <w:sz w:val="20"/>
+            <w:szCs w:val="20"/>
+          </w:rPr>
           <m:t>d</m:t>
         </m:r>
       </m:oMath>
@@ -1345,6 +1377,10 @@
         <w:pStyle w:val="FirstParagraph"/>
         <w:spacing w:after="60" w:line="276" w:lineRule="auto"/>
         <w:jc w:val="both"/>
+        <w:rPr>
+          <w:sz w:val="20"/>
+          <w:szCs w:val="20"/>
+        </w:rPr>
       </w:pPr>
       <w:r>
         <w:rPr>
@@ -1364,6 +1400,10 @@
       </w:r>
       <m:oMath>
         <m:r>
+          <w:rPr>
+            <w:sz w:val="20"/>
+            <w:szCs w:val="20"/>
+          </w:rPr>
           <m:t>N</m:t>
         </m:r>
       </m:oMath>
@@ -1785,6 +1825,10 @@
         <w:pStyle w:val="FirstParagraph"/>
         <w:spacing w:after="60" w:line="276" w:lineRule="auto"/>
         <w:jc w:val="both"/>
+        <w:rPr>
+          <w:sz w:val="20"/>
+          <w:szCs w:val="20"/>
+        </w:rPr>
       </w:pPr>
       <w:r>
         <w:rPr>
@@ -1806,20 +1850,36 @@
         <m:sSub>
           <m:e>
             <m:r>
+              <w:rPr>
+                <w:sz w:val="20"/>
+                <w:szCs w:val="20"/>
+              </w:rPr>
               <m:t>X</m:t>
             </m:r>
           </m:e>
           <m:sub>
             <m:r>
+              <w:rPr>
+                <w:sz w:val="20"/>
+                <w:szCs w:val="20"/>
+              </w:rPr>
               <m:t>i</m:t>
             </m:r>
             <m:r>
               <m:rPr>
                 <m:sty m:val="p"/>
               </m:rPr>
+              <w:rPr>
+                <w:sz w:val="20"/>
+                <w:szCs w:val="20"/>
+              </w:rPr>
               <m:t>,</m:t>
             </m:r>
             <m:r>
+              <w:rPr>
+                <w:sz w:val="20"/>
+                <w:szCs w:val="20"/>
+              </w:rPr>
               <m:t>j</m:t>
             </m:r>
           </m:sub>
@@ -1828,15 +1888,27 @@
           <m:rPr>
             <m:sty m:val="p"/>
           </m:rPr>
+          <w:rPr>
+            <w:sz w:val="20"/>
+            <w:szCs w:val="20"/>
+          </w:rPr>
           <m:t>(</m:t>
         </m:r>
         <m:r>
+          <w:rPr>
+            <w:sz w:val="20"/>
+            <w:szCs w:val="20"/>
+          </w:rPr>
           <m:t>t</m:t>
         </m:r>
         <m:r>
           <m:rPr>
             <m:sty m:val="p"/>
           </m:rPr>
+          <w:rPr>
+            <w:sz w:val="20"/>
+            <w:szCs w:val="20"/>
+          </w:rPr>
           <m:t>)</m:t>
         </m:r>
       </m:oMath>
@@ -1866,6 +1938,10 @@
       </w:r>
       <m:oMath>
         <m:r>
+          <w:rPr>
+            <w:sz w:val="20"/>
+            <w:szCs w:val="20"/>
+          </w:rPr>
           <m:t>j</m:t>
         </m:r>
       </m:oMath>
@@ -1911,6 +1987,10 @@
       </w:r>
       <m:oMath>
         <m:r>
+          <w:rPr>
+            <w:sz w:val="20"/>
+            <w:szCs w:val="20"/>
+          </w:rPr>
           <m:t>i</m:t>
         </m:r>
       </m:oMath>
@@ -1940,6 +2020,10 @@
       </w:r>
       <m:oMath>
         <m:r>
+          <w:rPr>
+            <w:sz w:val="20"/>
+            <w:szCs w:val="20"/>
+          </w:rPr>
           <m:t>t</m:t>
         </m:r>
       </m:oMath>
@@ -1961,12 +2045,20 @@
       </w:r>
       <m:oMath>
         <m:r>
+          <w:rPr>
+            <w:sz w:val="20"/>
+            <w:szCs w:val="20"/>
+          </w:rPr>
           <m:t>f</m:t>
         </m:r>
         <m:r>
           <m:rPr>
             <m:sty m:val="p"/>
           </m:rPr>
+          <w:rPr>
+            <w:sz w:val="20"/>
+            <w:szCs w:val="20"/>
+          </w:rPr>
           <m:t>(</m:t>
         </m:r>
         <m:sSub>
@@ -1975,11 +2067,19 @@
               <m:rPr>
                 <m:sty m:val="bi"/>
               </m:rPr>
+              <w:rPr>
+                <w:sz w:val="20"/>
+                <w:szCs w:val="20"/>
+              </w:rPr>
               <m:t>X</m:t>
             </m:r>
           </m:e>
           <m:sub>
             <m:r>
+              <w:rPr>
+                <w:sz w:val="20"/>
+                <w:szCs w:val="20"/>
+              </w:rPr>
               <m:t>i</m:t>
             </m:r>
           </m:sub>
@@ -1988,21 +2088,37 @@
           <m:rPr>
             <m:sty m:val="p"/>
           </m:rPr>
+          <w:rPr>
+            <w:sz w:val="20"/>
+            <w:szCs w:val="20"/>
+          </w:rPr>
           <m:t>(</m:t>
         </m:r>
         <m:r>
+          <w:rPr>
+            <w:sz w:val="20"/>
+            <w:szCs w:val="20"/>
+          </w:rPr>
           <m:t>t</m:t>
         </m:r>
         <m:r>
           <m:rPr>
             <m:sty m:val="p"/>
           </m:rPr>
+          <w:rPr>
+            <w:sz w:val="20"/>
+            <w:szCs w:val="20"/>
+          </w:rPr>
           <m:t>)</m:t>
         </m:r>
         <m:r>
           <m:rPr>
             <m:sty m:val="p"/>
           </m:rPr>
+          <w:rPr>
+            <w:sz w:val="20"/>
+            <w:szCs w:val="20"/>
+          </w:rPr>
           <m:t>)</m:t>
         </m:r>
       </m:oMath>
@@ -2591,6 +2707,10 @@
         <w:pStyle w:val="FirstParagraph"/>
         <w:spacing w:after="60" w:line="276" w:lineRule="auto"/>
         <w:jc w:val="both"/>
+        <w:rPr>
+          <w:sz w:val="20"/>
+          <w:szCs w:val="20"/>
+        </w:rPr>
       </w:pPr>
       <w:r>
         <w:rPr>
@@ -2626,6 +2746,10 @@
       </w:r>
       <m:oMath>
         <m:r>
+          <w:rPr>
+            <w:sz w:val="20"/>
+            <w:szCs w:val="20"/>
+          </w:rPr>
           <m:t>i</m:t>
         </m:r>
       </m:oMath>
@@ -2655,6 +2779,10 @@
       </w:r>
       <m:oMath>
         <m:r>
+          <w:rPr>
+            <w:sz w:val="20"/>
+            <w:szCs w:val="20"/>
+          </w:rPr>
           <m:t>j</m:t>
         </m:r>
       </m:oMath>
@@ -2694,9 +2822,9 @@
           <w:tcPr>
             <w:tcW w:type="dxa" w:w="9096"/>
             <w:tcMar>
-              <w:top w:w="0" w:type="dxa"/>
+              <w:top w:w="40" w:type="dxa"/>
               <w:left w:w="0" w:type="dxa"/>
-              <w:bottom w:w="0" w:type="dxa"/>
+              <w:bottom w:w="40" w:type="dxa"/>
               <w:right w:w="0" w:type="dxa"/>
             </w:tcMar>
             <w:vAlign w:val="center"/>
@@ -3071,9 +3199,9 @@
           <w:tcPr>
             <w:tcW w:type="dxa" w:w="650"/>
             <w:tcMar>
-              <w:top w:w="0" w:type="dxa"/>
+              <w:top w:w="40" w:type="dxa"/>
               <w:left w:w="0" w:type="dxa"/>
-              <w:bottom w:w="0" w:type="dxa"/>
+              <w:bottom w:w="40" w:type="dxa"/>
               <w:right w:w="0" w:type="dxa"/>
             </w:tcMar>
             <w:vAlign w:val="center"/>
@@ -3183,9 +3311,9 @@
           <w:tcPr>
             <w:tcW w:type="dxa" w:w="9096"/>
             <w:tcMar>
-              <w:top w:w="0" w:type="dxa"/>
+              <w:top w:w="40" w:type="dxa"/>
               <w:left w:w="0" w:type="dxa"/>
-              <w:bottom w:w="0" w:type="dxa"/>
+              <w:bottom w:w="40" w:type="dxa"/>
               <w:right w:w="0" w:type="dxa"/>
             </w:tcMar>
             <w:vAlign w:val="center"/>
@@ -3347,9 +3475,9 @@
           <w:tcPr>
             <w:tcW w:type="dxa" w:w="650"/>
             <w:tcMar>
-              <w:top w:w="0" w:type="dxa"/>
+              <w:top w:w="40" w:type="dxa"/>
               <w:left w:w="0" w:type="dxa"/>
-              <w:bottom w:w="0" w:type="dxa"/>
+              <w:bottom w:w="40" w:type="dxa"/>
               <w:right w:w="0" w:type="dxa"/>
             </w:tcMar>
             <w:vAlign w:val="center"/>
@@ -3375,6 +3503,10 @@
         <w:pStyle w:val="FirstParagraph"/>
         <w:spacing w:after="60" w:line="276" w:lineRule="auto"/>
         <w:jc w:val="both"/>
+        <w:rPr>
+          <w:sz w:val="20"/>
+          <w:szCs w:val="20"/>
+        </w:rPr>
       </w:pPr>
       <w:r>
         <w:rPr>
@@ -3394,6 +3526,10 @@
       </w:r>
       <m:oMath>
         <m:r>
+          <w:rPr>
+            <w:sz w:val="20"/>
+            <w:szCs w:val="20"/>
+          </w:rPr>
           <m:t>t</m:t>
         </m:r>
       </m:oMath>
@@ -3441,9 +3577,9 @@
           <w:tcPr>
             <w:tcW w:type="dxa" w:w="9096"/>
             <w:tcMar>
-              <w:top w:w="0" w:type="dxa"/>
+              <w:top w:w="40" w:type="dxa"/>
               <w:left w:w="0" w:type="dxa"/>
-              <w:bottom w:w="0" w:type="dxa"/>
+              <w:bottom w:w="40" w:type="dxa"/>
               <w:right w:w="0" w:type="dxa"/>
             </w:tcMar>
             <w:vAlign w:val="center"/>
@@ -3893,9 +4029,9 @@
           <w:tcPr>
             <w:tcW w:type="dxa" w:w="650"/>
             <w:tcMar>
-              <w:top w:w="0" w:type="dxa"/>
+              <w:top w:w="40" w:type="dxa"/>
               <w:left w:w="0" w:type="dxa"/>
-              <w:bottom w:w="0" w:type="dxa"/>
+              <w:bottom w:w="40" w:type="dxa"/>
               <w:right w:w="0" w:type="dxa"/>
             </w:tcMar>
             <w:vAlign w:val="center"/>
@@ -4100,6 +4236,10 @@
         <w:pStyle w:val="FirstParagraph"/>
         <w:spacing w:after="60" w:line="276" w:lineRule="auto"/>
         <w:jc w:val="both"/>
+        <w:rPr>
+          <w:sz w:val="20"/>
+          <w:szCs w:val="20"/>
+        </w:rPr>
       </w:pPr>
       <w:r>
         <w:rPr>
@@ -4119,21 +4259,37 @@
       </w:r>
       <m:oMath>
         <m:r>
+          <w:rPr>
+            <w:sz w:val="20"/>
+            <w:szCs w:val="20"/>
+          </w:rPr>
           <m:t>a</m:t>
         </m:r>
         <m:r>
           <m:rPr>
             <m:sty m:val="p"/>
           </m:rPr>
+          <w:rPr>
+            <w:sz w:val="20"/>
+            <w:szCs w:val="20"/>
+          </w:rPr>
           <m:t>(</m:t>
         </m:r>
         <m:r>
+          <w:rPr>
+            <w:sz w:val="20"/>
+            <w:szCs w:val="20"/>
+          </w:rPr>
           <m:t>t</m:t>
         </m:r>
         <m:r>
           <m:rPr>
             <m:sty m:val="p"/>
           </m:rPr>
+          <w:rPr>
+            <w:sz w:val="20"/>
+            <w:szCs w:val="20"/>
+          </w:rPr>
           <m:t>)</m:t>
         </m:r>
       </m:oMath>
@@ -4197,9 +4353,9 @@
           <w:tcPr>
             <w:tcW w:type="dxa" w:w="9096"/>
             <w:tcMar>
-              <w:top w:w="0" w:type="dxa"/>
+              <w:top w:w="40" w:type="dxa"/>
               <w:left w:w="0" w:type="dxa"/>
-              <w:bottom w:w="0" w:type="dxa"/>
+              <w:bottom w:w="40" w:type="dxa"/>
               <w:right w:w="0" w:type="dxa"/>
             </w:tcMar>
             <w:vAlign w:val="center"/>
@@ -4328,9 +4484,9 @@
           <w:tcPr>
             <w:tcW w:type="dxa" w:w="650"/>
             <w:tcMar>
-              <w:top w:w="0" w:type="dxa"/>
+              <w:top w:w="40" w:type="dxa"/>
               <w:left w:w="0" w:type="dxa"/>
-              <w:bottom w:w="0" w:type="dxa"/>
+              <w:bottom w:w="40" w:type="dxa"/>
               <w:right w:w="0" w:type="dxa"/>
             </w:tcMar>
             <w:vAlign w:val="center"/>
@@ -4356,6 +4512,10 @@
         <w:pStyle w:val="FirstParagraph"/>
         <w:spacing w:after="60" w:line="276" w:lineRule="auto"/>
         <w:jc w:val="both"/>
+        <w:rPr>
+          <w:sz w:val="20"/>
+          <w:szCs w:val="20"/>
+        </w:rPr>
       </w:pPr>
       <w:r>
         <w:rPr>
@@ -4375,6 +4535,10 @@
       </w:r>
       <m:oMath>
         <m:r>
+          <w:rPr>
+            <w:sz w:val="20"/>
+            <w:szCs w:val="20"/>
+          </w:rPr>
           <m:t>T</m:t>
         </m:r>
       </m:oMath>
@@ -4400,6 +4564,10 @@
         <w:pStyle w:val="BodyText"/>
         <w:spacing w:after="60" w:line="276" w:lineRule="auto"/>
         <w:jc w:val="both"/>
+        <w:rPr>
+          <w:sz w:val="20"/>
+          <w:szCs w:val="20"/>
+        </w:rPr>
       </w:pPr>
       <w:r>
         <w:rPr>
@@ -4419,12 +4587,20 @@
       </w:r>
       <m:oMath>
         <m:r>
+          <w:rPr>
+            <w:sz w:val="20"/>
+            <w:szCs w:val="20"/>
+          </w:rPr>
           <m:t>c</m:t>
         </m:r>
         <m:r>
           <m:rPr>
             <m:sty m:val="p"/>
           </m:rPr>
+          <w:rPr>
+            <w:sz w:val="20"/>
+            <w:szCs w:val="20"/>
+          </w:rPr>
           <m:t>=</m:t>
         </m:r>
         <m:r>
@@ -4433,15 +4609,27 @@
             <m:scr m:val="monospace"/>
             <m:sty m:val="p"/>
           </m:rPr>
+          <w:rPr>
+            <w:sz w:val="20"/>
+            <w:szCs w:val="20"/>
+          </w:rPr>
           <m:t>VOTE_INCREMENT</m:t>
         </m:r>
         <m:r>
           <m:rPr>
             <m:sty m:val="p"/>
           </m:rPr>
+          <w:rPr>
+            <w:sz w:val="20"/>
+            <w:szCs w:val="20"/>
+          </w:rPr>
           <m:t>=</m:t>
         </m:r>
         <m:r>
+          <w:rPr>
+            <w:sz w:val="20"/>
+            <w:szCs w:val="20"/>
+          </w:rPr>
           <m:t>0.04</m:t>
         </m:r>
       </m:oMath>
@@ -4481,9 +4669,9 @@
           <w:tcPr>
             <w:tcW w:type="dxa" w:w="9096"/>
             <w:tcMar>
-              <w:top w:w="0" w:type="dxa"/>
+              <w:top w:w="40" w:type="dxa"/>
               <w:left w:w="0" w:type="dxa"/>
-              <w:bottom w:w="0" w:type="dxa"/>
+              <w:bottom w:w="40" w:type="dxa"/>
               <w:right w:w="0" w:type="dxa"/>
             </w:tcMar>
             <w:vAlign w:val="center"/>
@@ -4615,9 +4803,9 @@
           <w:tcPr>
             <w:tcW w:type="dxa" w:w="650"/>
             <w:tcMar>
-              <w:top w:w="0" w:type="dxa"/>
+              <w:top w:w="40" w:type="dxa"/>
               <w:left w:w="0" w:type="dxa"/>
-              <w:bottom w:w="0" w:type="dxa"/>
+              <w:bottom w:w="40" w:type="dxa"/>
               <w:right w:w="0" w:type="dxa"/>
             </w:tcMar>
             <w:vAlign w:val="center"/>
@@ -4643,6 +4831,10 @@
         <w:pStyle w:val="FirstParagraph"/>
         <w:spacing w:after="60" w:line="276" w:lineRule="auto"/>
         <w:jc w:val="both"/>
+        <w:rPr>
+          <w:sz w:val="20"/>
+          <w:szCs w:val="20"/>
+        </w:rPr>
       </w:pPr>
       <w:r>
         <w:rPr>
@@ -4678,21 +4870,37 @@
       </w:r>
       <m:oMath>
         <m:r>
+          <w:rPr>
+            <w:sz w:val="20"/>
+            <w:szCs w:val="20"/>
+          </w:rPr>
           <m:t>a</m:t>
         </m:r>
         <m:r>
           <m:rPr>
             <m:sty m:val="p"/>
           </m:rPr>
+          <w:rPr>
+            <w:sz w:val="20"/>
+            <w:szCs w:val="20"/>
+          </w:rPr>
           <m:t>(</m:t>
         </m:r>
         <m:r>
+          <w:rPr>
+            <w:sz w:val="20"/>
+            <w:szCs w:val="20"/>
+          </w:rPr>
           <m:t>t</m:t>
         </m:r>
         <m:r>
           <m:rPr>
             <m:sty m:val="p"/>
           </m:rPr>
+          <w:rPr>
+            <w:sz w:val="20"/>
+            <w:szCs w:val="20"/>
+          </w:rPr>
           <m:t>)</m:t>
         </m:r>
       </m:oMath>
@@ -4722,21 +4930,37 @@
       </w:r>
       <m:oMath>
         <m:r>
+          <w:rPr>
+            <w:sz w:val="20"/>
+            <w:szCs w:val="20"/>
+          </w:rPr>
           <m:t>L</m:t>
         </m:r>
         <m:r>
           <m:rPr>
             <m:sty m:val="p"/>
           </m:rPr>
+          <w:rPr>
+            <w:sz w:val="20"/>
+            <w:szCs w:val="20"/>
+          </w:rPr>
           <m:t>(</m:t>
         </m:r>
         <m:r>
+          <w:rPr>
+            <w:sz w:val="20"/>
+            <w:szCs w:val="20"/>
+          </w:rPr>
           <m:t>t</m:t>
         </m:r>
         <m:r>
           <m:rPr>
             <m:sty m:val="p"/>
           </m:rPr>
+          <w:rPr>
+            <w:sz w:val="20"/>
+            <w:szCs w:val="20"/>
+          </w:rPr>
           <m:t>)</m:t>
         </m:r>
       </m:oMath>
@@ -4782,21 +5006,37 @@
       </w:r>
       <m:oMath>
         <m:r>
+          <w:rPr>
+            <w:sz w:val="20"/>
+            <w:szCs w:val="20"/>
+          </w:rPr>
           <m:t>a</m:t>
         </m:r>
         <m:r>
           <m:rPr>
             <m:sty m:val="p"/>
           </m:rPr>
+          <w:rPr>
+            <w:sz w:val="20"/>
+            <w:szCs w:val="20"/>
+          </w:rPr>
           <m:t>(</m:t>
         </m:r>
         <m:r>
+          <w:rPr>
+            <w:sz w:val="20"/>
+            <w:szCs w:val="20"/>
+          </w:rPr>
           <m:t>t</m:t>
         </m:r>
         <m:r>
           <m:rPr>
             <m:sty m:val="p"/>
           </m:rPr>
+          <w:rPr>
+            <w:sz w:val="20"/>
+            <w:szCs w:val="20"/>
+          </w:rPr>
           <m:t>)</m:t>
         </m:r>
       </m:oMath>
@@ -4891,9 +5131,9 @@
           <w:tcPr>
             <w:tcW w:type="dxa" w:w="9096"/>
             <w:tcMar>
-              <w:top w:w="0" w:type="dxa"/>
+              <w:top w:w="40" w:type="dxa"/>
               <w:left w:w="0" w:type="dxa"/>
-              <w:bottom w:w="0" w:type="dxa"/>
+              <w:bottom w:w="40" w:type="dxa"/>
               <w:right w:w="0" w:type="dxa"/>
             </w:tcMar>
             <w:vAlign w:val="center"/>
@@ -5116,9 +5356,9 @@
           <w:tcPr>
             <w:tcW w:type="dxa" w:w="650"/>
             <w:tcMar>
-              <w:top w:w="0" w:type="dxa"/>
+              <w:top w:w="40" w:type="dxa"/>
               <w:left w:w="0" w:type="dxa"/>
-              <w:bottom w:w="0" w:type="dxa"/>
+              <w:bottom w:w="40" w:type="dxa"/>
               <w:right w:w="0" w:type="dxa"/>
             </w:tcMar>
             <w:vAlign w:val="center"/>
@@ -5181,9 +5421,9 @@
           <w:tcPr>
             <w:tcW w:type="dxa" w:w="9096"/>
             <w:tcMar>
-              <w:top w:w="0" w:type="dxa"/>
+              <w:top w:w="40" w:type="dxa"/>
               <w:left w:w="0" w:type="dxa"/>
-              <w:bottom w:w="0" w:type="dxa"/>
+              <w:bottom w:w="40" w:type="dxa"/>
               <w:right w:w="0" w:type="dxa"/>
             </w:tcMar>
             <w:vAlign w:val="center"/>
@@ -5523,9 +5763,9 @@
           <w:tcPr>
             <w:tcW w:type="dxa" w:w="650"/>
             <w:tcMar>
-              <w:top w:w="0" w:type="dxa"/>
+              <w:top w:w="40" w:type="dxa"/>
               <w:left w:w="0" w:type="dxa"/>
-              <w:bottom w:w="0" w:type="dxa"/>
+              <w:bottom w:w="40" w:type="dxa"/>
               <w:right w:w="0" w:type="dxa"/>
             </w:tcMar>
             <w:vAlign w:val="center"/>
@@ -5588,9 +5828,9 @@
           <w:tcPr>
             <w:tcW w:type="dxa" w:w="9096"/>
             <w:tcMar>
-              <w:top w:w="0" w:type="dxa"/>
+              <w:top w:w="40" w:type="dxa"/>
               <w:left w:w="0" w:type="dxa"/>
-              <w:bottom w:w="0" w:type="dxa"/>
+              <w:bottom w:w="40" w:type="dxa"/>
               <w:right w:w="0" w:type="dxa"/>
             </w:tcMar>
             <w:vAlign w:val="center"/>
@@ -5863,9 +6103,9 @@
           <w:tcPr>
             <w:tcW w:type="dxa" w:w="650"/>
             <w:tcMar>
-              <w:top w:w="0" w:type="dxa"/>
+              <w:top w:w="40" w:type="dxa"/>
               <w:left w:w="0" w:type="dxa"/>
-              <w:bottom w:w="0" w:type="dxa"/>
+              <w:bottom w:w="40" w:type="dxa"/>
               <w:right w:w="0" w:type="dxa"/>
             </w:tcMar>
             <w:vAlign w:val="center"/>
@@ -5928,9 +6168,9 @@
           <w:tcPr>
             <w:tcW w:type="dxa" w:w="9096"/>
             <w:tcMar>
-              <w:top w:w="0" w:type="dxa"/>
+              <w:top w:w="40" w:type="dxa"/>
               <w:left w:w="0" w:type="dxa"/>
-              <w:bottom w:w="0" w:type="dxa"/>
+              <w:bottom w:w="40" w:type="dxa"/>
               <w:right w:w="0" w:type="dxa"/>
             </w:tcMar>
             <w:vAlign w:val="center"/>
@@ -6208,9 +6448,9 @@
           <w:tcPr>
             <w:tcW w:type="dxa" w:w="650"/>
             <w:tcMar>
-              <w:top w:w="0" w:type="dxa"/>
+              <w:top w:w="40" w:type="dxa"/>
               <w:left w:w="0" w:type="dxa"/>
-              <w:bottom w:w="0" w:type="dxa"/>
+              <w:bottom w:w="40" w:type="dxa"/>
               <w:right w:w="0" w:type="dxa"/>
             </w:tcMar>
             <w:vAlign w:val="center"/>
@@ -6236,6 +6476,10 @@
         <w:pStyle w:val="FirstParagraph"/>
         <w:spacing w:after="60" w:line="276" w:lineRule="auto"/>
         <w:jc w:val="both"/>
+        <w:rPr>
+          <w:sz w:val="20"/>
+          <w:szCs w:val="20"/>
+        </w:rPr>
       </w:pPr>
       <w:r>
         <w:rPr>
@@ -6255,39 +6499,71 @@
       </w:r>
       <m:oMath>
         <m:r>
+          <w:rPr>
+            <w:sz w:val="20"/>
+            <w:szCs w:val="20"/>
+          </w:rPr>
           <m:t>q</m:t>
         </m:r>
         <m:r>
           <m:rPr>
             <m:sty m:val="p"/>
           </m:rPr>
+          <w:rPr>
+            <w:sz w:val="20"/>
+            <w:szCs w:val="20"/>
+          </w:rPr>
           <m:t>∼</m:t>
         </m:r>
         <m:r>
+          <w:rPr>
+            <w:sz w:val="20"/>
+            <w:szCs w:val="20"/>
+          </w:rPr>
           <m:t>U</m:t>
         </m:r>
         <m:r>
           <m:rPr>
             <m:sty m:val="p"/>
           </m:rPr>
+          <w:rPr>
+            <w:sz w:val="20"/>
+            <w:szCs w:val="20"/>
+          </w:rPr>
           <m:t>(</m:t>
         </m:r>
         <m:r>
+          <w:rPr>
+            <w:sz w:val="20"/>
+            <w:szCs w:val="20"/>
+          </w:rPr>
           <m:t>0</m:t>
         </m:r>
         <m:r>
           <m:rPr>
             <m:sty m:val="p"/>
           </m:rPr>
+          <w:rPr>
+            <w:sz w:val="20"/>
+            <w:szCs w:val="20"/>
+          </w:rPr>
           <m:t>,</m:t>
         </m:r>
         <m:r>
+          <w:rPr>
+            <w:sz w:val="20"/>
+            <w:szCs w:val="20"/>
+          </w:rPr>
           <m:t>1</m:t>
         </m:r>
         <m:r>
           <m:rPr>
             <m:sty m:val="p"/>
           </m:rPr>
+          <w:rPr>
+            <w:sz w:val="20"/>
+            <w:szCs w:val="20"/>
+          </w:rPr>
           <m:t>)</m:t>
         </m:r>
       </m:oMath>
@@ -6349,6 +6625,10 @@
       </w:r>
       <m:oMath>
         <m:r>
+          <w:rPr>
+            <w:sz w:val="20"/>
+            <w:szCs w:val="20"/>
+          </w:rPr>
           <m:t>q</m:t>
         </m:r>
       </m:oMath>
@@ -6406,6 +6686,10 @@
         <w:pStyle w:val="FirstParagraph"/>
         <w:spacing w:after="60" w:line="276" w:lineRule="auto"/>
         <w:jc w:val="both"/>
+        <w:rPr>
+          <w:sz w:val="20"/>
+          <w:szCs w:val="20"/>
+        </w:rPr>
       </w:pPr>
       <w:r>
         <w:rPr>
@@ -6430,20 +6714,40 @@
               <m:rPr>
                 <m:sty m:val="bi"/>
               </m:rPr>
+              <w:rPr>
+                <w:sz w:val="20"/>
+                <w:szCs w:val="20"/>
+              </w:rPr>
               <m:t>X</m:t>
             </m:r>
           </m:e>
           <m:sub>
             <m:r>
+              <w:rPr>
+                <w:sz w:val="20"/>
+                <w:szCs w:val="20"/>
+              </w:rPr>
               <m:t>r</m:t>
             </m:r>
             <m:r>
+              <w:rPr>
+                <w:sz w:val="20"/>
+                <w:szCs w:val="20"/>
+              </w:rPr>
               <m:t>a</m:t>
             </m:r>
             <m:r>
+              <w:rPr>
+                <w:sz w:val="20"/>
+                <w:szCs w:val="20"/>
+              </w:rPr>
               <m:t>n</m:t>
             </m:r>
             <m:r>
+              <w:rPr>
+                <w:sz w:val="20"/>
+                <w:szCs w:val="20"/>
+              </w:rPr>
               <m:t>d</m:t>
             </m:r>
           </m:sub>
@@ -6452,15 +6756,27 @@
           <m:rPr>
             <m:sty m:val="p"/>
           </m:rPr>
+          <w:rPr>
+            <w:sz w:val="20"/>
+            <w:szCs w:val="20"/>
+          </w:rPr>
           <m:t>(</m:t>
         </m:r>
         <m:r>
+          <w:rPr>
+            <w:sz w:val="20"/>
+            <w:szCs w:val="20"/>
+          </w:rPr>
           <m:t>t</m:t>
         </m:r>
         <m:r>
           <m:rPr>
             <m:sty m:val="p"/>
           </m:rPr>
+          <w:rPr>
+            <w:sz w:val="20"/>
+            <w:szCs w:val="20"/>
+          </w:rPr>
           <m:t>)</m:t>
         </m:r>
       </m:oMath>
@@ -6482,6 +6798,10 @@
       </w:r>
       <m:oMath>
         <m:r>
+          <w:rPr>
+            <w:sz w:val="20"/>
+            <w:szCs w:val="20"/>
+          </w:rPr>
           <m:t>j</m:t>
         </m:r>
       </m:oMath>
@@ -6521,9 +6841,9 @@
           <w:tcPr>
             <w:tcW w:type="dxa" w:w="9096"/>
             <w:tcMar>
-              <w:top w:w="0" w:type="dxa"/>
+              <w:top w:w="40" w:type="dxa"/>
               <w:left w:w="0" w:type="dxa"/>
-              <w:bottom w:w="0" w:type="dxa"/>
+              <w:bottom w:w="40" w:type="dxa"/>
               <w:right w:w="0" w:type="dxa"/>
             </w:tcMar>
             <w:vAlign w:val="center"/>
@@ -6925,9 +7245,9 @@
           <w:tcPr>
             <w:tcW w:type="dxa" w:w="650"/>
             <w:tcMar>
-              <w:top w:w="0" w:type="dxa"/>
+              <w:top w:w="40" w:type="dxa"/>
               <w:left w:w="0" w:type="dxa"/>
-              <w:bottom w:w="0" w:type="dxa"/>
+              <w:bottom w:w="40" w:type="dxa"/>
               <w:right w:w="0" w:type="dxa"/>
             </w:tcMar>
             <w:vAlign w:val="center"/>
@@ -6953,6 +7273,10 @@
         <w:pStyle w:val="FirstParagraph"/>
         <w:spacing w:after="60" w:line="276" w:lineRule="auto"/>
         <w:jc w:val="both"/>
+        <w:rPr>
+          <w:sz w:val="20"/>
+          <w:szCs w:val="20"/>
+        </w:rPr>
       </w:pPr>
       <w:r>
         <w:rPr>
@@ -6974,11 +7298,19 @@
         <m:sSub>
           <m:e>
             <m:r>
+              <w:rPr>
+                <w:sz w:val="20"/>
+                <w:szCs w:val="20"/>
+              </w:rPr>
               <m:t>r</m:t>
             </m:r>
           </m:e>
           <m:sub>
             <m:r>
+              <w:rPr>
+                <w:sz w:val="20"/>
+                <w:szCs w:val="20"/>
+              </w:rPr>
               <m:t>1</m:t>
             </m:r>
           </m:sub>
@@ -6987,16 +7319,28 @@
           <m:rPr>
             <m:sty m:val="p"/>
           </m:rPr>
+          <w:rPr>
+            <w:sz w:val="20"/>
+            <w:szCs w:val="20"/>
+          </w:rPr>
           <m:t>,</m:t>
         </m:r>
         <m:sSub>
           <m:e>
             <m:r>
+              <w:rPr>
+                <w:sz w:val="20"/>
+                <w:szCs w:val="20"/>
+              </w:rPr>
               <m:t>r</m:t>
             </m:r>
           </m:e>
           <m:sub>
             <m:r>
+              <w:rPr>
+                <w:sz w:val="20"/>
+                <w:szCs w:val="20"/>
+              </w:rPr>
               <m:t>2</m:t>
             </m:r>
           </m:sub>
@@ -7005,33 +7349,61 @@
           <m:rPr>
             <m:sty m:val="p"/>
           </m:rPr>
+          <w:rPr>
+            <w:sz w:val="20"/>
+            <w:szCs w:val="20"/>
+          </w:rPr>
           <m:t>∼</m:t>
         </m:r>
         <m:r>
+          <w:rPr>
+            <w:sz w:val="20"/>
+            <w:szCs w:val="20"/>
+          </w:rPr>
           <m:t>U</m:t>
         </m:r>
         <m:r>
           <m:rPr>
             <m:sty m:val="p"/>
           </m:rPr>
+          <w:rPr>
+            <w:sz w:val="20"/>
+            <w:szCs w:val="20"/>
+          </w:rPr>
           <m:t>(</m:t>
         </m:r>
         <m:r>
+          <w:rPr>
+            <w:sz w:val="20"/>
+            <w:szCs w:val="20"/>
+          </w:rPr>
           <m:t>0</m:t>
         </m:r>
         <m:r>
           <m:rPr>
             <m:sty m:val="p"/>
           </m:rPr>
+          <w:rPr>
+            <w:sz w:val="20"/>
+            <w:szCs w:val="20"/>
+          </w:rPr>
           <m:t>,</m:t>
         </m:r>
         <m:r>
+          <w:rPr>
+            <w:sz w:val="20"/>
+            <w:szCs w:val="20"/>
+          </w:rPr>
           <m:t>1</m:t>
         </m:r>
         <m:r>
           <m:rPr>
             <m:sty m:val="p"/>
           </m:rPr>
+          <w:rPr>
+            <w:sz w:val="20"/>
+            <w:szCs w:val="20"/>
+          </w:rPr>
           <m:t>)</m:t>
         </m:r>
       </m:oMath>
@@ -7086,9 +7458,9 @@
           <w:tcPr>
             <w:tcW w:type="dxa" w:w="9096"/>
             <w:tcMar>
-              <w:top w:w="0" w:type="dxa"/>
+              <w:top w:w="40" w:type="dxa"/>
               <w:left w:w="0" w:type="dxa"/>
-              <w:bottom w:w="0" w:type="dxa"/>
+              <w:bottom w:w="40" w:type="dxa"/>
               <w:right w:w="0" w:type="dxa"/>
             </w:tcMar>
             <w:vAlign w:val="center"/>
@@ -7497,9 +7869,9 @@
           <w:tcPr>
             <w:tcW w:type="dxa" w:w="650"/>
             <w:tcMar>
-              <w:top w:w="0" w:type="dxa"/>
+              <w:top w:w="40" w:type="dxa"/>
               <w:left w:w="0" w:type="dxa"/>
-              <w:bottom w:w="0" w:type="dxa"/>
+              <w:bottom w:w="40" w:type="dxa"/>
               <w:right w:w="0" w:type="dxa"/>
             </w:tcMar>
             <w:vAlign w:val="center"/>
@@ -7525,6 +7897,10 @@
         <w:pStyle w:val="FirstParagraph"/>
         <w:spacing w:after="60" w:line="276" w:lineRule="auto"/>
         <w:jc w:val="both"/>
+        <w:rPr>
+          <w:sz w:val="20"/>
+          <w:szCs w:val="20"/>
+        </w:rPr>
       </w:pPr>
       <w:r>
         <w:rPr>
@@ -7544,6 +7920,10 @@
       </w:r>
       <m:oMath>
         <m:r>
+          <w:rPr>
+            <w:sz w:val="20"/>
+            <w:szCs w:val="20"/>
+          </w:rPr>
           <m:t>j</m:t>
         </m:r>
       </m:oMath>
@@ -7594,11 +7974,19 @@
               <m:rPr>
                 <m:sty m:val="bi"/>
               </m:rPr>
+              <w:rPr>
+                <w:sz w:val="20"/>
+                <w:szCs w:val="20"/>
+              </w:rPr>
               <m:t>X</m:t>
             </m:r>
           </m:e>
           <m:sub>
             <m:r>
+              <w:rPr>
+                <w:sz w:val="20"/>
+                <w:szCs w:val="20"/>
+              </w:rPr>
               <m:t>i</m:t>
             </m:r>
           </m:sub>
@@ -7735,9 +8123,9 @@
           <w:tcPr>
             <w:tcW w:type="dxa" w:w="9096"/>
             <w:tcMar>
-              <w:top w:w="0" w:type="dxa"/>
+              <w:top w:w="40" w:type="dxa"/>
               <w:left w:w="0" w:type="dxa"/>
-              <w:bottom w:w="0" w:type="dxa"/>
+              <w:bottom w:w="40" w:type="dxa"/>
               <w:right w:w="0" w:type="dxa"/>
             </w:tcMar>
             <w:vAlign w:val="center"/>
@@ -8120,9 +8508,9 @@
           <w:tcPr>
             <w:tcW w:type="dxa" w:w="650"/>
             <w:tcMar>
-              <w:top w:w="0" w:type="dxa"/>
+              <w:top w:w="40" w:type="dxa"/>
               <w:left w:w="0" w:type="dxa"/>
-              <w:bottom w:w="0" w:type="dxa"/>
+              <w:bottom w:w="40" w:type="dxa"/>
               <w:right w:w="0" w:type="dxa"/>
             </w:tcMar>
             <w:vAlign w:val="center"/>
@@ -8185,9 +8573,9 @@
           <w:tcPr>
             <w:tcW w:type="dxa" w:w="9096"/>
             <w:tcMar>
-              <w:top w:w="0" w:type="dxa"/>
+              <w:top w:w="40" w:type="dxa"/>
               <w:left w:w="0" w:type="dxa"/>
-              <w:bottom w:w="0" w:type="dxa"/>
+              <w:bottom w:w="40" w:type="dxa"/>
               <w:right w:w="0" w:type="dxa"/>
             </w:tcMar>
             <w:vAlign w:val="center"/>
@@ -8387,9 +8775,9 @@
           <w:tcPr>
             <w:tcW w:type="dxa" w:w="650"/>
             <w:tcMar>
-              <w:top w:w="0" w:type="dxa"/>
+              <w:top w:w="40" w:type="dxa"/>
               <w:left w:w="0" w:type="dxa"/>
-              <w:bottom w:w="0" w:type="dxa"/>
+              <w:bottom w:w="40" w:type="dxa"/>
               <w:right w:w="0" w:type="dxa"/>
             </w:tcMar>
             <w:vAlign w:val="center"/>
@@ -8415,6 +8803,10 @@
         <w:pStyle w:val="FirstParagraph"/>
         <w:spacing w:after="60" w:line="276" w:lineRule="auto"/>
         <w:jc w:val="both"/>
+        <w:rPr>
+          <w:sz w:val="20"/>
+          <w:szCs w:val="20"/>
+        </w:rPr>
       </w:pPr>
       <w:r>
         <w:rPr>
@@ -8439,11 +8831,19 @@
               <m:rPr>
                 <m:sty m:val="bi"/>
               </m:rPr>
+              <w:rPr>
+                <w:sz w:val="20"/>
+                <w:szCs w:val="20"/>
+              </w:rPr>
               <m:t>X</m:t>
             </m:r>
           </m:e>
           <m:sub>
             <m:r>
+              <w:rPr>
+                <w:sz w:val="20"/>
+                <w:szCs w:val="20"/>
+              </w:rPr>
               <m:t>α</m:t>
             </m:r>
           </m:sub>
@@ -8452,6 +8852,10 @@
           <m:rPr>
             <m:sty m:val="p"/>
           </m:rPr>
+          <w:rPr>
+            <w:sz w:val="20"/>
+            <w:szCs w:val="20"/>
+          </w:rPr>
           <m:t>−</m:t>
         </m:r>
         <m:bar>
@@ -8463,6 +8867,10 @@
               <m:rPr>
                 <m:sty m:val="bi"/>
               </m:rPr>
+              <w:rPr>
+                <w:sz w:val="20"/>
+                <w:szCs w:val="20"/>
+              </w:rPr>
               <m:t>X</m:t>
             </m:r>
           </m:e>
@@ -8570,6 +8978,10 @@
         <w:pStyle w:val="FirstParagraph"/>
         <w:spacing w:after="60" w:line="276" w:lineRule="auto"/>
         <w:jc w:val="both"/>
+        <w:rPr>
+          <w:sz w:val="20"/>
+          <w:szCs w:val="20"/>
+        </w:rPr>
       </w:pPr>
       <w:r>
         <w:rPr>
@@ -8589,45 +9001,81 @@
       </w:r>
       <m:oMath>
         <m:r>
+          <w:rPr>
+            <w:sz w:val="20"/>
+            <w:szCs w:val="20"/>
+          </w:rPr>
           <m:t>R</m:t>
         </m:r>
         <m:r>
           <m:rPr>
             <m:sty m:val="p"/>
           </m:rPr>
+          <w:rPr>
+            <w:sz w:val="20"/>
+            <w:szCs w:val="20"/>
+          </w:rPr>
           <m:t>(</m:t>
         </m:r>
         <m:r>
+          <w:rPr>
+            <w:sz w:val="20"/>
+            <w:szCs w:val="20"/>
+          </w:rPr>
           <m:t>t</m:t>
         </m:r>
         <m:r>
           <m:rPr>
             <m:sty m:val="p"/>
           </m:rPr>
+          <w:rPr>
+            <w:sz w:val="20"/>
+            <w:szCs w:val="20"/>
+          </w:rPr>
           <m:t>)</m:t>
         </m:r>
         <m:r>
           <m:rPr>
             <m:sty m:val="p"/>
           </m:rPr>
+          <w:rPr>
+            <w:sz w:val="20"/>
+            <w:szCs w:val="20"/>
+          </w:rPr>
           <m:t>≥</m:t>
         </m:r>
         <m:r>
+          <w:rPr>
+            <w:sz w:val="20"/>
+            <w:szCs w:val="20"/>
+          </w:rPr>
           <m:t>H</m:t>
         </m:r>
         <m:r>
           <m:rPr>
             <m:sty m:val="p"/>
           </m:rPr>
+          <w:rPr>
+            <w:sz w:val="20"/>
+            <w:szCs w:val="20"/>
+          </w:rPr>
           <m:t>(</m:t>
         </m:r>
         <m:r>
+          <w:rPr>
+            <w:sz w:val="20"/>
+            <w:szCs w:val="20"/>
+          </w:rPr>
           <m:t>t</m:t>
         </m:r>
         <m:r>
           <m:rPr>
             <m:sty m:val="p"/>
           </m:rPr>
+          <w:rPr>
+            <w:sz w:val="20"/>
+            <w:szCs w:val="20"/>
+          </w:rPr>
           <m:t>)</m:t>
         </m:r>
       </m:oMath>
@@ -8723,9 +9171,9 @@
           <w:tcPr>
             <w:tcW w:type="dxa" w:w="9096"/>
             <w:tcMar>
-              <w:top w:w="0" w:type="dxa"/>
+              <w:top w:w="40" w:type="dxa"/>
               <w:left w:w="0" w:type="dxa"/>
-              <w:bottom w:w="0" w:type="dxa"/>
+              <w:bottom w:w="40" w:type="dxa"/>
               <w:right w:w="0" w:type="dxa"/>
             </w:tcMar>
             <w:vAlign w:val="center"/>
@@ -8984,9 +9432,9 @@
           <w:tcPr>
             <w:tcW w:type="dxa" w:w="650"/>
             <w:tcMar>
-              <w:top w:w="0" w:type="dxa"/>
+              <w:top w:w="40" w:type="dxa"/>
               <w:left w:w="0" w:type="dxa"/>
-              <w:bottom w:w="0" w:type="dxa"/>
+              <w:bottom w:w="40" w:type="dxa"/>
               <w:right w:w="0" w:type="dxa"/>
             </w:tcMar>
             <w:vAlign w:val="center"/>
@@ -9034,9 +9482,9 @@
           <w:tcPr>
             <w:tcW w:type="dxa" w:w="9096"/>
             <w:tcMar>
-              <w:top w:w="0" w:type="dxa"/>
+              <w:top w:w="40" w:type="dxa"/>
               <w:left w:w="0" w:type="dxa"/>
-              <w:bottom w:w="0" w:type="dxa"/>
+              <w:bottom w:w="40" w:type="dxa"/>
               <w:right w:w="0" w:type="dxa"/>
             </w:tcMar>
             <w:vAlign w:val="center"/>
@@ -9226,9 +9674,9 @@
           <w:tcPr>
             <w:tcW w:type="dxa" w:w="650"/>
             <w:tcMar>
-              <w:top w:w="0" w:type="dxa"/>
+              <w:top w:w="40" w:type="dxa"/>
               <w:left w:w="0" w:type="dxa"/>
-              <w:bottom w:w="0" w:type="dxa"/>
+              <w:bottom w:w="40" w:type="dxa"/>
               <w:right w:w="0" w:type="dxa"/>
             </w:tcMar>
             <w:vAlign w:val="center"/>
@@ -9276,9 +9724,9 @@
           <w:tcPr>
             <w:tcW w:type="dxa" w:w="9096"/>
             <w:tcMar>
-              <w:top w:w="0" w:type="dxa"/>
+              <w:top w:w="40" w:type="dxa"/>
               <w:left w:w="0" w:type="dxa"/>
-              <w:bottom w:w="0" w:type="dxa"/>
+              <w:bottom w:w="40" w:type="dxa"/>
               <w:right w:w="0" w:type="dxa"/>
             </w:tcMar>
             <w:vAlign w:val="center"/>
@@ -9522,9 +9970,9 @@
           <w:tcPr>
             <w:tcW w:type="dxa" w:w="650"/>
             <w:tcMar>
-              <w:top w:w="0" w:type="dxa"/>
+              <w:top w:w="40" w:type="dxa"/>
               <w:left w:w="0" w:type="dxa"/>
-              <w:bottom w:w="0" w:type="dxa"/>
+              <w:bottom w:w="40" w:type="dxa"/>
               <w:right w:w="0" w:type="dxa"/>
             </w:tcMar>
             <w:vAlign w:val="center"/>
@@ -9572,9 +10020,9 @@
           <w:tcPr>
             <w:tcW w:type="dxa" w:w="9096"/>
             <w:tcMar>
-              <w:top w:w="0" w:type="dxa"/>
+              <w:top w:w="40" w:type="dxa"/>
               <w:left w:w="0" w:type="dxa"/>
-              <w:bottom w:w="0" w:type="dxa"/>
+              <w:bottom w:w="40" w:type="dxa"/>
               <w:right w:w="0" w:type="dxa"/>
             </w:tcMar>
             <w:vAlign w:val="center"/>
@@ -9887,9 +10335,9 @@
           <w:tcPr>
             <w:tcW w:type="dxa" w:w="650"/>
             <w:tcMar>
-              <w:top w:w="0" w:type="dxa"/>
+              <w:top w:w="40" w:type="dxa"/>
               <w:left w:w="0" w:type="dxa"/>
-              <w:bottom w:w="0" w:type="dxa"/>
+              <w:bottom w:w="40" w:type="dxa"/>
               <w:right w:w="0" w:type="dxa"/>
             </w:tcMar>
             <w:vAlign w:val="center"/>
@@ -9934,6 +10382,10 @@
         </w:numPr>
         <w:spacing w:after="60" w:line="276" w:lineRule="auto"/>
         <w:jc w:val="both"/>
+        <w:rPr>
+          <w:sz w:val="20"/>
+          <w:szCs w:val="20"/>
+        </w:rPr>
       </w:pPr>
       <w:r>
         <w:rPr>
@@ -9953,6 +10405,10 @@
       </w:r>
       <m:oMath>
         <m:r>
+          <w:rPr>
+            <w:sz w:val="20"/>
+            <w:szCs w:val="20"/>
+          </w:rPr>
           <m:t>j</m:t>
         </m:r>
       </m:oMath>
@@ -10001,6 +10457,10 @@
         </w:numPr>
         <w:spacing w:after="60" w:line="276" w:lineRule="auto"/>
         <w:jc w:val="both"/>
+        <w:rPr>
+          <w:sz w:val="20"/>
+          <w:szCs w:val="20"/>
+        </w:rPr>
       </w:pPr>
       <w:r>
         <w:rPr>
@@ -10022,11 +10482,19 @@
         <m:sSub>
           <m:e>
             <m:r>
+              <w:rPr>
+                <w:sz w:val="20"/>
+                <w:szCs w:val="20"/>
+              </w:rPr>
               <m:t>A</m:t>
             </m:r>
           </m:e>
           <m:sub>
             <m:r>
+              <w:rPr>
+                <w:sz w:val="20"/>
+                <w:szCs w:val="20"/>
+              </w:rPr>
               <m:t>2</m:t>
             </m:r>
           </m:sub>
@@ -10035,15 +10503,27 @@
           <m:rPr>
             <m:sty m:val="p"/>
           </m:rPr>
+          <w:rPr>
+            <w:sz w:val="20"/>
+            <w:szCs w:val="20"/>
+          </w:rPr>
           <m:t>(</m:t>
         </m:r>
         <m:r>
+          <w:rPr>
+            <w:sz w:val="20"/>
+            <w:szCs w:val="20"/>
+          </w:rPr>
           <m:t>t</m:t>
         </m:r>
         <m:r>
           <m:rPr>
             <m:sty m:val="p"/>
           </m:rPr>
+          <w:rPr>
+            <w:sz w:val="20"/>
+            <w:szCs w:val="20"/>
+          </w:rPr>
           <m:t>)</m:t>
         </m:r>
       </m:oMath>
@@ -10164,9 +10644,9 @@
           <w:tcPr>
             <w:tcW w:type="dxa" w:w="9096"/>
             <w:tcMar>
-              <w:top w:w="0" w:type="dxa"/>
+              <w:top w:w="40" w:type="dxa"/>
               <w:left w:w="0" w:type="dxa"/>
-              <w:bottom w:w="0" w:type="dxa"/>
+              <w:bottom w:w="40" w:type="dxa"/>
               <w:right w:w="0" w:type="dxa"/>
             </w:tcMar>
             <w:vAlign w:val="center"/>
@@ -10402,9 +10882,9 @@
           <w:tcPr>
             <w:tcW w:type="dxa" w:w="650"/>
             <w:tcMar>
-              <w:top w:w="0" w:type="dxa"/>
+              <w:top w:w="40" w:type="dxa"/>
               <w:left w:w="0" w:type="dxa"/>
-              <w:bottom w:w="0" w:type="dxa"/>
+              <w:bottom w:w="40" w:type="dxa"/>
               <w:right w:w="0" w:type="dxa"/>
             </w:tcMar>
             <w:vAlign w:val="center"/>
@@ -10430,6 +10910,10 @@
         <w:pStyle w:val="FirstParagraph"/>
         <w:spacing w:after="60" w:line="276" w:lineRule="auto"/>
         <w:jc w:val="both"/>
+        <w:rPr>
+          <w:sz w:val="20"/>
+          <w:szCs w:val="20"/>
+        </w:rPr>
       </w:pPr>
       <w:r>
         <w:rPr>
@@ -10449,16 +10933,28 @@
       </w:r>
       <m:oMath>
         <m:r>
+          <w:rPr>
+            <w:sz w:val="20"/>
+            <w:szCs w:val="20"/>
+          </w:rPr>
           <m:t>u</m:t>
         </m:r>
         <m:sSub>
           <m:e>
             <m:r>
+              <w:rPr>
+                <w:sz w:val="20"/>
+                <w:szCs w:val="20"/>
+              </w:rPr>
               <m:t>b</m:t>
             </m:r>
           </m:e>
           <m:sub>
             <m:r>
+              <w:rPr>
+                <w:sz w:val="20"/>
+                <w:szCs w:val="20"/>
+              </w:rPr>
               <m:t>j</m:t>
             </m:r>
           </m:sub>
@@ -10498,16 +10994,28 @@
       </w:r>
       <m:oMath>
         <m:r>
+          <w:rPr>
+            <w:sz w:val="20"/>
+            <w:szCs w:val="20"/>
+          </w:rPr>
           <m:t>l</m:t>
         </m:r>
         <m:sSub>
           <m:e>
             <m:r>
+              <w:rPr>
+                <w:sz w:val="20"/>
+                <w:szCs w:val="20"/>
+              </w:rPr>
               <m:t>b</m:t>
             </m:r>
           </m:e>
           <m:sub>
             <m:r>
+              <w:rPr>
+                <w:sz w:val="20"/>
+                <w:szCs w:val="20"/>
+              </w:rPr>
               <m:t>j</m:t>
             </m:r>
           </m:sub>
@@ -10667,8 +11175,8 @@
         </w:tblBorders>
       </w:tblPr>
       <w:tblGrid>
-        <w:gridCol w:w="567"/>
-        <w:gridCol w:w="7937"/>
+        <w:gridCol w:w="430"/>
+        <w:gridCol w:w="8074"/>
       </w:tblGrid>
       <w:tr>
         <w:trPr>
@@ -10676,11 +11184,11 @@
         </w:trPr>
         <w:tc>
           <w:tcPr>
-            <w:tcW w:type="dxa" w:w="567"/>
+            <w:tcW w:type="dxa" w:w="430"/>
             <w:vAlign w:val="center"/>
             <w:tcMar>
               <w:top w:w="10" w:type="dxa"/>
-              <w:start w:w="40" w:type="dxa"/>
+              <w:start w:w="0" w:type="dxa"/>
               <w:bottom w:w="10" w:type="dxa"/>
               <w:end w:w="40" w:type="dxa"/>
             </w:tcMar>
@@ -10689,7 +11197,7 @@
             <w:pPr>
               <w:pStyle w:val="Compact"/>
               <w:spacing w:after="0" w:line="240" w:lineRule="auto"/>
-              <w:jc w:val="right"/>
+              <w:jc w:val="left"/>
             </w:pPr>
             <w:r>
               <w:rPr>
@@ -10703,7 +11211,7 @@
         </w:tc>
         <w:tc>
           <w:tcPr>
-            <w:tcW w:type="dxa" w:w="7937"/>
+            <w:tcW w:type="dxa" w:w="8074"/>
             <w:vAlign w:val="center"/>
             <w:tcMar>
               <w:top w:w="10" w:type="dxa"/>
@@ -10735,11 +11243,11 @@
         </w:trPr>
         <w:tc>
           <w:tcPr>
-            <w:tcW w:type="dxa" w:w="567"/>
+            <w:tcW w:type="dxa" w:w="430"/>
             <w:vAlign w:val="center"/>
             <w:tcMar>
               <w:top w:w="10" w:type="dxa"/>
-              <w:start w:w="40" w:type="dxa"/>
+              <w:start w:w="0" w:type="dxa"/>
               <w:bottom w:w="10" w:type="dxa"/>
               <w:end w:w="40" w:type="dxa"/>
             </w:tcMar>
@@ -10748,7 +11256,7 @@
             <w:pPr>
               <w:pStyle w:val="Compact"/>
               <w:spacing w:after="0" w:line="240" w:lineRule="auto"/>
-              <w:jc w:val="right"/>
+              <w:jc w:val="left"/>
             </w:pPr>
             <w:r>
               <w:rPr>
@@ -10762,7 +11270,7 @@
         </w:tc>
         <w:tc>
           <w:tcPr>
-            <w:tcW w:type="dxa" w:w="7937"/>
+            <w:tcW w:type="dxa" w:w="8074"/>
             <w:vAlign w:val="center"/>
             <w:tcMar>
               <w:top w:w="10" w:type="dxa"/>
@@ -10794,11 +11302,11 @@
         </w:trPr>
         <w:tc>
           <w:tcPr>
-            <w:tcW w:type="dxa" w:w="567"/>
+            <w:tcW w:type="dxa" w:w="430"/>
             <w:vAlign w:val="center"/>
             <w:tcMar>
               <w:top w:w="10" w:type="dxa"/>
-              <w:start w:w="40" w:type="dxa"/>
+              <w:start w:w="0" w:type="dxa"/>
               <w:bottom w:w="10" w:type="dxa"/>
               <w:end w:w="40" w:type="dxa"/>
             </w:tcMar>
@@ -10807,7 +11315,7 @@
             <w:pPr>
               <w:pStyle w:val="Compact"/>
               <w:spacing w:after="0" w:line="240" w:lineRule="auto"/>
-              <w:jc w:val="right"/>
+              <w:jc w:val="left"/>
             </w:pPr>
             <w:r>
               <w:rPr>
@@ -10821,7 +11329,7 @@
         </w:tc>
         <w:tc>
           <w:tcPr>
-            <w:tcW w:type="dxa" w:w="7937"/>
+            <w:tcW w:type="dxa" w:w="8074"/>
             <w:vAlign w:val="center"/>
             <w:tcMar>
               <w:top w:w="10" w:type="dxa"/>
@@ -10889,11 +11397,11 @@
         </w:trPr>
         <w:tc>
           <w:tcPr>
-            <w:tcW w:type="dxa" w:w="567"/>
+            <w:tcW w:type="dxa" w:w="430"/>
             <w:vAlign w:val="center"/>
             <w:tcMar>
               <w:top w:w="10" w:type="dxa"/>
-              <w:start w:w="40" w:type="dxa"/>
+              <w:start w:w="0" w:type="dxa"/>
               <w:bottom w:w="10" w:type="dxa"/>
               <w:end w:w="40" w:type="dxa"/>
             </w:tcMar>
@@ -10902,7 +11410,7 @@
             <w:pPr>
               <w:pStyle w:val="Compact"/>
               <w:spacing w:after="0" w:line="240" w:lineRule="auto"/>
-              <w:jc w:val="right"/>
+              <w:jc w:val="left"/>
             </w:pPr>
             <w:r>
               <w:rPr>
@@ -10916,7 +11424,7 @@
         </w:tc>
         <w:tc>
           <w:tcPr>
-            <w:tcW w:type="dxa" w:w="7937"/>
+            <w:tcW w:type="dxa" w:w="8074"/>
             <w:vAlign w:val="center"/>
             <w:tcMar>
               <w:top w:w="10" w:type="dxa"/>
@@ -10992,11 +11500,11 @@
         </w:trPr>
         <w:tc>
           <w:tcPr>
-            <w:tcW w:type="dxa" w:w="567"/>
+            <w:tcW w:type="dxa" w:w="430"/>
             <w:vAlign w:val="center"/>
             <w:tcMar>
               <w:top w:w="10" w:type="dxa"/>
-              <w:start w:w="40" w:type="dxa"/>
+              <w:start w:w="0" w:type="dxa"/>
               <w:bottom w:w="10" w:type="dxa"/>
               <w:end w:w="40" w:type="dxa"/>
             </w:tcMar>
@@ -11005,7 +11513,7 @@
             <w:pPr>
               <w:pStyle w:val="Compact"/>
               <w:spacing w:after="0" w:line="240" w:lineRule="auto"/>
-              <w:jc w:val="right"/>
+              <w:jc w:val="left"/>
             </w:pPr>
             <w:r>
               <w:rPr>
@@ -11019,7 +11527,7 @@
         </w:tc>
         <w:tc>
           <w:tcPr>
-            <w:tcW w:type="dxa" w:w="7937"/>
+            <w:tcW w:type="dxa" w:w="8074"/>
             <w:vAlign w:val="center"/>
             <w:tcMar>
               <w:top w:w="10" w:type="dxa"/>
@@ -11051,11 +11559,11 @@
         </w:trPr>
         <w:tc>
           <w:tcPr>
-            <w:tcW w:type="dxa" w:w="567"/>
+            <w:tcW w:type="dxa" w:w="430"/>
             <w:vAlign w:val="center"/>
             <w:tcMar>
               <w:top w:w="10" w:type="dxa"/>
-              <w:start w:w="40" w:type="dxa"/>
+              <w:start w:w="0" w:type="dxa"/>
               <w:bottom w:w="10" w:type="dxa"/>
               <w:end w:w="40" w:type="dxa"/>
             </w:tcMar>
@@ -11064,7 +11572,7 @@
             <w:pPr>
               <w:pStyle w:val="Compact"/>
               <w:spacing w:after="0" w:line="240" w:lineRule="auto"/>
-              <w:jc w:val="right"/>
+              <w:jc w:val="left"/>
             </w:pPr>
             <w:r>
               <w:rPr>
@@ -11078,7 +11586,7 @@
         </w:tc>
         <w:tc>
           <w:tcPr>
-            <w:tcW w:type="dxa" w:w="7937"/>
+            <w:tcW w:type="dxa" w:w="8074"/>
             <w:vAlign w:val="center"/>
             <w:tcMar>
               <w:top w:w="10" w:type="dxa"/>
@@ -11110,11 +11618,11 @@
         </w:trPr>
         <w:tc>
           <w:tcPr>
-            <w:tcW w:type="dxa" w:w="567"/>
+            <w:tcW w:type="dxa" w:w="430"/>
             <w:vAlign w:val="center"/>
             <w:tcMar>
               <w:top w:w="10" w:type="dxa"/>
-              <w:start w:w="40" w:type="dxa"/>
+              <w:start w:w="0" w:type="dxa"/>
               <w:bottom w:w="10" w:type="dxa"/>
               <w:end w:w="40" w:type="dxa"/>
             </w:tcMar>
@@ -11123,7 +11631,7 @@
             <w:pPr>
               <w:pStyle w:val="Compact"/>
               <w:spacing w:after="0" w:line="240" w:lineRule="auto"/>
-              <w:jc w:val="right"/>
+              <w:jc w:val="left"/>
             </w:pPr>
             <w:r>
               <w:rPr>
@@ -11137,7 +11645,7 @@
         </w:tc>
         <w:tc>
           <w:tcPr>
-            <w:tcW w:type="dxa" w:w="7937"/>
+            <w:tcW w:type="dxa" w:w="8074"/>
             <w:vAlign w:val="center"/>
             <w:tcMar>
               <w:top w:w="10" w:type="dxa"/>
@@ -11213,11 +11721,11 @@
         </w:trPr>
         <w:tc>
           <w:tcPr>
-            <w:tcW w:type="dxa" w:w="567"/>
+            <w:tcW w:type="dxa" w:w="430"/>
             <w:vAlign w:val="center"/>
             <w:tcMar>
               <w:top w:w="10" w:type="dxa"/>
-              <w:start w:w="40" w:type="dxa"/>
+              <w:start w:w="0" w:type="dxa"/>
               <w:bottom w:w="10" w:type="dxa"/>
               <w:end w:w="40" w:type="dxa"/>
             </w:tcMar>
@@ -11226,7 +11734,7 @@
             <w:pPr>
               <w:pStyle w:val="Compact"/>
               <w:spacing w:after="0" w:line="240" w:lineRule="auto"/>
-              <w:jc w:val="right"/>
+              <w:jc w:val="left"/>
             </w:pPr>
             <w:r>
               <w:rPr>
@@ -11240,7 +11748,7 @@
         </w:tc>
         <w:tc>
           <w:tcPr>
-            <w:tcW w:type="dxa" w:w="7937"/>
+            <w:tcW w:type="dxa" w:w="8074"/>
             <w:vAlign w:val="center"/>
             <w:tcMar>
               <w:top w:w="10" w:type="dxa"/>
@@ -11347,11 +11855,11 @@
         </w:trPr>
         <w:tc>
           <w:tcPr>
-            <w:tcW w:type="dxa" w:w="567"/>
+            <w:tcW w:type="dxa" w:w="430"/>
             <w:vAlign w:val="center"/>
             <w:tcMar>
               <w:top w:w="10" w:type="dxa"/>
-              <w:start w:w="40" w:type="dxa"/>
+              <w:start w:w="0" w:type="dxa"/>
               <w:bottom w:w="10" w:type="dxa"/>
               <w:end w:w="40" w:type="dxa"/>
             </w:tcMar>
@@ -11360,7 +11868,7 @@
             <w:pPr>
               <w:pStyle w:val="Compact"/>
               <w:spacing w:after="0" w:line="240" w:lineRule="auto"/>
-              <w:jc w:val="right"/>
+              <w:jc w:val="left"/>
             </w:pPr>
             <w:r>
               <w:rPr>
@@ -11374,7 +11882,7 @@
         </w:tc>
         <w:tc>
           <w:tcPr>
-            <w:tcW w:type="dxa" w:w="7937"/>
+            <w:tcW w:type="dxa" w:w="8074"/>
             <w:vAlign w:val="center"/>
             <w:tcMar>
               <w:top w:w="10" w:type="dxa"/>
@@ -11416,11 +11924,11 @@
         </w:trPr>
         <w:tc>
           <w:tcPr>
-            <w:tcW w:type="dxa" w:w="567"/>
+            <w:tcW w:type="dxa" w:w="430"/>
             <w:vAlign w:val="center"/>
             <w:tcMar>
               <w:top w:w="10" w:type="dxa"/>
-              <w:start w:w="40" w:type="dxa"/>
+              <w:start w:w="0" w:type="dxa"/>
               <w:bottom w:w="10" w:type="dxa"/>
               <w:end w:w="40" w:type="dxa"/>
             </w:tcMar>
@@ -11429,7 +11937,7 @@
             <w:pPr>
               <w:pStyle w:val="Compact"/>
               <w:spacing w:after="0" w:line="240" w:lineRule="auto"/>
-              <w:jc w:val="right"/>
+              <w:jc w:val="left"/>
             </w:pPr>
             <w:r>
               <w:rPr>
@@ -11443,7 +11951,7 @@
         </w:tc>
         <w:tc>
           <w:tcPr>
-            <w:tcW w:type="dxa" w:w="7937"/>
+            <w:tcW w:type="dxa" w:w="8074"/>
             <w:vAlign w:val="center"/>
             <w:tcMar>
               <w:top w:w="10" w:type="dxa"/>
@@ -11485,11 +11993,11 @@
         </w:trPr>
         <w:tc>
           <w:tcPr>
-            <w:tcW w:type="dxa" w:w="567"/>
+            <w:tcW w:type="dxa" w:w="430"/>
             <w:vAlign w:val="center"/>
             <w:tcMar>
               <w:top w:w="10" w:type="dxa"/>
-              <w:start w:w="40" w:type="dxa"/>
+              <w:start w:w="0" w:type="dxa"/>
               <w:bottom w:w="10" w:type="dxa"/>
               <w:end w:w="40" w:type="dxa"/>
             </w:tcMar>
@@ -11498,7 +12006,7 @@
             <w:pPr>
               <w:pStyle w:val="Compact"/>
               <w:spacing w:after="0" w:line="240" w:lineRule="auto"/>
-              <w:jc w:val="right"/>
+              <w:jc w:val="left"/>
             </w:pPr>
             <w:r>
               <w:rPr>
@@ -11512,7 +12020,7 @@
         </w:tc>
         <w:tc>
           <w:tcPr>
-            <w:tcW w:type="dxa" w:w="7937"/>
+            <w:tcW w:type="dxa" w:w="8074"/>
             <w:vAlign w:val="center"/>
             <w:tcMar>
               <w:top w:w="10" w:type="dxa"/>
@@ -11544,11 +12052,11 @@
         </w:trPr>
         <w:tc>
           <w:tcPr>
-            <w:tcW w:type="dxa" w:w="567"/>
+            <w:tcW w:type="dxa" w:w="430"/>
             <w:vAlign w:val="center"/>
             <w:tcMar>
               <w:top w:w="10" w:type="dxa"/>
-              <w:start w:w="40" w:type="dxa"/>
+              <w:start w:w="0" w:type="dxa"/>
               <w:bottom w:w="10" w:type="dxa"/>
               <w:end w:w="40" w:type="dxa"/>
             </w:tcMar>
@@ -11557,7 +12065,7 @@
             <w:pPr>
               <w:pStyle w:val="Compact"/>
               <w:spacing w:after="0" w:line="240" w:lineRule="auto"/>
-              <w:jc w:val="right"/>
+              <w:jc w:val="left"/>
             </w:pPr>
             <w:r>
               <w:rPr>
@@ -11571,7 +12079,7 @@
         </w:tc>
         <w:tc>
           <w:tcPr>
-            <w:tcW w:type="dxa" w:w="7937"/>
+            <w:tcW w:type="dxa" w:w="8074"/>
             <w:vAlign w:val="center"/>
             <w:tcMar>
               <w:top w:w="10" w:type="dxa"/>
@@ -11603,11 +12111,11 @@
         </w:trPr>
         <w:tc>
           <w:tcPr>
-            <w:tcW w:type="dxa" w:w="567"/>
+            <w:tcW w:type="dxa" w:w="430"/>
             <w:vAlign w:val="center"/>
             <w:tcMar>
               <w:top w:w="10" w:type="dxa"/>
-              <w:start w:w="40" w:type="dxa"/>
+              <w:start w:w="0" w:type="dxa"/>
               <w:bottom w:w="10" w:type="dxa"/>
               <w:end w:w="40" w:type="dxa"/>
             </w:tcMar>
@@ -11616,7 +12124,7 @@
             <w:pPr>
               <w:pStyle w:val="Compact"/>
               <w:spacing w:after="0" w:line="240" w:lineRule="auto"/>
-              <w:jc w:val="right"/>
+              <w:jc w:val="left"/>
             </w:pPr>
             <w:r>
               <w:rPr>
@@ -11630,7 +12138,7 @@
         </w:tc>
         <w:tc>
           <w:tcPr>
-            <w:tcW w:type="dxa" w:w="7937"/>
+            <w:tcW w:type="dxa" w:w="8074"/>
             <w:vAlign w:val="center"/>
             <w:tcMar>
               <w:top w:w="10" w:type="dxa"/>
@@ -11662,11 +12170,11 @@
         </w:trPr>
         <w:tc>
           <w:tcPr>
-            <w:tcW w:type="dxa" w:w="567"/>
+            <w:tcW w:type="dxa" w:w="430"/>
             <w:vAlign w:val="center"/>
             <w:tcMar>
               <w:top w:w="10" w:type="dxa"/>
-              <w:start w:w="40" w:type="dxa"/>
+              <w:start w:w="0" w:type="dxa"/>
               <w:bottom w:w="10" w:type="dxa"/>
               <w:end w:w="40" w:type="dxa"/>
             </w:tcMar>
@@ -11675,7 +12183,7 @@
             <w:pPr>
               <w:pStyle w:val="Compact"/>
               <w:spacing w:after="0" w:line="240" w:lineRule="auto"/>
-              <w:jc w:val="right"/>
+              <w:jc w:val="left"/>
             </w:pPr>
             <w:r>
               <w:rPr>
@@ -11689,7 +12197,7 @@
         </w:tc>
         <w:tc>
           <w:tcPr>
-            <w:tcW w:type="dxa" w:w="7937"/>
+            <w:tcW w:type="dxa" w:w="8074"/>
             <w:vAlign w:val="center"/>
             <w:tcMar>
               <w:top w:w="10" w:type="dxa"/>
@@ -11765,11 +12273,11 @@
         </w:trPr>
         <w:tc>
           <w:tcPr>
-            <w:tcW w:type="dxa" w:w="567"/>
+            <w:tcW w:type="dxa" w:w="430"/>
             <w:vAlign w:val="center"/>
             <w:tcMar>
               <w:top w:w="10" w:type="dxa"/>
-              <w:start w:w="40" w:type="dxa"/>
+              <w:start w:w="0" w:type="dxa"/>
               <w:bottom w:w="10" w:type="dxa"/>
               <w:end w:w="40" w:type="dxa"/>
             </w:tcMar>
@@ -11778,7 +12286,7 @@
             <w:pPr>
               <w:pStyle w:val="Compact"/>
               <w:spacing w:after="0" w:line="240" w:lineRule="auto"/>
-              <w:jc w:val="right"/>
+              <w:jc w:val="left"/>
             </w:pPr>
             <w:r>
               <w:rPr>
@@ -11792,7 +12300,7 @@
         </w:tc>
         <w:tc>
           <w:tcPr>
-            <w:tcW w:type="dxa" w:w="7937"/>
+            <w:tcW w:type="dxa" w:w="8074"/>
             <w:vAlign w:val="center"/>
             <w:tcMar>
               <w:top w:w="10" w:type="dxa"/>
@@ -11868,11 +12376,11 @@
         </w:trPr>
         <w:tc>
           <w:tcPr>
-            <w:tcW w:type="dxa" w:w="567"/>
+            <w:tcW w:type="dxa" w:w="430"/>
             <w:vAlign w:val="center"/>
             <w:tcMar>
               <w:top w:w="10" w:type="dxa"/>
-              <w:start w:w="40" w:type="dxa"/>
+              <w:start w:w="0" w:type="dxa"/>
               <w:bottom w:w="10" w:type="dxa"/>
               <w:end w:w="40" w:type="dxa"/>
             </w:tcMar>
@@ -11881,7 +12389,7 @@
             <w:pPr>
               <w:pStyle w:val="Compact"/>
               <w:spacing w:after="0" w:line="240" w:lineRule="auto"/>
-              <w:jc w:val="right"/>
+              <w:jc w:val="left"/>
             </w:pPr>
             <w:r>
               <w:rPr>
@@ -11895,7 +12403,7 @@
         </w:tc>
         <w:tc>
           <w:tcPr>
-            <w:tcW w:type="dxa" w:w="7937"/>
+            <w:tcW w:type="dxa" w:w="8074"/>
             <w:vAlign w:val="center"/>
             <w:tcMar>
               <w:top w:w="10" w:type="dxa"/>
@@ -11927,11 +12435,11 @@
         </w:trPr>
         <w:tc>
           <w:tcPr>
-            <w:tcW w:type="dxa" w:w="567"/>
+            <w:tcW w:type="dxa" w:w="430"/>
             <w:vAlign w:val="center"/>
             <w:tcMar>
               <w:top w:w="10" w:type="dxa"/>
-              <w:start w:w="40" w:type="dxa"/>
+              <w:start w:w="0" w:type="dxa"/>
               <w:bottom w:w="10" w:type="dxa"/>
               <w:end w:w="40" w:type="dxa"/>
             </w:tcMar>
@@ -11940,7 +12448,7 @@
             <w:pPr>
               <w:pStyle w:val="Compact"/>
               <w:spacing w:after="0" w:line="240" w:lineRule="auto"/>
-              <w:jc w:val="right"/>
+              <w:jc w:val="left"/>
             </w:pPr>
             <w:r>
               <w:rPr>
@@ -11954,7 +12462,7 @@
         </w:tc>
         <w:tc>
           <w:tcPr>
-            <w:tcW w:type="dxa" w:w="7937"/>
+            <w:tcW w:type="dxa" w:w="8074"/>
             <w:vAlign w:val="center"/>
             <w:tcMar>
               <w:top w:w="10" w:type="dxa"/>
@@ -12030,11 +12538,11 @@
         </w:trPr>
         <w:tc>
           <w:tcPr>
-            <w:tcW w:type="dxa" w:w="567"/>
+            <w:tcW w:type="dxa" w:w="430"/>
             <w:vAlign w:val="center"/>
             <w:tcMar>
               <w:top w:w="10" w:type="dxa"/>
-              <w:start w:w="40" w:type="dxa"/>
+              <w:start w:w="0" w:type="dxa"/>
               <w:bottom w:w="10" w:type="dxa"/>
               <w:end w:w="40" w:type="dxa"/>
             </w:tcMar>
@@ -12043,7 +12551,7 @@
             <w:pPr>
               <w:pStyle w:val="Compact"/>
               <w:spacing w:after="0" w:line="240" w:lineRule="auto"/>
-              <w:jc w:val="right"/>
+              <w:jc w:val="left"/>
             </w:pPr>
             <w:r>
               <w:rPr>
@@ -12057,7 +12565,7 @@
         </w:tc>
         <w:tc>
           <w:tcPr>
-            <w:tcW w:type="dxa" w:w="7937"/>
+            <w:tcW w:type="dxa" w:w="8074"/>
             <w:vAlign w:val="center"/>
             <w:tcMar>
               <w:top w:w="10" w:type="dxa"/>
@@ -12089,11 +12597,11 @@
         </w:trPr>
         <w:tc>
           <w:tcPr>
-            <w:tcW w:type="dxa" w:w="567"/>
+            <w:tcW w:type="dxa" w:w="430"/>
             <w:vAlign w:val="center"/>
             <w:tcMar>
               <w:top w:w="10" w:type="dxa"/>
-              <w:start w:w="40" w:type="dxa"/>
+              <w:start w:w="0" w:type="dxa"/>
               <w:bottom w:w="10" w:type="dxa"/>
               <w:end w:w="40" w:type="dxa"/>
             </w:tcMar>
@@ -12102,7 +12610,7 @@
             <w:pPr>
               <w:pStyle w:val="Compact"/>
               <w:spacing w:after="0" w:line="240" w:lineRule="auto"/>
-              <w:jc w:val="right"/>
+              <w:jc w:val="left"/>
             </w:pPr>
             <w:r>
               <w:rPr>
@@ -12116,7 +12624,7 @@
         </w:tc>
         <w:tc>
           <w:tcPr>
-            <w:tcW w:type="dxa" w:w="7937"/>
+            <w:tcW w:type="dxa" w:w="8074"/>
             <w:vAlign w:val="center"/>
             <w:tcMar>
               <w:top w:w="10" w:type="dxa"/>
@@ -12192,11 +12700,11 @@
         </w:trPr>
         <w:tc>
           <w:tcPr>
-            <w:tcW w:type="dxa" w:w="567"/>
+            <w:tcW w:type="dxa" w:w="430"/>
             <w:vAlign w:val="center"/>
             <w:tcMar>
               <w:top w:w="10" w:type="dxa"/>
-              <w:start w:w="40" w:type="dxa"/>
+              <w:start w:w="0" w:type="dxa"/>
               <w:bottom w:w="10" w:type="dxa"/>
               <w:end w:w="40" w:type="dxa"/>
             </w:tcMar>
@@ -12205,7 +12713,7 @@
             <w:pPr>
               <w:pStyle w:val="Compact"/>
               <w:spacing w:after="0" w:line="240" w:lineRule="auto"/>
-              <w:jc w:val="right"/>
+              <w:jc w:val="left"/>
             </w:pPr>
             <w:r>
               <w:rPr>
@@ -12219,7 +12727,7 @@
         </w:tc>
         <w:tc>
           <w:tcPr>
-            <w:tcW w:type="dxa" w:w="7937"/>
+            <w:tcW w:type="dxa" w:w="8074"/>
             <w:vAlign w:val="center"/>
             <w:tcMar>
               <w:top w:w="10" w:type="dxa"/>
@@ -12251,11 +12759,11 @@
         </w:trPr>
         <w:tc>
           <w:tcPr>
-            <w:tcW w:type="dxa" w:w="567"/>
+            <w:tcW w:type="dxa" w:w="430"/>
             <w:vAlign w:val="center"/>
             <w:tcMar>
               <w:top w:w="10" w:type="dxa"/>
-              <w:start w:w="40" w:type="dxa"/>
+              <w:start w:w="0" w:type="dxa"/>
               <w:bottom w:w="10" w:type="dxa"/>
               <w:end w:w="40" w:type="dxa"/>
             </w:tcMar>
@@ -12264,7 +12772,7 @@
             <w:pPr>
               <w:pStyle w:val="Compact"/>
               <w:spacing w:after="0" w:line="240" w:lineRule="auto"/>
-              <w:jc w:val="right"/>
+              <w:jc w:val="left"/>
             </w:pPr>
             <w:r>
               <w:rPr>
@@ -12278,7 +12786,7 @@
         </w:tc>
         <w:tc>
           <w:tcPr>
-            <w:tcW w:type="dxa" w:w="7937"/>
+            <w:tcW w:type="dxa" w:w="8074"/>
             <w:vAlign w:val="center"/>
             <w:tcMar>
               <w:top w:w="10" w:type="dxa"/>
@@ -12320,11 +12828,11 @@
         </w:trPr>
         <w:tc>
           <w:tcPr>
-            <w:tcW w:type="dxa" w:w="567"/>
+            <w:tcW w:type="dxa" w:w="430"/>
             <w:vAlign w:val="center"/>
             <w:tcMar>
               <w:top w:w="10" w:type="dxa"/>
-              <w:start w:w="40" w:type="dxa"/>
+              <w:start w:w="0" w:type="dxa"/>
               <w:bottom w:w="10" w:type="dxa"/>
               <w:end w:w="40" w:type="dxa"/>
             </w:tcMar>
@@ -12333,7 +12841,7 @@
             <w:pPr>
               <w:pStyle w:val="Compact"/>
               <w:spacing w:after="0" w:line="240" w:lineRule="auto"/>
-              <w:jc w:val="right"/>
+              <w:jc w:val="left"/>
             </w:pPr>
             <w:r>
               <w:rPr>
@@ -12347,7 +12855,7 @@
         </w:tc>
         <w:tc>
           <w:tcPr>
-            <w:tcW w:type="dxa" w:w="7937"/>
+            <w:tcW w:type="dxa" w:w="8074"/>
             <w:vAlign w:val="center"/>
             <w:tcMar>
               <w:top w:w="10" w:type="dxa"/>
@@ -12379,11 +12887,11 @@
         </w:trPr>
         <w:tc>
           <w:tcPr>
-            <w:tcW w:type="dxa" w:w="567"/>
+            <w:tcW w:type="dxa" w:w="430"/>
             <w:vAlign w:val="center"/>
             <w:tcMar>
               <w:top w:w="10" w:type="dxa"/>
-              <w:start w:w="40" w:type="dxa"/>
+              <w:start w:w="0" w:type="dxa"/>
               <w:bottom w:w="10" w:type="dxa"/>
               <w:end w:w="40" w:type="dxa"/>
             </w:tcMar>
@@ -12392,7 +12900,7 @@
             <w:pPr>
               <w:pStyle w:val="Compact"/>
               <w:spacing w:after="0" w:line="240" w:lineRule="auto"/>
-              <w:jc w:val="right"/>
+              <w:jc w:val="left"/>
             </w:pPr>
             <w:r>
               <w:rPr>
@@ -12406,7 +12914,7 @@
         </w:tc>
         <w:tc>
           <w:tcPr>
-            <w:tcW w:type="dxa" w:w="7937"/>
+            <w:tcW w:type="dxa" w:w="8074"/>
             <w:vAlign w:val="center"/>
             <w:tcMar>
               <w:top w:w="10" w:type="dxa"/>
@@ -12448,11 +12956,11 @@
         </w:trPr>
         <w:tc>
           <w:tcPr>
-            <w:tcW w:type="dxa" w:w="567"/>
+            <w:tcW w:type="dxa" w:w="430"/>
             <w:vAlign w:val="center"/>
             <w:tcMar>
               <w:top w:w="10" w:type="dxa"/>
-              <w:start w:w="40" w:type="dxa"/>
+              <w:start w:w="0" w:type="dxa"/>
               <w:bottom w:w="10" w:type="dxa"/>
               <w:end w:w="40" w:type="dxa"/>
             </w:tcMar>
@@ -12461,7 +12969,7 @@
             <w:pPr>
               <w:pStyle w:val="Compact"/>
               <w:spacing w:after="0" w:line="240" w:lineRule="auto"/>
-              <w:jc w:val="right"/>
+              <w:jc w:val="left"/>
             </w:pPr>
             <w:r>
               <w:rPr>
@@ -12475,7 +12983,7 @@
         </w:tc>
         <w:tc>
           <w:tcPr>
-            <w:tcW w:type="dxa" w:w="7937"/>
+            <w:tcW w:type="dxa" w:w="8074"/>
             <w:vAlign w:val="center"/>
             <w:tcMar>
               <w:top w:w="10" w:type="dxa"/>
@@ -12517,11 +13025,11 @@
         </w:trPr>
         <w:tc>
           <w:tcPr>
-            <w:tcW w:type="dxa" w:w="567"/>
+            <w:tcW w:type="dxa" w:w="430"/>
             <w:vAlign w:val="center"/>
             <w:tcMar>
               <w:top w:w="10" w:type="dxa"/>
-              <w:start w:w="40" w:type="dxa"/>
+              <w:start w:w="0" w:type="dxa"/>
               <w:bottom w:w="10" w:type="dxa"/>
               <w:end w:w="40" w:type="dxa"/>
             </w:tcMar>
@@ -12530,7 +13038,7 @@
             <w:pPr>
               <w:pStyle w:val="Compact"/>
               <w:spacing w:after="0" w:line="240" w:lineRule="auto"/>
-              <w:jc w:val="right"/>
+              <w:jc w:val="left"/>
             </w:pPr>
             <w:r>
               <w:rPr>
@@ -12544,7 +13052,7 @@
         </w:tc>
         <w:tc>
           <w:tcPr>
-            <w:tcW w:type="dxa" w:w="7937"/>
+            <w:tcW w:type="dxa" w:w="8074"/>
             <w:vAlign w:val="center"/>
             <w:tcMar>
               <w:top w:w="10" w:type="dxa"/>
@@ -12576,11 +13084,11 @@
         </w:trPr>
         <w:tc>
           <w:tcPr>
-            <w:tcW w:type="dxa" w:w="567"/>
+            <w:tcW w:type="dxa" w:w="430"/>
             <w:vAlign w:val="center"/>
             <w:tcMar>
               <w:top w:w="10" w:type="dxa"/>
-              <w:start w:w="40" w:type="dxa"/>
+              <w:start w:w="0" w:type="dxa"/>
               <w:bottom w:w="10" w:type="dxa"/>
               <w:end w:w="40" w:type="dxa"/>
             </w:tcMar>
@@ -12589,7 +13097,7 @@
             <w:pPr>
               <w:pStyle w:val="Compact"/>
               <w:spacing w:after="0" w:line="240" w:lineRule="auto"/>
-              <w:jc w:val="right"/>
+              <w:jc w:val="left"/>
             </w:pPr>
             <w:r>
               <w:rPr>
@@ -12603,7 +13111,7 @@
         </w:tc>
         <w:tc>
           <w:tcPr>
-            <w:tcW w:type="dxa" w:w="7937"/>
+            <w:tcW w:type="dxa" w:w="8074"/>
             <w:vAlign w:val="center"/>
             <w:tcMar>
               <w:top w:w="10" w:type="dxa"/>
@@ -12645,11 +13153,11 @@
         </w:trPr>
         <w:tc>
           <w:tcPr>
-            <w:tcW w:type="dxa" w:w="567"/>
+            <w:tcW w:type="dxa" w:w="430"/>
             <w:vAlign w:val="center"/>
             <w:tcMar>
               <w:top w:w="10" w:type="dxa"/>
-              <w:start w:w="40" w:type="dxa"/>
+              <w:start w:w="0" w:type="dxa"/>
               <w:bottom w:w="10" w:type="dxa"/>
               <w:end w:w="40" w:type="dxa"/>
             </w:tcMar>
@@ -12658,7 +13166,7 @@
             <w:pPr>
               <w:pStyle w:val="Compact"/>
               <w:spacing w:after="0" w:line="240" w:lineRule="auto"/>
-              <w:jc w:val="right"/>
+              <w:jc w:val="left"/>
             </w:pPr>
             <w:r>
               <w:rPr>
@@ -12672,7 +13180,7 @@
         </w:tc>
         <w:tc>
           <w:tcPr>
-            <w:tcW w:type="dxa" w:w="7937"/>
+            <w:tcW w:type="dxa" w:w="8074"/>
             <w:vAlign w:val="center"/>
             <w:tcMar>
               <w:top w:w="10" w:type="dxa"/>
@@ -12714,11 +13222,11 @@
         </w:trPr>
         <w:tc>
           <w:tcPr>
-            <w:tcW w:type="dxa" w:w="567"/>
+            <w:tcW w:type="dxa" w:w="430"/>
             <w:vAlign w:val="center"/>
             <w:tcMar>
               <w:top w:w="10" w:type="dxa"/>
-              <w:start w:w="40" w:type="dxa"/>
+              <w:start w:w="0" w:type="dxa"/>
               <w:bottom w:w="10" w:type="dxa"/>
               <w:end w:w="40" w:type="dxa"/>
             </w:tcMar>
@@ -12727,7 +13235,7 @@
             <w:pPr>
               <w:pStyle w:val="Compact"/>
               <w:spacing w:after="0" w:line="240" w:lineRule="auto"/>
-              <w:jc w:val="right"/>
+              <w:jc w:val="left"/>
             </w:pPr>
             <w:r>
               <w:rPr>
@@ -12741,7 +13249,7 @@
         </w:tc>
         <w:tc>
           <w:tcPr>
-            <w:tcW w:type="dxa" w:w="7937"/>
+            <w:tcW w:type="dxa" w:w="8074"/>
             <w:vAlign w:val="center"/>
             <w:tcMar>
               <w:top w:w="10" w:type="dxa"/>
@@ -12783,11 +13291,11 @@
         </w:trPr>
         <w:tc>
           <w:tcPr>
-            <w:tcW w:type="dxa" w:w="567"/>
+            <w:tcW w:type="dxa" w:w="430"/>
             <w:vAlign w:val="center"/>
             <w:tcMar>
               <w:top w:w="10" w:type="dxa"/>
-              <w:start w:w="40" w:type="dxa"/>
+              <w:start w:w="0" w:type="dxa"/>
               <w:bottom w:w="10" w:type="dxa"/>
               <w:end w:w="40" w:type="dxa"/>
             </w:tcMar>
@@ -12796,7 +13304,7 @@
             <w:pPr>
               <w:pStyle w:val="Compact"/>
               <w:spacing w:after="0" w:line="240" w:lineRule="auto"/>
-              <w:jc w:val="right"/>
+              <w:jc w:val="left"/>
             </w:pPr>
             <w:r>
               <w:rPr>
@@ -12810,7 +13318,7 @@
         </w:tc>
         <w:tc>
           <w:tcPr>
-            <w:tcW w:type="dxa" w:w="7937"/>
+            <w:tcW w:type="dxa" w:w="8074"/>
             <w:vAlign w:val="center"/>
             <w:tcMar>
               <w:top w:w="10" w:type="dxa"/>
@@ -12875,11 +13383,11 @@
         </w:trPr>
         <w:tc>
           <w:tcPr>
-            <w:tcW w:type="dxa" w:w="567"/>
+            <w:tcW w:type="dxa" w:w="430"/>
             <w:vAlign w:val="center"/>
             <w:tcMar>
               <w:top w:w="10" w:type="dxa"/>
-              <w:start w:w="40" w:type="dxa"/>
+              <w:start w:w="0" w:type="dxa"/>
               <w:bottom w:w="10" w:type="dxa"/>
               <w:end w:w="40" w:type="dxa"/>
             </w:tcMar>
@@ -12888,7 +13396,7 @@
             <w:pPr>
               <w:pStyle w:val="Compact"/>
               <w:spacing w:after="0" w:line="240" w:lineRule="auto"/>
-              <w:jc w:val="right"/>
+              <w:jc w:val="left"/>
             </w:pPr>
             <w:r>
               <w:rPr>
@@ -12902,7 +13410,7 @@
         </w:tc>
         <w:tc>
           <w:tcPr>
-            <w:tcW w:type="dxa" w:w="7937"/>
+            <w:tcW w:type="dxa" w:w="8074"/>
             <w:vAlign w:val="center"/>
             <w:tcMar>
               <w:top w:w="10" w:type="dxa"/>
@@ -12936,11 +13444,11 @@
         </w:trPr>
         <w:tc>
           <w:tcPr>
-            <w:tcW w:type="dxa" w:w="567"/>
+            <w:tcW w:type="dxa" w:w="430"/>
             <w:vAlign w:val="center"/>
             <w:tcMar>
               <w:top w:w="10" w:type="dxa"/>
-              <w:start w:w="40" w:type="dxa"/>
+              <w:start w:w="0" w:type="dxa"/>
               <w:bottom w:w="10" w:type="dxa"/>
               <w:end w:w="40" w:type="dxa"/>
             </w:tcMar>
@@ -12949,7 +13457,7 @@
             <w:pPr>
               <w:pStyle w:val="Compact"/>
               <w:spacing w:after="0" w:line="240" w:lineRule="auto"/>
-              <w:jc w:val="right"/>
+              <w:jc w:val="left"/>
             </w:pPr>
             <w:r>
               <w:rPr>
@@ -12963,7 +13471,7 @@
         </w:tc>
         <w:tc>
           <w:tcPr>
-            <w:tcW w:type="dxa" w:w="7937"/>
+            <w:tcW w:type="dxa" w:w="8074"/>
             <w:vAlign w:val="center"/>
             <w:tcMar>
               <w:top w:w="10" w:type="dxa"/>
@@ -13107,9 +13615,9 @@
           <w:tcPr>
             <w:tcW w:type="dxa" w:w="9096"/>
             <w:tcMar>
-              <w:top w:w="0" w:type="dxa"/>
+              <w:top w:w="40" w:type="dxa"/>
               <w:left w:w="0" w:type="dxa"/>
-              <w:bottom w:w="0" w:type="dxa"/>
+              <w:bottom w:w="40" w:type="dxa"/>
               <w:right w:w="0" w:type="dxa"/>
             </w:tcMar>
             <w:vAlign w:val="center"/>
@@ -13356,9 +13864,9 @@
           <w:tcPr>
             <w:tcW w:type="dxa" w:w="650"/>
             <w:tcMar>
-              <w:top w:w="0" w:type="dxa"/>
+              <w:top w:w="40" w:type="dxa"/>
               <w:left w:w="0" w:type="dxa"/>
-              <w:bottom w:w="0" w:type="dxa"/>
+              <w:bottom w:w="40" w:type="dxa"/>
               <w:right w:w="0" w:type="dxa"/>
             </w:tcMar>
             <w:vAlign w:val="center"/>
@@ -13416,10 +13924,10 @@
     <w:tbl>
       <w:tblPr>
         <w:tblStyle w:val="Table"/>
-        <w:tblW w:type="auto" w:w="0"/>
-        <w:jc w:val="center"/>
+        <w:tblW w:type="pct" w:w="5000"/>
         <w:tblLayout w:type="fixed"/>
         <w:tblLook w:firstRow="1" w:lastRow="0" w:firstColumn="0" w:lastColumn="0" w:noHBand="0" w:noVBand="0" w:val="0020"/>
+        <w:jc w:val="center"/>
         <w:tblBorders>
           <w:top w:val="single" w:sz="8" w:space="0" w:color="000000"/>
           <w:left w:val="nil"/>
@@ -13459,6 +13967,10 @@
               <w:pStyle w:val="Compact"/>
               <w:spacing w:after="0" w:line="240" w:lineRule="auto"/>
               <w:jc w:val="left"/>
+              <w:rPr>
+                <w:sz w:val="19"/>
+                <w:szCs w:val="19"/>
+              </w:rPr>
             </w:pPr>
             <w:r>
               <w:rPr>
@@ -13466,6 +13978,7 @@
                 <w:b w:val="0"/>
                 <w:color w:val="000000"/>
                 <w:sz w:val="19"/>
+                <w:szCs w:val="19"/>
               </w:rPr>
               <w:t xml:space="preserve">Agente</w:t>
             </w:r>
@@ -13491,47 +14004,49 @@
               <w:pStyle w:val="Compact"/>
               <w:spacing w:after="0" w:line="240" w:lineRule="auto"/>
               <w:jc w:val="center"/>
+              <w:rPr>
+                <w:sz w:val="19"/>
+                <w:szCs w:val="19"/>
+              </w:rPr>
             </w:pPr>
-            <m:oMath>
-              <m:sSub>
-                <m:e>
-                  <m:r>
-                    <m:rPr>
-                      <m:sty m:val="bi"/>
-                    </m:rPr>
-                    <m:t>X</m:t>
-                  </m:r>
-                </m:e>
-                <m:sub>
-                  <m:r>
-                    <m:t>i</m:t>
-                  </m:r>
-                </m:sub>
-              </m:sSub>
-              <m:r>
-                <m:rPr>
-                  <m:sty m:val="p"/>
-                </m:rPr>
-                <m:t>(</m:t>
-              </m:r>
-              <m:r>
-                <m:t>t</m:t>
-              </m:r>
-              <m:r>
-                <m:rPr>
-                  <m:sty m:val="p"/>
-                </m:rPr>
-                <m:t>)</m:t>
-              </m:r>
-            </m:oMath>
             <w:r>
               <w:rPr>
-                <w:rFonts w:ascii="Times New Roman" w:hAnsi="Times New Roman" w:eastAsia="Times New Roman" w:cs="Times New Roman"/>
-                <w:b w:val="0"/>
-                <w:color w:val="000000"/>
+                <w:i/>
                 <w:sz w:val="19"/>
+                <w:szCs w:val="19"/>
               </w:rPr>
-              <w:t xml:space="preserve">​</w:t>
+              <w:t>X</w:t>
+            </w:r>
+            <w:r>
+              <w:rPr>
+                <w:i/>
+                <w:sz w:val="19"/>
+                <w:vertAlign w:val="subscript"/>
+                <w:szCs w:val="19"/>
+              </w:rPr>
+              <w:t>i</w:t>
+            </w:r>
+            <w:r>
+              <w:rPr>
+                <w:sz w:val="19"/>
+                <w:szCs w:val="19"/>
+              </w:rPr>
+              <w:t>(</w:t>
+            </w:r>
+            <w:r>
+              <w:rPr>
+                <w:i/>
+                <w:sz w:val="19"/>
+                <w:szCs w:val="19"/>
+              </w:rPr>
+              <w:t>t</w:t>
+            </w:r>
+            <w:r>
+              <w:rPr>
+                <w:sz w:val="19"/>
+                <w:szCs w:val="19"/>
+              </w:rPr>
+              <w:t>)</w:t>
             </w:r>
           </w:p>
         </w:tc>
@@ -13555,6 +14070,10 @@
               <w:pStyle w:val="Compact"/>
               <w:spacing w:after="0" w:line="240" w:lineRule="auto"/>
               <w:jc w:val="right"/>
+              <w:rPr>
+                <w:sz w:val="19"/>
+                <w:szCs w:val="19"/>
+              </w:rPr>
             </w:pPr>
             <w:r>
               <w:rPr>
@@ -13562,6 +14081,7 @@
                 <w:b w:val="0"/>
                 <w:color w:val="000000"/>
                 <w:sz w:val="19"/>
+                <w:szCs w:val="19"/>
               </w:rPr>
               <w:t xml:space="preserve">Fitness</w:t>
             </w:r>
@@ -13588,12 +14108,17 @@
               <w:pStyle w:val="Compact"/>
               <w:spacing w:after="0" w:line="240" w:lineRule="auto"/>
               <w:jc w:val="left"/>
+              <w:rPr>
+                <w:sz w:val="19"/>
+                <w:szCs w:val="19"/>
+              </w:rPr>
             </w:pPr>
             <w:r>
               <w:rPr>
                 <w:rFonts w:ascii="Times New Roman" w:hAnsi="Times New Roman" w:eastAsia="Times New Roman" w:cs="Times New Roman"/>
                 <w:color w:val="000000"/>
                 <w:sz w:val="19"/>
+                <w:szCs w:val="19"/>
               </w:rPr>
               <w:t xml:space="preserve">1</w:t>
             </w:r>
@@ -13615,40 +14140,17 @@
               <w:pStyle w:val="Compact"/>
               <w:spacing w:after="0" w:line="240" w:lineRule="auto"/>
               <w:jc w:val="center"/>
+              <w:rPr>
+                <w:sz w:val="19"/>
+                <w:szCs w:val="19"/>
+              </w:rPr>
             </w:pPr>
-            <m:oMath>
-              <m:r>
-                <m:rPr>
-                  <m:sty m:val="p"/>
-                </m:rPr>
-                <m:t>(</m:t>
-              </m:r>
-              <m:r>
-                <m:t>1.01</m:t>
-              </m:r>
-              <m:r>
-                <m:rPr>
-                  <m:sty m:val="p"/>
-                </m:rPr>
-                <m:t>,</m:t>
-              </m:r>
-              <m:r>
-                <m:t>1.00</m:t>
-              </m:r>
-              <m:r>
-                <m:rPr>
-                  <m:sty m:val="p"/>
-                </m:rPr>
-                <m:t>)</m:t>
-              </m:r>
-            </m:oMath>
             <w:r>
               <w:rPr>
-                <w:rFonts w:ascii="Times New Roman" w:hAnsi="Times New Roman" w:eastAsia="Times New Roman" w:cs="Times New Roman"/>
-                <w:color w:val="000000"/>
                 <w:sz w:val="19"/>
+                <w:szCs w:val="19"/>
               </w:rPr>
-              <w:t xml:space="preserve">​</w:t>
+              <w:t>(1.01,1.00)</w:t>
             </w:r>
           </w:p>
         </w:tc>
@@ -13668,19 +14170,17 @@
               <w:pStyle w:val="Compact"/>
               <w:spacing w:after="0" w:line="240" w:lineRule="auto"/>
               <w:jc w:val="right"/>
+              <w:rPr>
+                <w:sz w:val="19"/>
+                <w:szCs w:val="19"/>
+              </w:rPr>
             </w:pPr>
-            <m:oMath>
-              <m:r>
-                <m:t>2.0201</m:t>
-              </m:r>
-            </m:oMath>
             <w:r>
               <w:rPr>
-                <w:rFonts w:ascii="Times New Roman" w:hAnsi="Times New Roman" w:eastAsia="Times New Roman" w:cs="Times New Roman"/>
-                <w:color w:val="000000"/>
                 <w:sz w:val="19"/>
+                <w:szCs w:val="19"/>
               </w:rPr>
-              <w:t xml:space="preserve">​</w:t>
+              <w:t>2.0201</w:t>
             </w:r>
           </w:p>
         </w:tc>
@@ -13705,12 +14205,17 @@
               <w:pStyle w:val="Compact"/>
               <w:spacing w:after="0" w:line="240" w:lineRule="auto"/>
               <w:jc w:val="left"/>
+              <w:rPr>
+                <w:sz w:val="19"/>
+                <w:szCs w:val="19"/>
+              </w:rPr>
             </w:pPr>
             <w:r>
               <w:rPr>
                 <w:rFonts w:ascii="Times New Roman" w:hAnsi="Times New Roman" w:eastAsia="Times New Roman" w:cs="Times New Roman"/>
                 <w:color w:val="000000"/>
                 <w:sz w:val="19"/>
+                <w:szCs w:val="19"/>
               </w:rPr>
               <w:t xml:space="preserve">2</w:t>
             </w:r>
@@ -13732,40 +14237,17 @@
               <w:pStyle w:val="Compact"/>
               <w:spacing w:after="0" w:line="240" w:lineRule="auto"/>
               <w:jc w:val="center"/>
+              <w:rPr>
+                <w:sz w:val="19"/>
+                <w:szCs w:val="19"/>
+              </w:rPr>
             </w:pPr>
-            <m:oMath>
-              <m:r>
-                <m:rPr>
-                  <m:sty m:val="p"/>
-                </m:rPr>
-                <m:t>(</m:t>
-              </m:r>
-              <m:r>
-                <m:t>0.99</m:t>
-              </m:r>
-              <m:r>
-                <m:rPr>
-                  <m:sty m:val="p"/>
-                </m:rPr>
-                <m:t>,</m:t>
-              </m:r>
-              <m:r>
-                <m:t>1.01</m:t>
-              </m:r>
-              <m:r>
-                <m:rPr>
-                  <m:sty m:val="p"/>
-                </m:rPr>
-                <m:t>)</m:t>
-              </m:r>
-            </m:oMath>
             <w:r>
               <w:rPr>
-                <w:rFonts w:ascii="Times New Roman" w:hAnsi="Times New Roman" w:eastAsia="Times New Roman" w:cs="Times New Roman"/>
-                <w:color w:val="000000"/>
                 <w:sz w:val="19"/>
+                <w:szCs w:val="19"/>
               </w:rPr>
-              <w:t xml:space="preserve">​</w:t>
+              <w:t>(0.99,1.01)</w:t>
             </w:r>
           </w:p>
         </w:tc>
@@ -13785,19 +14267,17 @@
               <w:pStyle w:val="Compact"/>
               <w:spacing w:after="0" w:line="240" w:lineRule="auto"/>
               <w:jc w:val="right"/>
+              <w:rPr>
+                <w:sz w:val="19"/>
+                <w:szCs w:val="19"/>
+              </w:rPr>
             </w:pPr>
-            <m:oMath>
-              <m:r>
-                <m:t>2.0002</m:t>
-              </m:r>
-            </m:oMath>
             <w:r>
               <w:rPr>
-                <w:rFonts w:ascii="Times New Roman" w:hAnsi="Times New Roman" w:eastAsia="Times New Roman" w:cs="Times New Roman"/>
-                <w:color w:val="000000"/>
                 <w:sz w:val="19"/>
+                <w:szCs w:val="19"/>
               </w:rPr>
-              <w:t xml:space="preserve">​</w:t>
+              <w:t>2.0002</w:t>
             </w:r>
           </w:p>
         </w:tc>
@@ -13822,12 +14302,17 @@
               <w:pStyle w:val="Compact"/>
               <w:spacing w:after="0" w:line="240" w:lineRule="auto"/>
               <w:jc w:val="left"/>
+              <w:rPr>
+                <w:sz w:val="19"/>
+                <w:szCs w:val="19"/>
+              </w:rPr>
             </w:pPr>
             <w:r>
               <w:rPr>
                 <w:rFonts w:ascii="Times New Roman" w:hAnsi="Times New Roman" w:eastAsia="Times New Roman" w:cs="Times New Roman"/>
                 <w:color w:val="000000"/>
                 <w:sz w:val="19"/>
+                <w:szCs w:val="19"/>
               </w:rPr>
               <w:t xml:space="preserve">3</w:t>
             </w:r>
@@ -13849,40 +14334,17 @@
               <w:pStyle w:val="Compact"/>
               <w:spacing w:after="0" w:line="240" w:lineRule="auto"/>
               <w:jc w:val="center"/>
+              <w:rPr>
+                <w:sz w:val="19"/>
+                <w:szCs w:val="19"/>
+              </w:rPr>
             </w:pPr>
-            <m:oMath>
-              <m:r>
-                <m:rPr>
-                  <m:sty m:val="p"/>
-                </m:rPr>
-                <m:t>(</m:t>
-              </m:r>
-              <m:r>
-                <m:t>1.00</m:t>
-              </m:r>
-              <m:r>
-                <m:rPr>
-                  <m:sty m:val="p"/>
-                </m:rPr>
-                <m:t>,</m:t>
-              </m:r>
-              <m:r>
-                <m:t>0.99</m:t>
-              </m:r>
-              <m:r>
-                <m:rPr>
-                  <m:sty m:val="p"/>
-                </m:rPr>
-                <m:t>)</m:t>
-              </m:r>
-            </m:oMath>
             <w:r>
               <w:rPr>
-                <w:rFonts w:ascii="Times New Roman" w:hAnsi="Times New Roman" w:eastAsia="Times New Roman" w:cs="Times New Roman"/>
-                <w:color w:val="000000"/>
                 <w:sz w:val="19"/>
+                <w:szCs w:val="19"/>
               </w:rPr>
-              <w:t xml:space="preserve">​</w:t>
+              <w:t>(1.00,0.99)</w:t>
             </w:r>
           </w:p>
         </w:tc>
@@ -13902,19 +14364,17 @@
               <w:pStyle w:val="Compact"/>
               <w:spacing w:after="0" w:line="240" w:lineRule="auto"/>
               <w:jc w:val="right"/>
+              <w:rPr>
+                <w:sz w:val="19"/>
+                <w:szCs w:val="19"/>
+              </w:rPr>
             </w:pPr>
-            <m:oMath>
-              <m:r>
-                <m:t>1.9801</m:t>
-              </m:r>
-            </m:oMath>
             <w:r>
               <w:rPr>
-                <w:rFonts w:ascii="Times New Roman" w:hAnsi="Times New Roman" w:eastAsia="Times New Roman" w:cs="Times New Roman"/>
-                <w:color w:val="000000"/>
                 <w:sz w:val="19"/>
+                <w:szCs w:val="19"/>
               </w:rPr>
-              <w:t xml:space="preserve">​</w:t>
+              <w:t>1.9801</w:t>
             </w:r>
           </w:p>
         </w:tc>
@@ -14020,6 +14480,10 @@
         <w:pStyle w:val="FirstParagraph"/>
         <w:spacing w:after="60" w:line="276" w:lineRule="auto"/>
         <w:jc w:val="both"/>
+        <w:rPr>
+          <w:sz w:val="20"/>
+          <w:szCs w:val="20"/>
+        </w:rPr>
       </w:pPr>
       <w:r>
         <w:rPr>
@@ -14039,15 +14503,27 @@
       </w:r>
       <m:oMath>
         <m:r>
+          <w:rPr>
+            <w:sz w:val="20"/>
+            <w:szCs w:val="20"/>
+          </w:rPr>
           <m:t>T</m:t>
         </m:r>
         <m:r>
           <m:rPr>
             <m:sty m:val="p"/>
           </m:rPr>
+          <w:rPr>
+            <w:sz w:val="20"/>
+            <w:szCs w:val="20"/>
+          </w:rPr>
           <m:t>=</m:t>
         </m:r>
         <m:r>
+          <w:rPr>
+            <w:sz w:val="20"/>
+            <w:szCs w:val="20"/>
+          </w:rPr>
           <m:t>10</m:t>
         </m:r>
       </m:oMath>
@@ -14069,15 +14545,27 @@
       </w:r>
       <m:oMath>
         <m:r>
+          <w:rPr>
+            <w:sz w:val="20"/>
+            <w:szCs w:val="20"/>
+          </w:rPr>
           <m:t>t</m:t>
         </m:r>
         <m:r>
           <m:rPr>
             <m:sty m:val="p"/>
           </m:rPr>
+          <w:rPr>
+            <w:sz w:val="20"/>
+            <w:szCs w:val="20"/>
+          </w:rPr>
           <m:t>=</m:t>
         </m:r>
         <m:r>
+          <w:rPr>
+            <w:sz w:val="20"/>
+            <w:szCs w:val="20"/>
+          </w:rPr>
           <m:t>1</m:t>
         </m:r>
       </m:oMath>
@@ -14107,15 +14595,27 @@
       </w:r>
       <m:oMath>
         <m:r>
+          <w:rPr>
+            <w:sz w:val="20"/>
+            <w:szCs w:val="20"/>
+          </w:rPr>
           <m:t>c</m:t>
         </m:r>
         <m:r>
           <m:rPr>
             <m:sty m:val="p"/>
           </m:rPr>
+          <w:rPr>
+            <w:sz w:val="20"/>
+            <w:szCs w:val="20"/>
+          </w:rPr>
           <m:t>=</m:t>
         </m:r>
         <m:r>
+          <w:rPr>
+            <w:sz w:val="20"/>
+            <w:szCs w:val="20"/>
+          </w:rPr>
           <m:t>0.04</m:t>
         </m:r>
       </m:oMath>
@@ -14520,6 +15020,10 @@
         <w:pStyle w:val="FirstParagraph"/>
         <w:spacing w:after="60" w:line="276" w:lineRule="auto"/>
         <w:jc w:val="both"/>
+        <w:rPr>
+          <w:sz w:val="20"/>
+          <w:szCs w:val="20"/>
+        </w:rPr>
       </w:pPr>
       <w:r>
         <w:rPr>
@@ -14541,11 +15045,19 @@
         <m:sSub>
           <m:e>
             <m:r>
+              <w:rPr>
+                <w:sz w:val="20"/>
+                <w:szCs w:val="20"/>
+              </w:rPr>
               <m:t>r</m:t>
             </m:r>
           </m:e>
           <m:sub>
             <m:r>
+              <w:rPr>
+                <w:sz w:val="20"/>
+                <w:szCs w:val="20"/>
+              </w:rPr>
               <m:t>3</m:t>
             </m:r>
           </m:sub>
@@ -14554,9 +15066,17 @@
           <m:rPr>
             <m:sty m:val="p"/>
           </m:rPr>
+          <w:rPr>
+            <w:sz w:val="20"/>
+            <w:szCs w:val="20"/>
+          </w:rPr>
           <m:t>=</m:t>
         </m:r>
         <m:r>
+          <w:rPr>
+            <w:sz w:val="20"/>
+            <w:szCs w:val="20"/>
+          </w:rPr>
           <m:t>0.2</m:t>
         </m:r>
       </m:oMath>
@@ -14588,11 +15108,19 @@
         <m:sSub>
           <m:e>
             <m:r>
+              <w:rPr>
+                <w:sz w:val="20"/>
+                <w:szCs w:val="20"/>
+              </w:rPr>
               <m:t>r</m:t>
             </m:r>
           </m:e>
           <m:sub>
             <m:r>
+              <w:rPr>
+                <w:sz w:val="20"/>
+                <w:szCs w:val="20"/>
+              </w:rPr>
               <m:t>4</m:t>
             </m:r>
           </m:sub>
@@ -14601,9 +15129,17 @@
           <m:rPr>
             <m:sty m:val="p"/>
           </m:rPr>
+          <w:rPr>
+            <w:sz w:val="20"/>
+            <w:szCs w:val="20"/>
+          </w:rPr>
           <m:t>=</m:t>
         </m:r>
         <m:r>
+          <w:rPr>
+            <w:sz w:val="20"/>
+            <w:szCs w:val="20"/>
+          </w:rPr>
           <m:t>0.4</m:t>
         </m:r>
       </m:oMath>
@@ -14746,6 +15282,10 @@
         <w:pStyle w:val="FirstParagraph"/>
         <w:spacing w:after="60" w:line="276" w:lineRule="auto"/>
         <w:jc w:val="both"/>
+        <w:rPr>
+          <w:sz w:val="20"/>
+          <w:szCs w:val="20"/>
+        </w:rPr>
       </w:pPr>
       <w:r>
         <w:rPr>
@@ -14765,63 +15305,115 @@
       </w:r>
       <m:oMath>
         <m:r>
+          <w:rPr>
+            <w:sz w:val="20"/>
+            <w:szCs w:val="20"/>
+          </w:rPr>
           <m:t>R</m:t>
         </m:r>
         <m:r>
           <m:rPr>
             <m:sty m:val="p"/>
           </m:rPr>
+          <w:rPr>
+            <w:sz w:val="20"/>
+            <w:szCs w:val="20"/>
+          </w:rPr>
           <m:t>(</m:t>
         </m:r>
         <m:r>
+          <w:rPr>
+            <w:sz w:val="20"/>
+            <w:szCs w:val="20"/>
+          </w:rPr>
           <m:t>t</m:t>
         </m:r>
         <m:r>
           <m:rPr>
             <m:sty m:val="p"/>
           </m:rPr>
+          <w:rPr>
+            <w:sz w:val="20"/>
+            <w:szCs w:val="20"/>
+          </w:rPr>
           <m:t>)</m:t>
         </m:r>
         <m:r>
           <m:rPr>
             <m:sty m:val="p"/>
           </m:rPr>
+          <w:rPr>
+            <w:sz w:val="20"/>
+            <w:szCs w:val="20"/>
+          </w:rPr>
           <m:t>=</m:t>
         </m:r>
         <m:r>
+          <w:rPr>
+            <w:sz w:val="20"/>
+            <w:szCs w:val="20"/>
+          </w:rPr>
           <m:t>0.08</m:t>
         </m:r>
         <m:r>
           <m:rPr>
             <m:sty m:val="p"/>
           </m:rPr>
+          <w:rPr>
+            <w:sz w:val="20"/>
+            <w:szCs w:val="20"/>
+          </w:rPr>
           <m:t>≥</m:t>
         </m:r>
         <m:r>
+          <w:rPr>
+            <w:sz w:val="20"/>
+            <w:szCs w:val="20"/>
+          </w:rPr>
           <m:t>H</m:t>
         </m:r>
         <m:r>
           <m:rPr>
             <m:sty m:val="p"/>
           </m:rPr>
+          <w:rPr>
+            <w:sz w:val="20"/>
+            <w:szCs w:val="20"/>
+          </w:rPr>
           <m:t>(</m:t>
         </m:r>
         <m:r>
+          <w:rPr>
+            <w:sz w:val="20"/>
+            <w:szCs w:val="20"/>
+          </w:rPr>
           <m:t>t</m:t>
         </m:r>
         <m:r>
           <m:rPr>
             <m:sty m:val="p"/>
           </m:rPr>
+          <w:rPr>
+            <w:sz w:val="20"/>
+            <w:szCs w:val="20"/>
+          </w:rPr>
           <m:t>)</m:t>
         </m:r>
         <m:r>
           <m:rPr>
             <m:sty m:val="p"/>
           </m:rPr>
+          <w:rPr>
+            <w:sz w:val="20"/>
+            <w:szCs w:val="20"/>
+          </w:rPr>
           <m:t>=</m:t>
         </m:r>
         <m:r>
+          <w:rPr>
+            <w:sz w:val="20"/>
+            <w:szCs w:val="20"/>
+          </w:rPr>
           <m:t>0</m:t>
         </m:r>
       </m:oMath>
@@ -14839,6 +15431,10 @@
         <w:pStyle w:val="BodyText"/>
         <w:spacing w:after="60" w:line="276" w:lineRule="auto"/>
         <w:jc w:val="both"/>
+        <w:rPr>
+          <w:sz w:val="20"/>
+          <w:szCs w:val="20"/>
+        </w:rPr>
       </w:pPr>
       <w:r>
         <w:rPr>
@@ -14860,11 +15456,19 @@
         <m:sSub>
           <m:e>
             <m:r>
+              <w:rPr>
+                <w:sz w:val="20"/>
+                <w:szCs w:val="20"/>
+              </w:rPr>
               <m:t>r</m:t>
             </m:r>
           </m:e>
           <m:sub>
             <m:r>
+              <w:rPr>
+                <w:sz w:val="20"/>
+                <w:szCs w:val="20"/>
+              </w:rPr>
               <m:t>1</m:t>
             </m:r>
           </m:sub>
@@ -14873,9 +15477,17 @@
           <m:rPr>
             <m:sty m:val="p"/>
           </m:rPr>
+          <w:rPr>
+            <w:sz w:val="20"/>
+            <w:szCs w:val="20"/>
+          </w:rPr>
           <m:t>=</m:t>
         </m:r>
         <m:r>
+          <w:rPr>
+            <w:sz w:val="20"/>
+            <w:szCs w:val="20"/>
+          </w:rPr>
           <m:t>0.7</m:t>
         </m:r>
       </m:oMath>
@@ -15723,6 +16335,10 @@
         <w:pStyle w:val="FirstParagraph"/>
         <w:spacing w:after="60" w:line="276" w:lineRule="auto"/>
         <w:jc w:val="both"/>
+        <w:rPr>
+          <w:sz w:val="20"/>
+          <w:szCs w:val="20"/>
+        </w:rPr>
       </w:pPr>
       <w:r>
         <w:rPr>
@@ -15742,6 +16358,10 @@
       </w:r>
       <m:oMath>
         <m:r>
+          <w:rPr>
+            <w:sz w:val="20"/>
+            <w:szCs w:val="20"/>
+          </w:rPr>
           <m:t>2.0201</m:t>
         </m:r>
       </m:oMath>
@@ -15779,6 +16399,10 @@
       </w:r>
       <m:oMath>
         <m:r>
+          <w:rPr>
+            <w:sz w:val="20"/>
+            <w:szCs w:val="20"/>
+          </w:rPr>
           <m:t>1.9801</m:t>
         </m:r>
       </m:oMath>
@@ -15835,30 +16459,54 @@
           <m:rPr>
             <m:sty m:val="p"/>
           </m:rPr>
+          <w:rPr>
+            <w:sz w:val="20"/>
+            <w:szCs w:val="20"/>
+          </w:rPr>
           <m:t>[</m:t>
         </m:r>
         <m:r>
           <m:rPr>
             <m:sty m:val="p"/>
           </m:rPr>
+          <w:rPr>
+            <w:sz w:val="20"/>
+            <w:szCs w:val="20"/>
+          </w:rPr>
           <m:t>−</m:t>
         </m:r>
         <m:r>
+          <w:rPr>
+            <w:sz w:val="20"/>
+            <w:szCs w:val="20"/>
+          </w:rPr>
           <m:t>10</m:t>
         </m:r>
         <m:r>
           <m:rPr>
             <m:sty m:val="p"/>
           </m:rPr>
+          <w:rPr>
+            <w:sz w:val="20"/>
+            <w:szCs w:val="20"/>
+          </w:rPr>
           <m:t>,</m:t>
         </m:r>
         <m:r>
+          <w:rPr>
+            <w:sz w:val="20"/>
+            <w:szCs w:val="20"/>
+          </w:rPr>
           <m:t>10</m:t>
         </m:r>
         <m:r>
           <m:rPr>
             <m:sty m:val="p"/>
           </m:rPr>
+          <w:rPr>
+            <w:sz w:val="20"/>
+            <w:szCs w:val="20"/>
+          </w:rPr>
           <m:t>]</m:t>
         </m:r>
       </m:oMath>
@@ -15945,6 +16593,10 @@
         </w:numPr>
         <w:spacing w:after="60" w:line="276" w:lineRule="auto"/>
         <w:jc w:val="both"/>
+        <w:rPr>
+          <w:sz w:val="20"/>
+          <w:szCs w:val="20"/>
+        </w:rPr>
       </w:pPr>
       <w:r>
         <w:rPr>
@@ -15964,17 +16616,137 @@
       </w:r>
       <m:oMath>
         <m:r>
+          <w:rPr>
+            <w:sz w:val="20"/>
+            <w:szCs w:val="20"/>
+          </w:rPr>
           <m:t>d</m:t>
         </m:r>
         <m:r>
           <m:rPr>
             <m:sty m:val="p"/>
           </m:rPr>
+          <w:rPr>
+            <w:sz w:val="20"/>
+            <w:szCs w:val="20"/>
+          </w:rPr>
           <m:t>=</m:t>
         </m:r>
         <m:r>
+          <w:rPr>
+            <w:sz w:val="20"/>
+            <w:szCs w:val="20"/>
+          </w:rPr>
           <m:t>3</m:t>
         </m:r>
+      </m:oMath>
+      <w:r>
+        <w:rPr>
+          <w:rFonts w:ascii="Times New Roman" w:hAnsi="Times New Roman" w:eastAsia="Times New Roman" w:cs="Times New Roman"/>
+          <w:color w:val="000000"/>
+          <w:sz w:val="21"/>
+        </w:rPr>
+        <w:t xml:space="preserve">;</w:t>
+      </w:r>
+    </w:p>
+    <w:p>
+      <w:pPr>
+        <w:pStyle w:val="Compact"/>
+        <w:numPr>
+          <w:ilvl w:val="0"/>
+          <w:numId w:val="1003"/>
+        </w:numPr>
+        <w:spacing w:after="60" w:line="276" w:lineRule="auto"/>
+        <w:jc w:val="both"/>
+        <w:rPr>
+          <w:sz w:val="20"/>
+          <w:szCs w:val="20"/>
+        </w:rPr>
+      </w:pPr>
+      <w:r>
+        <w:rPr>
+          <w:rFonts w:ascii="Times New Roman" w:hAnsi="Times New Roman" w:eastAsia="Times New Roman" w:cs="Times New Roman"/>
+          <w:color w:val="000000"/>
+          <w:sz w:val="21"/>
+        </w:rPr>
+        <w:t xml:space="preserve">dominio</w:t>
+      </w:r>
+      <w:r>
+        <w:rPr>
+          <w:rFonts w:ascii="Times New Roman" w:hAnsi="Times New Roman" w:eastAsia="Times New Roman" w:cs="Times New Roman"/>
+          <w:color w:val="000000"/>
+          <w:sz w:val="21"/>
+        </w:rPr>
+        <w:t xml:space="preserve"> </w:t>
+      </w:r>
+      <m:oMath>
+        <m:r>
+          <m:rPr>
+            <m:sty m:val="p"/>
+          </m:rPr>
+          <w:rPr>
+            <w:sz w:val="20"/>
+            <w:szCs w:val="20"/>
+          </w:rPr>
+          <m:t>[</m:t>
+        </m:r>
+        <m:r>
+          <m:rPr>
+            <m:sty m:val="p"/>
+          </m:rPr>
+          <w:rPr>
+            <w:sz w:val="20"/>
+            <w:szCs w:val="20"/>
+          </w:rPr>
+          <m:t>−</m:t>
+        </m:r>
+        <m:r>
+          <w:rPr>
+            <w:sz w:val="20"/>
+            <w:szCs w:val="20"/>
+          </w:rPr>
+          <m:t>100</m:t>
+        </m:r>
+        <m:r>
+          <m:rPr>
+            <m:sty m:val="p"/>
+          </m:rPr>
+          <w:rPr>
+            <w:sz w:val="20"/>
+            <w:szCs w:val="20"/>
+          </w:rPr>
+          <m:t>,</m:t>
+        </m:r>
+        <m:r>
+          <w:rPr>
+            <w:sz w:val="20"/>
+            <w:szCs w:val="20"/>
+          </w:rPr>
+          <m:t>100</m:t>
+        </m:r>
+        <m:sSup>
+          <m:e>
+            <m:r>
+              <m:rPr>
+                <m:sty m:val="p"/>
+              </m:rPr>
+              <w:rPr>
+                <w:sz w:val="20"/>
+                <w:szCs w:val="20"/>
+              </w:rPr>
+              <m:t>]</m:t>
+            </m:r>
+          </m:e>
+          <m:sup>
+            <m:r>
+              <w:rPr>
+                <w:sz w:val="20"/>
+                <w:szCs w:val="20"/>
+              </w:rPr>
+              <m:t>3</m:t>
+            </m:r>
+          </m:sup>
+        </m:sSup>
       </m:oMath>
       <w:r>
         <w:rPr>
@@ -16001,64 +16773,7 @@
           <w:color w:val="000000"/>
           <w:sz w:val="21"/>
         </w:rPr>
-        <w:t xml:space="preserve">dominio</w:t>
-      </w:r>
-      <w:r>
-        <w:rPr>
-          <w:rFonts w:ascii="Times New Roman" w:hAnsi="Times New Roman" w:eastAsia="Times New Roman" w:cs="Times New Roman"/>
-          <w:color w:val="000000"/>
-          <w:sz w:val="21"/>
-        </w:rPr>
-        <w:t xml:space="preserve"> </w:t>
-      </w:r>
-      <m:oMath>
-        <m:r>
-          <m:rPr>
-            <m:sty m:val="p"/>
-          </m:rPr>
-          <m:t>[</m:t>
-        </m:r>
-        <m:r>
-          <m:rPr>
-            <m:sty m:val="p"/>
-          </m:rPr>
-          <m:t>−</m:t>
-        </m:r>
-        <m:r>
-          <m:t>100</m:t>
-        </m:r>
-        <m:r>
-          <m:rPr>
-            <m:sty m:val="p"/>
-          </m:rPr>
-          <m:t>,</m:t>
-        </m:r>
-        <m:r>
-          <m:t>100</m:t>
-        </m:r>
-        <m:sSup>
-          <m:e>
-            <m:r>
-              <m:rPr>
-                <m:sty m:val="p"/>
-              </m:rPr>
-              <m:t>]</m:t>
-            </m:r>
-          </m:e>
-          <m:sup>
-            <m:r>
-              <m:t>3</m:t>
-            </m:r>
-          </m:sup>
-        </m:sSup>
-      </m:oMath>
-      <w:r>
-        <w:rPr>
-          <w:rFonts w:ascii="Times New Roman" w:hAnsi="Times New Roman" w:eastAsia="Times New Roman" w:cs="Times New Roman"/>
-          <w:color w:val="000000"/>
-          <w:sz w:val="21"/>
-        </w:rPr>
-        <w:t xml:space="preserve">;</w:t>
+        <w:t xml:space="preserve">20 agentes;</w:t>
       </w:r>
     </w:p>
     <w:p>
@@ -16077,7 +16792,7 @@
           <w:color w:val="000000"/>
           <w:sz w:val="21"/>
         </w:rPr>
-        <w:t xml:space="preserve">20 agentes;</w:t>
+        <w:t xml:space="preserve">100 iteraciones;</w:t>
       </w:r>
     </w:p>
     <w:p>
@@ -16096,25 +16811,6 @@
           <w:color w:val="000000"/>
           <w:sz w:val="21"/>
         </w:rPr>
-        <w:t xml:space="preserve">100 iteraciones;</w:t>
-      </w:r>
-    </w:p>
-    <w:p>
-      <w:pPr>
-        <w:pStyle w:val="Compact"/>
-        <w:numPr>
-          <w:ilvl w:val="0"/>
-          <w:numId w:val="1003"/>
-        </w:numPr>
-        <w:spacing w:after="60" w:line="276" w:lineRule="auto"/>
-        <w:jc w:val="both"/>
-      </w:pPr>
-      <w:r>
-        <w:rPr>
-          <w:rFonts w:ascii="Times New Roman" w:hAnsi="Times New Roman" w:eastAsia="Times New Roman" w:cs="Times New Roman"/>
-          <w:color w:val="000000"/>
-          <w:sz w:val="21"/>
-        </w:rPr>
         <w:t xml:space="preserve">semilla NumPy 20260728.</w:t>
       </w:r>
     </w:p>
@@ -16123,6 +16819,10 @@
         <w:pStyle w:val="FirstParagraph"/>
         <w:spacing w:after="60" w:line="276" w:lineRule="auto"/>
         <w:jc w:val="both"/>
+        <w:rPr>
+          <w:sz w:val="20"/>
+          <w:szCs w:val="20"/>
+        </w:rPr>
       </w:pPr>
       <w:r>
         <w:rPr>
@@ -16142,6 +16842,10 @@
       </w:r>
       <m:oMath>
         <m:r>
+          <w:rPr>
+            <w:sz w:val="20"/>
+            <w:szCs w:val="20"/>
+          </w:rPr>
           <m:t>4281.3964</m:t>
         </m:r>
       </m:oMath>
@@ -16187,17 +16891,29 @@
       </w:r>
       <m:oMath>
         <m:r>
+          <w:rPr>
+            <w:sz w:val="20"/>
+            <w:szCs w:val="20"/>
+          </w:rPr>
           <m:t>2.5198</m:t>
         </m:r>
         <m:r>
           <m:rPr>
             <m:sty m:val="p"/>
           </m:rPr>
+          <w:rPr>
+            <w:sz w:val="20"/>
+            <w:szCs w:val="20"/>
+          </w:rPr>
           <m:t>×</m:t>
         </m:r>
         <m:sSup>
           <m:e>
             <m:r>
+              <w:rPr>
+                <w:sz w:val="20"/>
+                <w:szCs w:val="20"/>
+              </w:rPr>
               <m:t>10</m:t>
             </m:r>
           </m:e>
@@ -16206,9 +16922,17 @@
               <m:rPr>
                 <m:sty m:val="p"/>
               </m:rPr>
+              <w:rPr>
+                <w:sz w:val="20"/>
+                <w:szCs w:val="20"/>
+              </w:rPr>
               <m:t>−</m:t>
             </m:r>
             <m:r>
+              <w:rPr>
+                <w:sz w:val="20"/>
+                <w:szCs w:val="20"/>
+              </w:rPr>
               <m:t>92</m:t>
             </m:r>
           </m:sup>
@@ -16478,6 +17202,844 @@
           <w:sz w:val="21"/>
         </w:rPr>
         <w:t xml:space="preserve">puntos:</w:t>
+      </w:r>
+    </w:p>
+    <w:p>
+      <w:pPr>
+        <w:pStyle w:val="Compact"/>
+        <w:numPr>
+          <w:ilvl w:val="0"/>
+          <w:numId w:val="1004"/>
+        </w:numPr>
+        <w:spacing w:after="60" w:line="276" w:lineRule="auto"/>
+        <w:jc w:val="both"/>
+        <w:rPr>
+          <w:sz w:val="20"/>
+          <w:szCs w:val="20"/>
+        </w:rPr>
+      </w:pPr>
+      <w:r>
+        <w:rPr>
+          <w:rFonts w:ascii="Times New Roman" w:hAnsi="Times New Roman" w:eastAsia="Times New Roman" w:cs="Times New Roman"/>
+          <w:b/>
+          <w:bCs/>
+          <w:color w:val="000000"/>
+          <w:sz w:val="21"/>
+        </w:rPr>
+        <w:t xml:space="preserve">Umbral del rally.</w:t>
+      </w:r>
+      <w:r>
+        <w:rPr>
+          <w:rFonts w:ascii="Times New Roman" w:hAnsi="Times New Roman" w:eastAsia="Times New Roman" w:cs="Times New Roman"/>
+          <w:color w:val="000000"/>
+          <w:sz w:val="21"/>
+        </w:rPr>
+        <w:t xml:space="preserve"> </w:t>
+      </w:r>
+      <w:r>
+        <w:rPr>
+          <w:rFonts w:ascii="Times New Roman" w:hAnsi="Times New Roman" w:eastAsia="Times New Roman" w:cs="Times New Roman"/>
+          <w:color w:val="000000"/>
+          <w:sz w:val="21"/>
+        </w:rPr>
+        <w:t xml:space="preserve">La ecuación (8) usa dos números aleatorios y reutiliza</w:t>
+      </w:r>
+      <w:r>
+        <w:rPr>
+          <w:rFonts w:ascii="Times New Roman" w:hAnsi="Times New Roman" w:eastAsia="Times New Roman" w:cs="Times New Roman"/>
+          <w:color w:val="000000"/>
+          <w:sz w:val="21"/>
+        </w:rPr>
+        <w:t xml:space="preserve"> </w:t>
+      </w:r>
+      <m:oMath>
+        <m:sSub>
+          <m:e>
+            <m:r>
+              <w:rPr>
+                <w:sz w:val="20"/>
+                <w:szCs w:val="20"/>
+              </w:rPr>
+              <m:t>r</m:t>
+            </m:r>
+          </m:e>
+          <m:sub>
+            <m:r>
+              <w:rPr>
+                <w:sz w:val="20"/>
+                <w:szCs w:val="20"/>
+              </w:rPr>
+              <m:t>4</m:t>
+            </m:r>
+          </m:sub>
+        </m:sSub>
+      </m:oMath>
+      <w:r>
+        <w:rPr>
+          <w:rFonts w:ascii="Times New Roman" w:hAnsi="Times New Roman" w:eastAsia="Times New Roman" w:cs="Times New Roman"/>
+          <w:color w:val="000000"/>
+          <w:sz w:val="21"/>
+        </w:rPr>
+        <w:t xml:space="preserve">. Python y MATLAB generan dos números para</w:t>
+      </w:r>
+      <w:r>
+        <w:rPr>
+          <w:rFonts w:ascii="Times New Roman" w:hAnsi="Times New Roman" w:eastAsia="Times New Roman" w:cs="Times New Roman"/>
+          <w:color w:val="000000"/>
+          <w:sz w:val="21"/>
+        </w:rPr>
+        <w:t xml:space="preserve"> </w:t>
+      </w:r>
+      <w:r>
+        <w:rPr>
+          <w:rStyle w:val="VerbatimChar"/>
+          <w:rFonts w:ascii="Times New Roman" w:hAnsi="Times New Roman" w:eastAsia="Times New Roman" w:cs="Times New Roman"/>
+          <w:color w:val="000000"/>
+          <w:sz w:val="21"/>
+        </w:rPr>
+        <w:t xml:space="preserve">E0</w:t>
+      </w:r>
+      <w:r>
+        <w:rPr>
+          <w:rFonts w:ascii="Times New Roman" w:hAnsi="Times New Roman" w:eastAsia="Times New Roman" w:cs="Times New Roman"/>
+          <w:color w:val="000000"/>
+          <w:sz w:val="21"/>
+        </w:rPr>
+        <w:t xml:space="preserve"> </w:t>
+      </w:r>
+      <w:r>
+        <w:rPr>
+          <w:rFonts w:ascii="Times New Roman" w:hAnsi="Times New Roman" w:eastAsia="Times New Roman" w:cs="Times New Roman"/>
+          <w:color w:val="000000"/>
+          <w:sz w:val="21"/>
+        </w:rPr>
+        <w:t xml:space="preserve">y un tercer número</w:t>
+      </w:r>
+      <w:r>
+        <w:rPr>
+          <w:rFonts w:ascii="Times New Roman" w:hAnsi="Times New Roman" w:eastAsia="Times New Roman" w:cs="Times New Roman"/>
+          <w:color w:val="000000"/>
+          <w:sz w:val="21"/>
+        </w:rPr>
+        <w:t xml:space="preserve"> </w:t>
+      </w:r>
+      <w:r>
+        <w:rPr>
+          <w:rFonts w:ascii="Times New Roman" w:hAnsi="Times New Roman" w:eastAsia="Times New Roman" w:cs="Times New Roman"/>
+          <w:color w:val="000000"/>
+          <w:sz w:val="21"/>
+        </w:rPr>
+        <w:t xml:space="preserve">independiente para el término sumado antes de redondear.</w:t>
+      </w:r>
+    </w:p>
+    <w:p>
+      <w:pPr>
+        <w:pStyle w:val="Compact"/>
+        <w:numPr>
+          <w:ilvl w:val="0"/>
+          <w:numId w:val="1004"/>
+        </w:numPr>
+        <w:spacing w:after="60" w:line="276" w:lineRule="auto"/>
+        <w:jc w:val="both"/>
+        <w:rPr>
+          <w:sz w:val="20"/>
+          <w:szCs w:val="20"/>
+        </w:rPr>
+      </w:pPr>
+      <w:r>
+        <w:rPr>
+          <w:rFonts w:ascii="Times New Roman" w:hAnsi="Times New Roman" w:eastAsia="Times New Roman" w:cs="Times New Roman"/>
+          <w:b/>
+          <w:bCs/>
+          <w:color w:val="000000"/>
+          <w:sz w:val="21"/>
+        </w:rPr>
+        <w:t xml:space="preserve">Último valor de</w:t>
+      </w:r>
+      <w:r>
+        <w:rPr>
+          <w:rFonts w:ascii="Times New Roman" w:hAnsi="Times New Roman" w:eastAsia="Times New Roman" w:cs="Times New Roman"/>
+          <w:b/>
+          <w:bCs/>
+          <w:color w:val="000000"/>
+          <w:sz w:val="21"/>
+        </w:rPr>
+        <w:t xml:space="preserve"> </w:t>
+      </w:r>
+      <m:oMath>
+        <m:r>
+          <w:rPr>
+            <w:sz w:val="20"/>
+            <w:szCs w:val="20"/>
+          </w:rPr>
+          <m:t>a</m:t>
+        </m:r>
+        <m:r>
+          <m:rPr>
+            <m:sty m:val="p"/>
+          </m:rPr>
+          <w:rPr>
+            <w:sz w:val="20"/>
+            <w:szCs w:val="20"/>
+          </w:rPr>
+          <m:t>(</m:t>
+        </m:r>
+        <m:r>
+          <w:rPr>
+            <w:sz w:val="20"/>
+            <w:szCs w:val="20"/>
+          </w:rPr>
+          <m:t>t</m:t>
+        </m:r>
+        <m:r>
+          <m:rPr>
+            <m:sty m:val="p"/>
+          </m:rPr>
+          <w:rPr>
+            <w:sz w:val="20"/>
+            <w:szCs w:val="20"/>
+          </w:rPr>
+          <m:t>)</m:t>
+        </m:r>
+      </m:oMath>
+      <w:r>
+        <w:rPr>
+          <w:rFonts w:ascii="Times New Roman" w:hAnsi="Times New Roman" w:eastAsia="Times New Roman" w:cs="Times New Roman"/>
+          <w:b/>
+          <w:bCs/>
+          <w:color w:val="000000"/>
+          <w:sz w:val="21"/>
+        </w:rPr>
+        <w:t xml:space="preserve">.</w:t>
+      </w:r>
+      <w:r>
+        <w:rPr>
+          <w:rFonts w:ascii="Times New Roman" w:hAnsi="Times New Roman" w:eastAsia="Times New Roman" w:cs="Times New Roman"/>
+          <w:color w:val="000000"/>
+          <w:sz w:val="21"/>
+        </w:rPr>
+        <w:t xml:space="preserve"> </w:t>
+      </w:r>
+      <w:r>
+        <w:rPr>
+          <w:rFonts w:ascii="Times New Roman" w:hAnsi="Times New Roman" w:eastAsia="Times New Roman" w:cs="Times New Roman"/>
+          <w:color w:val="000000"/>
+          <w:sz w:val="21"/>
+        </w:rPr>
+        <w:t xml:space="preserve">Python recorre</w:t>
+      </w:r>
+      <w:r>
+        <w:rPr>
+          <w:rFonts w:ascii="Times New Roman" w:hAnsi="Times New Roman" w:eastAsia="Times New Roman" w:cs="Times New Roman"/>
+          <w:color w:val="000000"/>
+          <w:sz w:val="21"/>
+        </w:rPr>
+        <w:t xml:space="preserve"> </w:t>
+      </w:r>
+      <m:oMath>
+        <m:r>
+          <w:rPr>
+            <w:sz w:val="20"/>
+            <w:szCs w:val="20"/>
+          </w:rPr>
+          <m:t>t</m:t>
+        </m:r>
+        <m:r>
+          <m:rPr>
+            <m:sty m:val="p"/>
+          </m:rPr>
+          <w:rPr>
+            <w:sz w:val="20"/>
+            <w:szCs w:val="20"/>
+          </w:rPr>
+          <m:t>=</m:t>
+        </m:r>
+        <m:r>
+          <w:rPr>
+            <w:sz w:val="20"/>
+            <w:szCs w:val="20"/>
+          </w:rPr>
+          <m:t>0</m:t>
+        </m:r>
+        <m:r>
+          <m:rPr>
+            <m:sty m:val="p"/>
+          </m:rPr>
+          <w:rPr>
+            <w:sz w:val="20"/>
+            <w:szCs w:val="20"/>
+          </w:rPr>
+          <m:t>,</m:t>
+        </m:r>
+        <m:r>
+          <m:rPr>
+            <m:sty m:val="p"/>
+          </m:rPr>
+          <w:rPr>
+            <w:sz w:val="20"/>
+            <w:szCs w:val="20"/>
+          </w:rPr>
+          <m:t>…</m:t>
+        </m:r>
+        <m:r>
+          <m:rPr>
+            <m:sty m:val="p"/>
+          </m:rPr>
+          <w:rPr>
+            <w:sz w:val="20"/>
+            <w:szCs w:val="20"/>
+          </w:rPr>
+          <m:t>,</m:t>
+        </m:r>
+        <m:r>
+          <w:rPr>
+            <w:sz w:val="20"/>
+            <w:szCs w:val="20"/>
+          </w:rPr>
+          <m:t>T</m:t>
+        </m:r>
+        <m:r>
+          <m:rPr>
+            <m:sty m:val="p"/>
+          </m:rPr>
+          <w:rPr>
+            <w:sz w:val="20"/>
+            <w:szCs w:val="20"/>
+          </w:rPr>
+          <m:t>−</m:t>
+        </m:r>
+        <m:r>
+          <w:rPr>
+            <w:sz w:val="20"/>
+            <w:szCs w:val="20"/>
+          </w:rPr>
+          <m:t>1</m:t>
+        </m:r>
+      </m:oMath>
+      <w:r>
+        <w:rPr>
+          <w:rFonts w:ascii="Times New Roman" w:hAnsi="Times New Roman" w:eastAsia="Times New Roman" w:cs="Times New Roman"/>
+          <w:color w:val="000000"/>
+          <w:sz w:val="21"/>
+        </w:rPr>
+        <w:t xml:space="preserve">, por lo que</w:t>
+      </w:r>
+      <w:r>
+        <w:rPr>
+          <w:rFonts w:ascii="Times New Roman" w:hAnsi="Times New Roman" w:eastAsia="Times New Roman" w:cs="Times New Roman"/>
+          <w:color w:val="000000"/>
+          <w:sz w:val="21"/>
+        </w:rPr>
+        <w:t xml:space="preserve"> </w:t>
+      </w:r>
+      <m:oMath>
+        <m:r>
+          <w:rPr>
+            <w:sz w:val="20"/>
+            <w:szCs w:val="20"/>
+          </w:rPr>
+          <m:t>a</m:t>
+        </m:r>
+        <m:r>
+          <m:rPr>
+            <m:sty m:val="p"/>
+          </m:rPr>
+          <w:rPr>
+            <w:sz w:val="20"/>
+            <w:szCs w:val="20"/>
+          </w:rPr>
+          <m:t>(</m:t>
+        </m:r>
+        <m:r>
+          <w:rPr>
+            <w:sz w:val="20"/>
+            <w:szCs w:val="20"/>
+          </w:rPr>
+          <m:t>t</m:t>
+        </m:r>
+        <m:r>
+          <m:rPr>
+            <m:sty m:val="p"/>
+          </m:rPr>
+          <w:rPr>
+            <w:sz w:val="20"/>
+            <w:szCs w:val="20"/>
+          </w:rPr>
+          <m:t>)</m:t>
+        </m:r>
+      </m:oMath>
+      <w:r>
+        <w:rPr>
+          <w:rFonts w:ascii="Times New Roman" w:hAnsi="Times New Roman" w:eastAsia="Times New Roman" w:cs="Times New Roman"/>
+          <w:color w:val="000000"/>
+          <w:sz w:val="21"/>
+        </w:rPr>
+        <w:t xml:space="preserve"> </w:t>
+      </w:r>
+      <w:r>
+        <w:rPr>
+          <w:rFonts w:ascii="Times New Roman" w:hAnsi="Times New Roman" w:eastAsia="Times New Roman" w:cs="Times New Roman"/>
+          <w:color w:val="000000"/>
+          <w:sz w:val="21"/>
+        </w:rPr>
+        <w:t xml:space="preserve">no llega exactamente a cero. MATLAB recorre</w:t>
+      </w:r>
+      <w:r>
+        <w:rPr>
+          <w:rFonts w:ascii="Times New Roman" w:hAnsi="Times New Roman" w:eastAsia="Times New Roman" w:cs="Times New Roman"/>
+          <w:color w:val="000000"/>
+          <w:sz w:val="21"/>
+        </w:rPr>
+        <w:t xml:space="preserve"> </w:t>
+      </w:r>
+      <m:oMath>
+        <m:r>
+          <w:rPr>
+            <w:sz w:val="20"/>
+            <w:szCs w:val="20"/>
+          </w:rPr>
+          <m:t>t</m:t>
+        </m:r>
+        <m:r>
+          <m:rPr>
+            <m:sty m:val="p"/>
+          </m:rPr>
+          <w:rPr>
+            <w:sz w:val="20"/>
+            <w:szCs w:val="20"/>
+          </w:rPr>
+          <m:t>=</m:t>
+        </m:r>
+        <m:r>
+          <w:rPr>
+            <w:sz w:val="20"/>
+            <w:szCs w:val="20"/>
+          </w:rPr>
+          <m:t>1</m:t>
+        </m:r>
+        <m:r>
+          <m:rPr>
+            <m:sty m:val="p"/>
+          </m:rPr>
+          <w:rPr>
+            <w:sz w:val="20"/>
+            <w:szCs w:val="20"/>
+          </w:rPr>
+          <m:t>,</m:t>
+        </m:r>
+        <m:r>
+          <m:rPr>
+            <m:sty m:val="p"/>
+          </m:rPr>
+          <w:rPr>
+            <w:sz w:val="20"/>
+            <w:szCs w:val="20"/>
+          </w:rPr>
+          <m:t>…</m:t>
+        </m:r>
+        <m:r>
+          <m:rPr>
+            <m:sty m:val="p"/>
+          </m:rPr>
+          <w:rPr>
+            <w:sz w:val="20"/>
+            <w:szCs w:val="20"/>
+          </w:rPr>
+          <m:t>,</m:t>
+        </m:r>
+        <m:r>
+          <w:rPr>
+            <w:sz w:val="20"/>
+            <w:szCs w:val="20"/>
+          </w:rPr>
+          <m:t>T</m:t>
+        </m:r>
+      </m:oMath>
+      <w:r>
+        <w:rPr>
+          <w:rFonts w:ascii="Times New Roman" w:hAnsi="Times New Roman" w:eastAsia="Times New Roman" w:cs="Times New Roman"/>
+          <w:color w:val="000000"/>
+          <w:sz w:val="21"/>
+        </w:rPr>
+        <w:t xml:space="preserve">, haciendo</w:t>
+      </w:r>
+      <w:r>
+        <w:rPr>
+          <w:rFonts w:ascii="Times New Roman" w:hAnsi="Times New Roman" w:eastAsia="Times New Roman" w:cs="Times New Roman"/>
+          <w:color w:val="000000"/>
+          <w:sz w:val="21"/>
+        </w:rPr>
+        <w:t xml:space="preserve"> </w:t>
+      </w:r>
+      <m:oMath>
+        <m:r>
+          <w:rPr>
+            <w:sz w:val="20"/>
+            <w:szCs w:val="20"/>
+          </w:rPr>
+          <m:t>a</m:t>
+        </m:r>
+        <m:r>
+          <m:rPr>
+            <m:sty m:val="p"/>
+          </m:rPr>
+          <w:rPr>
+            <w:sz w:val="20"/>
+            <w:szCs w:val="20"/>
+          </w:rPr>
+          <m:t>(</m:t>
+        </m:r>
+        <m:r>
+          <w:rPr>
+            <w:sz w:val="20"/>
+            <w:szCs w:val="20"/>
+          </w:rPr>
+          <m:t>T</m:t>
+        </m:r>
+        <m:r>
+          <m:rPr>
+            <m:sty m:val="p"/>
+          </m:rPr>
+          <w:rPr>
+            <w:sz w:val="20"/>
+            <w:szCs w:val="20"/>
+          </w:rPr>
+          <m:t>)</m:t>
+        </m:r>
+        <m:r>
+          <m:rPr>
+            <m:sty m:val="p"/>
+          </m:rPr>
+          <w:rPr>
+            <w:sz w:val="20"/>
+            <w:szCs w:val="20"/>
+          </w:rPr>
+          <m:t>=</m:t>
+        </m:r>
+        <m:r>
+          <w:rPr>
+            <w:sz w:val="20"/>
+            <w:szCs w:val="20"/>
+          </w:rPr>
+          <m:t>0</m:t>
+        </m:r>
+      </m:oMath>
+      <w:r>
+        <w:rPr>
+          <w:rFonts w:ascii="Times New Roman" w:hAnsi="Times New Roman" w:eastAsia="Times New Roman" w:cs="Times New Roman"/>
+          <w:color w:val="000000"/>
+          <w:sz w:val="21"/>
+        </w:rPr>
+        <w:t xml:space="preserve"> </w:t>
+      </w:r>
+      <w:r>
+        <w:rPr>
+          <w:rFonts w:ascii="Times New Roman" w:hAnsi="Times New Roman" w:eastAsia="Times New Roman" w:cs="Times New Roman"/>
+          <w:color w:val="000000"/>
+          <w:sz w:val="21"/>
+        </w:rPr>
+        <w:t xml:space="preserve">y exponiendo la última iteración a una</w:t>
+      </w:r>
+      <w:r>
+        <w:rPr>
+          <w:rFonts w:ascii="Times New Roman" w:hAnsi="Times New Roman" w:eastAsia="Times New Roman" w:cs="Times New Roman"/>
+          <w:color w:val="000000"/>
+          <w:sz w:val="21"/>
+        </w:rPr>
+        <w:t xml:space="preserve"> </w:t>
+      </w:r>
+      <w:r>
+        <w:rPr>
+          <w:rFonts w:ascii="Times New Roman" w:hAnsi="Times New Roman" w:eastAsia="Times New Roman" w:cs="Times New Roman"/>
+          <w:color w:val="000000"/>
+          <w:sz w:val="21"/>
+        </w:rPr>
+        <w:t xml:space="preserve">división por cero.</w:t>
+      </w:r>
+    </w:p>
+    <w:p>
+      <w:pPr>
+        <w:pStyle w:val="Compact"/>
+        <w:numPr>
+          <w:ilvl w:val="0"/>
+          <w:numId w:val="1004"/>
+        </w:numPr>
+        <w:spacing w:after="60" w:line="276" w:lineRule="auto"/>
+        <w:jc w:val="both"/>
+        <w:rPr>
+          <w:sz w:val="20"/>
+          <w:szCs w:val="20"/>
+        </w:rPr>
+      </w:pPr>
+      <w:r>
+        <w:rPr>
+          <w:rFonts w:ascii="Times New Roman" w:hAnsi="Times New Roman" w:eastAsia="Times New Roman" w:cs="Times New Roman"/>
+          <w:b/>
+          <w:bCs/>
+          <w:color w:val="000000"/>
+          <w:sz w:val="21"/>
+        </w:rPr>
+        <w:t xml:space="preserve">Parámetro de influencia.</w:t>
+      </w:r>
+      <w:r>
+        <w:rPr>
+          <w:rFonts w:ascii="Times New Roman" w:hAnsi="Times New Roman" w:eastAsia="Times New Roman" w:cs="Times New Roman"/>
+          <w:color w:val="000000"/>
+          <w:sz w:val="21"/>
+        </w:rPr>
+        <w:t xml:space="preserve"> </w:t>
+      </w:r>
+      <w:r>
+        <w:rPr>
+          <w:rFonts w:ascii="Times New Roman" w:hAnsi="Times New Roman" w:eastAsia="Times New Roman" w:cs="Times New Roman"/>
+          <w:color w:val="000000"/>
+          <w:sz w:val="21"/>
+        </w:rPr>
+        <w:t xml:space="preserve">La ecuación de explotación escribe</w:t>
+      </w:r>
+      <w:r>
+        <w:rPr>
+          <w:rFonts w:ascii="Times New Roman" w:hAnsi="Times New Roman" w:eastAsia="Times New Roman" w:cs="Times New Roman"/>
+          <w:color w:val="000000"/>
+          <w:sz w:val="21"/>
+        </w:rPr>
+        <w:t xml:space="preserve"> </w:t>
+      </w:r>
+      <m:oMath>
+        <m:r>
+          <m:rPr>
+            <m:sty m:val="p"/>
+          </m:rPr>
+          <w:rPr>
+            <w:sz w:val="20"/>
+            <w:szCs w:val="20"/>
+          </w:rPr>
+          <m:t>L</m:t>
+        </m:r>
+        <m:r>
+          <m:rPr>
+            <m:sty m:val="p"/>
+          </m:rPr>
+          <w:rPr>
+            <w:sz w:val="20"/>
+            <w:szCs w:val="20"/>
+          </w:rPr>
+          <m:t>i</m:t>
+        </m:r>
+        <m:r>
+          <m:rPr>
+            <m:sty m:val="p"/>
+          </m:rPr>
+          <w:rPr>
+            <w:sz w:val="20"/>
+            <w:szCs w:val="20"/>
+          </w:rPr>
+          <m:t>n</m:t>
+        </m:r>
+        <m:r>
+          <m:rPr>
+            <m:sty m:val="p"/>
+          </m:rPr>
+          <w:rPr>
+            <w:sz w:val="20"/>
+            <w:szCs w:val="20"/>
+          </w:rPr>
+          <m:t>f</m:t>
+        </m:r>
+        <m:r>
+          <m:rPr>
+            <m:sty m:val="p"/>
+          </m:rPr>
+          <w:rPr>
+            <w:sz w:val="20"/>
+            <w:szCs w:val="20"/>
+          </w:rPr>
+          <m:t>(</m:t>
+        </m:r>
+        <m:r>
+          <w:rPr>
+            <w:sz w:val="20"/>
+            <w:szCs w:val="20"/>
+          </w:rPr>
+          <m:t>t</m:t>
+        </m:r>
+        <m:r>
+          <m:rPr>
+            <m:sty m:val="p"/>
+          </m:rPr>
+          <w:rPr>
+            <w:sz w:val="20"/>
+            <w:szCs w:val="20"/>
+          </w:rPr>
+          <m:t>)</m:t>
+        </m:r>
+      </m:oMath>
+      <w:r>
+        <w:rPr>
+          <w:rFonts w:ascii="Times New Roman" w:hAnsi="Times New Roman" w:eastAsia="Times New Roman" w:cs="Times New Roman"/>
+          <w:color w:val="000000"/>
+          <w:sz w:val="21"/>
+        </w:rPr>
+        <w:t xml:space="preserve"> </w:t>
+      </w:r>
+      <w:r>
+        <w:rPr>
+          <w:rFonts w:ascii="Times New Roman" w:hAnsi="Times New Roman" w:eastAsia="Times New Roman" w:cs="Times New Roman"/>
+          <w:color w:val="000000"/>
+          <w:sz w:val="21"/>
+        </w:rPr>
+        <w:t xml:space="preserve">sin definirlo. La tabla de parámetros del paper registra</w:t>
+      </w:r>
+      <w:r>
+        <w:rPr>
+          <w:rFonts w:ascii="Times New Roman" w:hAnsi="Times New Roman" w:eastAsia="Times New Roman" w:cs="Times New Roman"/>
+          <w:color w:val="000000"/>
+          <w:sz w:val="21"/>
+        </w:rPr>
+        <w:t xml:space="preserve"> </w:t>
+      </w:r>
+      <w:r>
+        <w:rPr>
+          <w:rStyle w:val="VerbatimChar"/>
+          <w:rFonts w:ascii="Times New Roman" w:hAnsi="Times New Roman" w:eastAsia="Times New Roman" w:cs="Times New Roman"/>
+          <w:color w:val="000000"/>
+          <w:sz w:val="21"/>
+        </w:rPr>
+        <w:t xml:space="preserve">Linf = 0.05</w:t>
+      </w:r>
+      <w:r>
+        <w:rPr>
+          <w:rFonts w:ascii="Times New Roman" w:hAnsi="Times New Roman" w:eastAsia="Times New Roman" w:cs="Times New Roman"/>
+          <w:color w:val="000000"/>
+          <w:sz w:val="21"/>
+        </w:rPr>
+        <w:t xml:space="preserve">, mientras la sección del rally fija</w:t>
+      </w:r>
+      <w:r>
+        <w:rPr>
+          <w:rFonts w:ascii="Times New Roman" w:hAnsi="Times New Roman" w:eastAsia="Times New Roman" w:cs="Times New Roman"/>
+          <w:color w:val="000000"/>
+          <w:sz w:val="21"/>
+        </w:rPr>
+        <w:t xml:space="preserve"> </w:t>
+      </w:r>
+      <w:r>
+        <w:rPr>
+          <w:rStyle w:val="VerbatimChar"/>
+          <w:rFonts w:ascii="Times New Roman" w:hAnsi="Times New Roman" w:eastAsia="Times New Roman" w:cs="Times New Roman"/>
+          <w:color w:val="000000"/>
+          <w:sz w:val="21"/>
+        </w:rPr>
+        <w:t xml:space="preserve">VOTE_INCREMENT = 0.04</w:t>
+      </w:r>
+      <w:r>
+        <w:rPr>
+          <w:rFonts w:ascii="Times New Roman" w:hAnsi="Times New Roman" w:eastAsia="Times New Roman" w:cs="Times New Roman"/>
+          <w:color w:val="000000"/>
+          <w:sz w:val="21"/>
+        </w:rPr>
+        <w:t xml:space="preserve">. El código calcula</w:t>
+      </w:r>
+      <w:r>
+        <w:rPr>
+          <w:rFonts w:ascii="Times New Roman" w:hAnsi="Times New Roman" w:eastAsia="Times New Roman" w:cs="Times New Roman"/>
+          <w:color w:val="000000"/>
+          <w:sz w:val="21"/>
+        </w:rPr>
+        <w:t xml:space="preserve"> </w:t>
+      </w:r>
+      <w:r>
+        <w:rPr>
+          <w:rStyle w:val="VerbatimChar"/>
+          <w:rFonts w:ascii="Times New Roman" w:hAnsi="Times New Roman" w:eastAsia="Times New Roman" w:cs="Times New Roman"/>
+          <w:color w:val="000000"/>
+          <w:sz w:val="21"/>
+        </w:rPr>
+        <w:t xml:space="preserve">Alpha_influence = abs(0.04/a)</w:t>
+      </w:r>
+      <w:r>
+        <w:rPr>
+          <w:rFonts w:ascii="Times New Roman" w:hAnsi="Times New Roman" w:eastAsia="Times New Roman" w:cs="Times New Roman"/>
+          <w:color w:val="000000"/>
+          <w:sz w:val="21"/>
+        </w:rPr>
+        <w:t xml:space="preserve"> </w:t>
+      </w:r>
+      <w:r>
+        <w:rPr>
+          <w:rFonts w:ascii="Times New Roman" w:hAnsi="Times New Roman" w:eastAsia="Times New Roman" w:cs="Times New Roman"/>
+          <w:color w:val="000000"/>
+          <w:sz w:val="21"/>
+        </w:rPr>
+        <w:t xml:space="preserve">y usa ese valor en la explotación; el informe</w:t>
+      </w:r>
+      <w:r>
+        <w:rPr>
+          <w:rFonts w:ascii="Times New Roman" w:hAnsi="Times New Roman" w:eastAsia="Times New Roman" w:cs="Times New Roman"/>
+          <w:color w:val="000000"/>
+          <w:sz w:val="21"/>
+        </w:rPr>
+        <w:t xml:space="preserve"> </w:t>
+      </w:r>
+      <w:r>
+        <w:rPr>
+          <w:rFonts w:ascii="Times New Roman" w:hAnsi="Times New Roman" w:eastAsia="Times New Roman" w:cs="Times New Roman"/>
+          <w:color w:val="000000"/>
+          <w:sz w:val="21"/>
+        </w:rPr>
+        <w:t xml:space="preserve">lo representa como</w:t>
+      </w:r>
+      <w:r>
+        <w:rPr>
+          <w:rFonts w:ascii="Times New Roman" w:hAnsi="Times New Roman" w:eastAsia="Times New Roman" w:cs="Times New Roman"/>
+          <w:color w:val="000000"/>
+          <w:sz w:val="21"/>
+        </w:rPr>
+        <w:t xml:space="preserve"> </w:t>
+      </w:r>
+      <m:oMath>
+        <m:r>
+          <w:rPr>
+            <w:sz w:val="20"/>
+            <w:szCs w:val="20"/>
+          </w:rPr>
+          <m:t>L</m:t>
+        </m:r>
+        <m:r>
+          <m:rPr>
+            <m:sty m:val="p"/>
+          </m:rPr>
+          <w:rPr>
+            <w:sz w:val="20"/>
+            <w:szCs w:val="20"/>
+          </w:rPr>
+          <m:t>(</m:t>
+        </m:r>
+        <m:r>
+          <w:rPr>
+            <w:sz w:val="20"/>
+            <w:szCs w:val="20"/>
+          </w:rPr>
+          <m:t>t</m:t>
+        </m:r>
+        <m:r>
+          <m:rPr>
+            <m:sty m:val="p"/>
+          </m:rPr>
+          <w:rPr>
+            <w:sz w:val="20"/>
+            <w:szCs w:val="20"/>
+          </w:rPr>
+          <m:t>)</m:t>
+        </m:r>
+      </m:oMath>
+      <w:r>
+        <w:rPr>
+          <w:rFonts w:ascii="Times New Roman" w:hAnsi="Times New Roman" w:eastAsia="Times New Roman" w:cs="Times New Roman"/>
+          <w:color w:val="000000"/>
+          <w:sz w:val="21"/>
+        </w:rPr>
+        <w:t xml:space="preserve">.</w:t>
       </w:r>
     </w:p>
     <w:p>
@@ -16498,23 +18060,112 @@
           <w:color w:val="000000"/>
           <w:sz w:val="21"/>
         </w:rPr>
-        <w:t xml:space="preserve">Umbral del rally.</w:t>
-      </w:r>
-      <w:r>
-        <w:rPr>
-          <w:rFonts w:ascii="Times New Roman" w:hAnsi="Times New Roman" w:eastAsia="Times New Roman" w:cs="Times New Roman"/>
-          <w:color w:val="000000"/>
-          <w:sz w:val="21"/>
-        </w:rPr>
-        <w:t xml:space="preserve"> </w:t>
-      </w:r>
-      <w:r>
-        <w:rPr>
-          <w:rFonts w:ascii="Times New Roman" w:hAnsi="Times New Roman" w:eastAsia="Times New Roman" w:cs="Times New Roman"/>
-          <w:color w:val="000000"/>
-          <w:sz w:val="21"/>
-        </w:rPr>
-        <w:t xml:space="preserve">La ecuación (8) usa dos números aleatorios y reutiliza</w:t>
+        <w:t xml:space="preserve">Momento de evaluación.</w:t>
+      </w:r>
+      <w:r>
+        <w:rPr>
+          <w:rFonts w:ascii="Times New Roman" w:hAnsi="Times New Roman" w:eastAsia="Times New Roman" w:cs="Times New Roman"/>
+          <w:color w:val="000000"/>
+          <w:sz w:val="21"/>
+        </w:rPr>
+        <w:t xml:space="preserve"> </w:t>
+      </w:r>
+      <w:r>
+        <w:rPr>
+          <w:rFonts w:ascii="Times New Roman" w:hAnsi="Times New Roman" w:eastAsia="Times New Roman" w:cs="Times New Roman"/>
+          <w:color w:val="000000"/>
+          <w:sz w:val="21"/>
+        </w:rPr>
+        <w:t xml:space="preserve">El pseudocódigo evalúa después del movimiento.</w:t>
+      </w:r>
+      <w:r>
+        <w:rPr>
+          <w:rFonts w:ascii="Times New Roman" w:hAnsi="Times New Roman" w:eastAsia="Times New Roman" w:cs="Times New Roman"/>
+          <w:color w:val="000000"/>
+          <w:sz w:val="21"/>
+        </w:rPr>
+        <w:t xml:space="preserve"> </w:t>
+      </w:r>
+      <w:r>
+        <w:rPr>
+          <w:rFonts w:ascii="Times New Roman" w:hAnsi="Times New Roman" w:eastAsia="Times New Roman" w:cs="Times New Roman"/>
+          <w:color w:val="000000"/>
+          <w:sz w:val="21"/>
+        </w:rPr>
+        <w:t xml:space="preserve">Las implementaciones evalúan al comienzo de la iteración siguiente; por ello,</w:t>
+      </w:r>
+      <w:r>
+        <w:rPr>
+          <w:rFonts w:ascii="Times New Roman" w:hAnsi="Times New Roman" w:eastAsia="Times New Roman" w:cs="Times New Roman"/>
+          <w:color w:val="000000"/>
+          <w:sz w:val="21"/>
+        </w:rPr>
+        <w:t xml:space="preserve"> </w:t>
+      </w:r>
+      <w:r>
+        <w:rPr>
+          <w:rFonts w:ascii="Times New Roman" w:hAnsi="Times New Roman" w:eastAsia="Times New Roman" w:cs="Times New Roman"/>
+          <w:color w:val="000000"/>
+          <w:sz w:val="21"/>
+        </w:rPr>
+        <w:t xml:space="preserve">la última población generada no vuelve a evaluarse.</w:t>
+      </w:r>
+    </w:p>
+    <w:p>
+      <w:pPr>
+        <w:pStyle w:val="Compact"/>
+        <w:numPr>
+          <w:ilvl w:val="0"/>
+          <w:numId w:val="1004"/>
+        </w:numPr>
+        <w:spacing w:after="60" w:line="276" w:lineRule="auto"/>
+        <w:jc w:val="both"/>
+        <w:rPr>
+          <w:sz w:val="20"/>
+          <w:szCs w:val="20"/>
+        </w:rPr>
+      </w:pPr>
+      <w:r>
+        <w:rPr>
+          <w:rFonts w:ascii="Times New Roman" w:hAnsi="Times New Roman" w:eastAsia="Times New Roman" w:cs="Times New Roman"/>
+          <w:b/>
+          <w:bCs/>
+          <w:color w:val="000000"/>
+          <w:sz w:val="21"/>
+        </w:rPr>
+        <w:t xml:space="preserve">Actualización vectorial y selección de estrategia.</w:t>
+      </w:r>
+      <w:r>
+        <w:rPr>
+          <w:rFonts w:ascii="Times New Roman" w:hAnsi="Times New Roman" w:eastAsia="Times New Roman" w:cs="Times New Roman"/>
+          <w:color w:val="000000"/>
+          <w:sz w:val="21"/>
+        </w:rPr>
+        <w:t xml:space="preserve"> </w:t>
+      </w:r>
+      <w:r>
+        <w:rPr>
+          <w:rFonts w:ascii="Times New Roman" w:hAnsi="Times New Roman" w:eastAsia="Times New Roman" w:cs="Times New Roman"/>
+          <w:color w:val="000000"/>
+          <w:sz w:val="21"/>
+        </w:rPr>
+        <w:t xml:space="preserve">Las dos ramas de</w:t>
+      </w:r>
+      <w:r>
+        <w:rPr>
+          <w:rFonts w:ascii="Times New Roman" w:hAnsi="Times New Roman" w:eastAsia="Times New Roman" w:cs="Times New Roman"/>
+          <w:color w:val="000000"/>
+          <w:sz w:val="21"/>
+        </w:rPr>
+        <w:t xml:space="preserve"> </w:t>
+      </w:r>
+      <w:r>
+        <w:rPr>
+          <w:rFonts w:ascii="Times New Roman" w:hAnsi="Times New Roman" w:eastAsia="Times New Roman" w:cs="Times New Roman"/>
+          <w:color w:val="000000"/>
+          <w:sz w:val="21"/>
+        </w:rPr>
+        <w:t xml:space="preserve">exploración escriben el vector completo dentro del ciclo sobre</w:t>
       </w:r>
       <w:r>
         <w:rPr>
@@ -16525,18 +18176,13 @@
         <w:t xml:space="preserve"> </w:t>
       </w:r>
       <m:oMath>
-        <m:sSub>
-          <m:e>
-            <m:r>
-              <m:t>r</m:t>
-            </m:r>
-          </m:e>
-          <m:sub>
-            <m:r>
-              <m:t>4</m:t>
-            </m:r>
-          </m:sub>
-        </m:sSub>
+        <m:r>
+          <w:rPr>
+            <w:sz w:val="20"/>
+            <w:szCs w:val="20"/>
+          </w:rPr>
+          <m:t>j</m:t>
+        </m:r>
       </m:oMath>
       <w:r>
         <w:rPr>
@@ -16544,56 +18190,113 @@
           <w:color w:val="000000"/>
           <w:sz w:val="21"/>
         </w:rPr>
-        <w:t xml:space="preserve">. Python y MATLAB generan dos números para</w:t>
-      </w:r>
-      <w:r>
-        <w:rPr>
-          <w:rFonts w:ascii="Times New Roman" w:hAnsi="Times New Roman" w:eastAsia="Times New Roman" w:cs="Times New Roman"/>
-          <w:color w:val="000000"/>
-          <w:sz w:val="21"/>
-        </w:rPr>
-        <w:t xml:space="preserve"> </w:t>
-      </w:r>
-      <w:r>
-        <w:rPr>
-          <w:rStyle w:val="VerbatimChar"/>
-          <w:rFonts w:ascii="Times New Roman" w:hAnsi="Times New Roman" w:eastAsia="Times New Roman" w:cs="Times New Roman"/>
-          <w:color w:val="000000"/>
-          <w:sz w:val="21"/>
-        </w:rPr>
-        <w:t xml:space="preserve">E0</w:t>
-      </w:r>
-      <w:r>
-        <w:rPr>
-          <w:rFonts w:ascii="Times New Roman" w:hAnsi="Times New Roman" w:eastAsia="Times New Roman" w:cs="Times New Roman"/>
-          <w:color w:val="000000"/>
-          <w:sz w:val="21"/>
-        </w:rPr>
-        <w:t xml:space="preserve"> </w:t>
-      </w:r>
-      <w:r>
-        <w:rPr>
-          <w:rFonts w:ascii="Times New Roman" w:hAnsi="Times New Roman" w:eastAsia="Times New Roman" w:cs="Times New Roman"/>
-          <w:color w:val="000000"/>
-          <w:sz w:val="21"/>
-        </w:rPr>
-        <w:t xml:space="preserve">y un tercer número</w:t>
-      </w:r>
-      <w:r>
-        <w:rPr>
-          <w:rFonts w:ascii="Times New Roman" w:hAnsi="Times New Roman" w:eastAsia="Times New Roman" w:cs="Times New Roman"/>
-          <w:color w:val="000000"/>
-          <w:sz w:val="21"/>
-        </w:rPr>
-        <w:t xml:space="preserve"> </w:t>
-      </w:r>
-      <w:r>
-        <w:rPr>
-          <w:rFonts w:ascii="Times New Roman" w:hAnsi="Times New Roman" w:eastAsia="Times New Roman" w:cs="Times New Roman"/>
-          <w:color w:val="000000"/>
-          <w:sz w:val="21"/>
-        </w:rPr>
-        <w:t xml:space="preserve">independiente para el término sumado antes de redondear.</w:t>
+        <w:t xml:space="preserve">. La</w:t>
+      </w:r>
+      <w:r>
+        <w:rPr>
+          <w:rFonts w:ascii="Times New Roman" w:hAnsi="Times New Roman" w:eastAsia="Times New Roman" w:cs="Times New Roman"/>
+          <w:color w:val="000000"/>
+          <w:sz w:val="21"/>
+        </w:rPr>
+        <w:t xml:space="preserve"> </w:t>
+      </w:r>
+      <w:r>
+        <w:rPr>
+          <w:rFonts w:ascii="Times New Roman" w:hAnsi="Times New Roman" w:eastAsia="Times New Roman" w:cs="Times New Roman"/>
+          <w:color w:val="000000"/>
+          <w:sz w:val="21"/>
+        </w:rPr>
+        <w:t xml:space="preserve">segunda estrategia no utiliza</w:t>
+      </w:r>
+      <w:r>
+        <w:rPr>
+          <w:rFonts w:ascii="Times New Roman" w:hAnsi="Times New Roman" w:eastAsia="Times New Roman" w:cs="Times New Roman"/>
+          <w:color w:val="000000"/>
+          <w:sz w:val="21"/>
+        </w:rPr>
+        <w:t xml:space="preserve"> </w:t>
+      </w:r>
+      <m:oMath>
+        <m:r>
+          <w:rPr>
+            <w:sz w:val="20"/>
+            <w:szCs w:val="20"/>
+          </w:rPr>
+          <m:t>j</m:t>
+        </m:r>
+      </m:oMath>
+      <w:r>
+        <w:rPr>
+          <w:rFonts w:ascii="Times New Roman" w:hAnsi="Times New Roman" w:eastAsia="Times New Roman" w:cs="Times New Roman"/>
+          <w:color w:val="000000"/>
+          <w:sz w:val="21"/>
+        </w:rPr>
+        <w:t xml:space="preserve">, pero puede ejecutarse repetidamente.</w:t>
+      </w:r>
+      <w:r>
+        <w:rPr>
+          <w:rFonts w:ascii="Times New Roman" w:hAnsi="Times New Roman" w:eastAsia="Times New Roman" w:cs="Times New Roman"/>
+          <w:color w:val="000000"/>
+          <w:sz w:val="21"/>
+        </w:rPr>
+        <w:t xml:space="preserve"> </w:t>
+      </w:r>
+      <w:r>
+        <w:rPr>
+          <w:rFonts w:ascii="Times New Roman" w:hAnsi="Times New Roman" w:eastAsia="Times New Roman" w:cs="Times New Roman"/>
+          <w:color w:val="000000"/>
+          <w:sz w:val="21"/>
+        </w:rPr>
+        <w:t xml:space="preserve">Además, el código vuelve a generar</w:t>
+      </w:r>
+      <w:r>
+        <w:rPr>
+          <w:rFonts w:ascii="Times New Roman" w:hAnsi="Times New Roman" w:eastAsia="Times New Roman" w:cs="Times New Roman"/>
+          <w:color w:val="000000"/>
+          <w:sz w:val="21"/>
+        </w:rPr>
+        <w:t xml:space="preserve"> </w:t>
+      </w:r>
+      <m:oMath>
+        <m:r>
+          <w:rPr>
+            <w:sz w:val="20"/>
+            <w:szCs w:val="20"/>
+          </w:rPr>
+          <m:t>q</m:t>
+        </m:r>
+      </m:oMath>
+      <w:r>
+        <w:rPr>
+          <w:rFonts w:ascii="Times New Roman" w:hAnsi="Times New Roman" w:eastAsia="Times New Roman" w:cs="Times New Roman"/>
+          <w:color w:val="000000"/>
+          <w:sz w:val="21"/>
+        </w:rPr>
+        <w:t xml:space="preserve"> </w:t>
+      </w:r>
+      <w:r>
+        <w:rPr>
+          <w:rFonts w:ascii="Times New Roman" w:hAnsi="Times New Roman" w:eastAsia="Times New Roman" w:cs="Times New Roman"/>
+          <w:color w:val="000000"/>
+          <w:sz w:val="21"/>
+        </w:rPr>
+        <w:t xml:space="preserve">en cada dimensión, por lo que un mismo</w:t>
+      </w:r>
+      <w:r>
+        <w:rPr>
+          <w:rFonts w:ascii="Times New Roman" w:hAnsi="Times New Roman" w:eastAsia="Times New Roman" w:cs="Times New Roman"/>
+          <w:color w:val="000000"/>
+          <w:sz w:val="21"/>
+        </w:rPr>
+        <w:t xml:space="preserve"> </w:t>
+      </w:r>
+      <w:r>
+        <w:rPr>
+          <w:rFonts w:ascii="Times New Roman" w:hAnsi="Times New Roman" w:eastAsia="Times New Roman" w:cs="Times New Roman"/>
+          <w:color w:val="000000"/>
+          <w:sz w:val="21"/>
+        </w:rPr>
+        <w:t xml:space="preserve">agente puede alternar entre ambas estrategias dentro de una iteración.</w:t>
       </w:r>
     </w:p>
     <w:p>
@@ -16614,287 +18317,146 @@
           <w:color w:val="000000"/>
           <w:sz w:val="21"/>
         </w:rPr>
-        <w:t xml:space="preserve">Último valor de</w:t>
-      </w:r>
-      <w:r>
-        <w:rPr>
-          <w:rFonts w:ascii="Times New Roman" w:hAnsi="Times New Roman" w:eastAsia="Times New Roman" w:cs="Times New Roman"/>
-          <w:b/>
-          <w:bCs/>
-          <w:color w:val="000000"/>
-          <w:sz w:val="21"/>
-        </w:rPr>
-        <w:t xml:space="preserve"> </w:t>
-      </w:r>
-      <m:oMath>
-        <m:r>
-          <m:t>a</m:t>
-        </m:r>
-        <m:r>
-          <m:rPr>
-            <m:sty m:val="p"/>
-          </m:rPr>
-          <m:t>(</m:t>
-        </m:r>
-        <m:r>
-          <m:t>t</m:t>
-        </m:r>
-        <m:r>
-          <m:rPr>
-            <m:sty m:val="p"/>
-          </m:rPr>
-          <m:t>)</m:t>
-        </m:r>
-      </m:oMath>
-      <w:r>
-        <w:rPr>
-          <w:rFonts w:ascii="Times New Roman" w:hAnsi="Times New Roman" w:eastAsia="Times New Roman" w:cs="Times New Roman"/>
-          <w:b/>
-          <w:bCs/>
+        <w:t xml:space="preserve">Alfa histórico e índice excluido.</w:t>
+      </w:r>
+      <w:r>
+        <w:rPr>
+          <w:rFonts w:ascii="Times New Roman" w:hAnsi="Times New Roman" w:eastAsia="Times New Roman" w:cs="Times New Roman"/>
+          <w:color w:val="000000"/>
+          <w:sz w:val="21"/>
+        </w:rPr>
+        <w:t xml:space="preserve"> </w:t>
+      </w:r>
+      <w:r>
+        <w:rPr>
+          <w:rStyle w:val="VerbatimChar"/>
+          <w:rFonts w:ascii="Times New Roman" w:hAnsi="Times New Roman" w:eastAsia="Times New Roman" w:cs="Times New Roman"/>
+          <w:color w:val="000000"/>
+          <w:sz w:val="21"/>
+        </w:rPr>
+        <w:t xml:space="preserve">Alpha_pos</w:t>
+      </w:r>
+      <w:r>
+        <w:rPr>
+          <w:rFonts w:ascii="Times New Roman" w:hAnsi="Times New Roman" w:eastAsia="Times New Roman" w:cs="Times New Roman"/>
+          <w:color w:val="000000"/>
+          <w:sz w:val="21"/>
+        </w:rPr>
+        <w:t xml:space="preserve"> </w:t>
+      </w:r>
+      <w:r>
+        <w:rPr>
+          <w:rFonts w:ascii="Times New Roman" w:hAnsi="Times New Roman" w:eastAsia="Times New Roman" w:cs="Times New Roman"/>
+          <w:color w:val="000000"/>
+          <w:sz w:val="21"/>
+        </w:rPr>
+        <w:t xml:space="preserve">conserva el mejor vector</w:t>
+      </w:r>
+      <w:r>
+        <w:rPr>
+          <w:rFonts w:ascii="Times New Roman" w:hAnsi="Times New Roman" w:eastAsia="Times New Roman" w:cs="Times New Roman"/>
+          <w:color w:val="000000"/>
+          <w:sz w:val="21"/>
+        </w:rPr>
+        <w:t xml:space="preserve"> </w:t>
+      </w:r>
+      <w:r>
+        <w:rPr>
+          <w:rFonts w:ascii="Times New Roman" w:hAnsi="Times New Roman" w:eastAsia="Times New Roman" w:cs="Times New Roman"/>
+          <w:color w:val="000000"/>
+          <w:sz w:val="21"/>
+        </w:rPr>
+        <w:t xml:space="preserve">histórico y</w:t>
+      </w:r>
+      <w:r>
+        <w:rPr>
+          <w:rFonts w:ascii="Times New Roman" w:hAnsi="Times New Roman" w:eastAsia="Times New Roman" w:cs="Times New Roman"/>
+          <w:color w:val="000000"/>
+          <w:sz w:val="21"/>
+        </w:rPr>
+        <w:t xml:space="preserve"> </w:t>
+      </w:r>
+      <w:r>
+        <w:rPr>
+          <w:rStyle w:val="VerbatimChar"/>
+          <w:rFonts w:ascii="Times New Roman" w:hAnsi="Times New Roman" w:eastAsia="Times New Roman" w:cs="Times New Roman"/>
+          <w:color w:val="000000"/>
+          <w:sz w:val="21"/>
+        </w:rPr>
+        <w:t xml:space="preserve">Alpha_index</w:t>
+      </w:r>
+      <w:r>
+        <w:rPr>
+          <w:rFonts w:ascii="Times New Roman" w:hAnsi="Times New Roman" w:eastAsia="Times New Roman" w:cs="Times New Roman"/>
+          <w:color w:val="000000"/>
+          <w:sz w:val="21"/>
+        </w:rPr>
+        <w:t xml:space="preserve"> </w:t>
+      </w:r>
+      <w:r>
+        <w:rPr>
+          <w:rFonts w:ascii="Times New Roman" w:hAnsi="Times New Roman" w:eastAsia="Times New Roman" w:cs="Times New Roman"/>
+          <w:color w:val="000000"/>
+          <w:sz w:val="21"/>
+        </w:rPr>
+        <w:t xml:space="preserve">identifica al agente que lo encontró. Ese agente se</w:t>
+      </w:r>
+      <w:r>
+        <w:rPr>
+          <w:rFonts w:ascii="Times New Roman" w:hAnsi="Times New Roman" w:eastAsia="Times New Roman" w:cs="Times New Roman"/>
+          <w:color w:val="000000"/>
+          <w:sz w:val="21"/>
+        </w:rPr>
+        <w:t xml:space="preserve"> </w:t>
+      </w:r>
+      <w:r>
+        <w:rPr>
+          <w:rFonts w:ascii="Times New Roman" w:hAnsi="Times New Roman" w:eastAsia="Times New Roman" w:cs="Times New Roman"/>
+          <w:color w:val="000000"/>
+          <w:sz w:val="21"/>
+        </w:rPr>
+        <w:t xml:space="preserve">excluye de la votación incluso si una exploración posterior separó su</w:t>
+      </w:r>
+      <w:r>
+        <w:rPr>
+          <w:rFonts w:ascii="Times New Roman" w:hAnsi="Times New Roman" w:eastAsia="Times New Roman" w:cs="Times New Roman"/>
+          <w:color w:val="000000"/>
+          <w:sz w:val="21"/>
+        </w:rPr>
+        <w:t xml:space="preserve"> </w:t>
+      </w:r>
+      <w:r>
+        <w:rPr>
+          <w:rFonts w:ascii="Times New Roman" w:hAnsi="Times New Roman" w:eastAsia="Times New Roman" w:cs="Times New Roman"/>
+          <w:color w:val="000000"/>
+          <w:sz w:val="21"/>
+        </w:rPr>
+        <w:t xml:space="preserve">posición actual de</w:t>
+      </w:r>
+      <w:r>
+        <w:rPr>
+          <w:rFonts w:ascii="Times New Roman" w:hAnsi="Times New Roman" w:eastAsia="Times New Roman" w:cs="Times New Roman"/>
+          <w:color w:val="000000"/>
+          <w:sz w:val="21"/>
+        </w:rPr>
+        <w:t xml:space="preserve"> </w:t>
+      </w:r>
+      <w:r>
+        <w:rPr>
+          <w:rStyle w:val="VerbatimChar"/>
+          <w:rFonts w:ascii="Times New Roman" w:hAnsi="Times New Roman" w:eastAsia="Times New Roman" w:cs="Times New Roman"/>
+          <w:color w:val="000000"/>
+          <w:sz w:val="21"/>
+        </w:rPr>
+        <w:t xml:space="preserve">Alpha_pos</w:t>
+      </w:r>
+      <w:r>
+        <w:rPr>
+          <w:rFonts w:ascii="Times New Roman" w:hAnsi="Times New Roman" w:eastAsia="Times New Roman" w:cs="Times New Roman"/>
           <w:color w:val="000000"/>
           <w:sz w:val="21"/>
         </w:rPr>
         <w:t xml:space="preserve">.</w:t>
-      </w:r>
-      <w:r>
-        <w:rPr>
-          <w:rFonts w:ascii="Times New Roman" w:hAnsi="Times New Roman" w:eastAsia="Times New Roman" w:cs="Times New Roman"/>
-          <w:color w:val="000000"/>
-          <w:sz w:val="21"/>
-        </w:rPr>
-        <w:t xml:space="preserve"> </w:t>
-      </w:r>
-      <w:r>
-        <w:rPr>
-          <w:rFonts w:ascii="Times New Roman" w:hAnsi="Times New Roman" w:eastAsia="Times New Roman" w:cs="Times New Roman"/>
-          <w:color w:val="000000"/>
-          <w:sz w:val="21"/>
-        </w:rPr>
-        <w:t xml:space="preserve">Python recorre</w:t>
-      </w:r>
-      <w:r>
-        <w:rPr>
-          <w:rFonts w:ascii="Times New Roman" w:hAnsi="Times New Roman" w:eastAsia="Times New Roman" w:cs="Times New Roman"/>
-          <w:color w:val="000000"/>
-          <w:sz w:val="21"/>
-        </w:rPr>
-        <w:t xml:space="preserve"> </w:t>
-      </w:r>
-      <m:oMath>
-        <m:r>
-          <m:t>t</m:t>
-        </m:r>
-        <m:r>
-          <m:rPr>
-            <m:sty m:val="p"/>
-          </m:rPr>
-          <m:t>=</m:t>
-        </m:r>
-        <m:r>
-          <m:t>0</m:t>
-        </m:r>
-        <m:r>
-          <m:rPr>
-            <m:sty m:val="p"/>
-          </m:rPr>
-          <m:t>,</m:t>
-        </m:r>
-        <m:r>
-          <m:rPr>
-            <m:sty m:val="p"/>
-          </m:rPr>
-          <m:t>…</m:t>
-        </m:r>
-        <m:r>
-          <m:rPr>
-            <m:sty m:val="p"/>
-          </m:rPr>
-          <m:t>,</m:t>
-        </m:r>
-        <m:r>
-          <m:t>T</m:t>
-        </m:r>
-        <m:r>
-          <m:rPr>
-            <m:sty m:val="p"/>
-          </m:rPr>
-          <m:t>−</m:t>
-        </m:r>
-        <m:r>
-          <m:t>1</m:t>
-        </m:r>
-      </m:oMath>
-      <w:r>
-        <w:rPr>
-          <w:rFonts w:ascii="Times New Roman" w:hAnsi="Times New Roman" w:eastAsia="Times New Roman" w:cs="Times New Roman"/>
-          <w:color w:val="000000"/>
-          <w:sz w:val="21"/>
-        </w:rPr>
-        <w:t xml:space="preserve">, por lo que</w:t>
-      </w:r>
-      <w:r>
-        <w:rPr>
-          <w:rFonts w:ascii="Times New Roman" w:hAnsi="Times New Roman" w:eastAsia="Times New Roman" w:cs="Times New Roman"/>
-          <w:color w:val="000000"/>
-          <w:sz w:val="21"/>
-        </w:rPr>
-        <w:t xml:space="preserve"> </w:t>
-      </w:r>
-      <m:oMath>
-        <m:r>
-          <m:t>a</m:t>
-        </m:r>
-        <m:r>
-          <m:rPr>
-            <m:sty m:val="p"/>
-          </m:rPr>
-          <m:t>(</m:t>
-        </m:r>
-        <m:r>
-          <m:t>t</m:t>
-        </m:r>
-        <m:r>
-          <m:rPr>
-            <m:sty m:val="p"/>
-          </m:rPr>
-          <m:t>)</m:t>
-        </m:r>
-      </m:oMath>
-      <w:r>
-        <w:rPr>
-          <w:rFonts w:ascii="Times New Roman" w:hAnsi="Times New Roman" w:eastAsia="Times New Roman" w:cs="Times New Roman"/>
-          <w:color w:val="000000"/>
-          <w:sz w:val="21"/>
-        </w:rPr>
-        <w:t xml:space="preserve"> </w:t>
-      </w:r>
-      <w:r>
-        <w:rPr>
-          <w:rFonts w:ascii="Times New Roman" w:hAnsi="Times New Roman" w:eastAsia="Times New Roman" w:cs="Times New Roman"/>
-          <w:color w:val="000000"/>
-          <w:sz w:val="21"/>
-        </w:rPr>
-        <w:t xml:space="preserve">no llega exactamente a cero. MATLAB recorre</w:t>
-      </w:r>
-      <w:r>
-        <w:rPr>
-          <w:rFonts w:ascii="Times New Roman" w:hAnsi="Times New Roman" w:eastAsia="Times New Roman" w:cs="Times New Roman"/>
-          <w:color w:val="000000"/>
-          <w:sz w:val="21"/>
-        </w:rPr>
-        <w:t xml:space="preserve"> </w:t>
-      </w:r>
-      <m:oMath>
-        <m:r>
-          <m:t>t</m:t>
-        </m:r>
-        <m:r>
-          <m:rPr>
-            <m:sty m:val="p"/>
-          </m:rPr>
-          <m:t>=</m:t>
-        </m:r>
-        <m:r>
-          <m:t>1</m:t>
-        </m:r>
-        <m:r>
-          <m:rPr>
-            <m:sty m:val="p"/>
-          </m:rPr>
-          <m:t>,</m:t>
-        </m:r>
-        <m:r>
-          <m:rPr>
-            <m:sty m:val="p"/>
-          </m:rPr>
-          <m:t>…</m:t>
-        </m:r>
-        <m:r>
-          <m:rPr>
-            <m:sty m:val="p"/>
-          </m:rPr>
-          <m:t>,</m:t>
-        </m:r>
-        <m:r>
-          <m:t>T</m:t>
-        </m:r>
-      </m:oMath>
-      <w:r>
-        <w:rPr>
-          <w:rFonts w:ascii="Times New Roman" w:hAnsi="Times New Roman" w:eastAsia="Times New Roman" w:cs="Times New Roman"/>
-          <w:color w:val="000000"/>
-          <w:sz w:val="21"/>
-        </w:rPr>
-        <w:t xml:space="preserve">, haciendo</w:t>
-      </w:r>
-      <w:r>
-        <w:rPr>
-          <w:rFonts w:ascii="Times New Roman" w:hAnsi="Times New Roman" w:eastAsia="Times New Roman" w:cs="Times New Roman"/>
-          <w:color w:val="000000"/>
-          <w:sz w:val="21"/>
-        </w:rPr>
-        <w:t xml:space="preserve"> </w:t>
-      </w:r>
-      <m:oMath>
-        <m:r>
-          <m:t>a</m:t>
-        </m:r>
-        <m:r>
-          <m:rPr>
-            <m:sty m:val="p"/>
-          </m:rPr>
-          <m:t>(</m:t>
-        </m:r>
-        <m:r>
-          <m:t>T</m:t>
-        </m:r>
-        <m:r>
-          <m:rPr>
-            <m:sty m:val="p"/>
-          </m:rPr>
-          <m:t>)</m:t>
-        </m:r>
-        <m:r>
-          <m:rPr>
-            <m:sty m:val="p"/>
-          </m:rPr>
-          <m:t>=</m:t>
-        </m:r>
-        <m:r>
-          <m:t>0</m:t>
-        </m:r>
-      </m:oMath>
-      <w:r>
-        <w:rPr>
-          <w:rFonts w:ascii="Times New Roman" w:hAnsi="Times New Roman" w:eastAsia="Times New Roman" w:cs="Times New Roman"/>
-          <w:color w:val="000000"/>
-          <w:sz w:val="21"/>
-        </w:rPr>
-        <w:t xml:space="preserve"> </w:t>
-      </w:r>
-      <w:r>
-        <w:rPr>
-          <w:rFonts w:ascii="Times New Roman" w:hAnsi="Times New Roman" w:eastAsia="Times New Roman" w:cs="Times New Roman"/>
-          <w:color w:val="000000"/>
-          <w:sz w:val="21"/>
-        </w:rPr>
-        <w:t xml:space="preserve">y exponiendo la última iteración a una</w:t>
-      </w:r>
-      <w:r>
-        <w:rPr>
-          <w:rFonts w:ascii="Times New Roman" w:hAnsi="Times New Roman" w:eastAsia="Times New Roman" w:cs="Times New Roman"/>
-          <w:color w:val="000000"/>
-          <w:sz w:val="21"/>
-        </w:rPr>
-        <w:t xml:space="preserve"> </w:t>
-      </w:r>
-      <w:r>
-        <w:rPr>
-          <w:rFonts w:ascii="Times New Roman" w:hAnsi="Times New Roman" w:eastAsia="Times New Roman" w:cs="Times New Roman"/>
-          <w:color w:val="000000"/>
-          <w:sz w:val="21"/>
-        </w:rPr>
-        <w:t xml:space="preserve">división por cero.</w:t>
       </w:r>
     </w:p>
     <w:p>
@@ -16915,644 +18477,6 @@
           <w:color w:val="000000"/>
           <w:sz w:val="21"/>
         </w:rPr>
-        <w:t xml:space="preserve">Parámetro de influencia.</w:t>
-      </w:r>
-      <w:r>
-        <w:rPr>
-          <w:rFonts w:ascii="Times New Roman" w:hAnsi="Times New Roman" w:eastAsia="Times New Roman" w:cs="Times New Roman"/>
-          <w:color w:val="000000"/>
-          <w:sz w:val="21"/>
-        </w:rPr>
-        <w:t xml:space="preserve"> </w:t>
-      </w:r>
-      <w:r>
-        <w:rPr>
-          <w:rFonts w:ascii="Times New Roman" w:hAnsi="Times New Roman" w:eastAsia="Times New Roman" w:cs="Times New Roman"/>
-          <w:color w:val="000000"/>
-          <w:sz w:val="21"/>
-        </w:rPr>
-        <w:t xml:space="preserve">La ecuación de explotación escribe</w:t>
-      </w:r>
-      <w:r>
-        <w:rPr>
-          <w:rFonts w:ascii="Times New Roman" w:hAnsi="Times New Roman" w:eastAsia="Times New Roman" w:cs="Times New Roman"/>
-          <w:color w:val="000000"/>
-          <w:sz w:val="21"/>
-        </w:rPr>
-        <w:t xml:space="preserve"> </w:t>
-      </w:r>
-      <m:oMath>
-        <m:r>
-          <m:rPr>
-            <m:sty m:val="p"/>
-          </m:rPr>
-          <m:t>L</m:t>
-        </m:r>
-        <m:r>
-          <m:rPr>
-            <m:sty m:val="p"/>
-          </m:rPr>
-          <m:t>i</m:t>
-        </m:r>
-        <m:r>
-          <m:rPr>
-            <m:sty m:val="p"/>
-          </m:rPr>
-          <m:t>n</m:t>
-        </m:r>
-        <m:r>
-          <m:rPr>
-            <m:sty m:val="p"/>
-          </m:rPr>
-          <m:t>f</m:t>
-        </m:r>
-        <m:r>
-          <m:rPr>
-            <m:sty m:val="p"/>
-          </m:rPr>
-          <m:t>(</m:t>
-        </m:r>
-        <m:r>
-          <m:t>t</m:t>
-        </m:r>
-        <m:r>
-          <m:rPr>
-            <m:sty m:val="p"/>
-          </m:rPr>
-          <m:t>)</m:t>
-        </m:r>
-      </m:oMath>
-      <w:r>
-        <w:rPr>
-          <w:rFonts w:ascii="Times New Roman" w:hAnsi="Times New Roman" w:eastAsia="Times New Roman" w:cs="Times New Roman"/>
-          <w:color w:val="000000"/>
-          <w:sz w:val="21"/>
-        </w:rPr>
-        <w:t xml:space="preserve"> </w:t>
-      </w:r>
-      <w:r>
-        <w:rPr>
-          <w:rFonts w:ascii="Times New Roman" w:hAnsi="Times New Roman" w:eastAsia="Times New Roman" w:cs="Times New Roman"/>
-          <w:color w:val="000000"/>
-          <w:sz w:val="21"/>
-        </w:rPr>
-        <w:t xml:space="preserve">sin definirlo. La tabla de parámetros del paper registra</w:t>
-      </w:r>
-      <w:r>
-        <w:rPr>
-          <w:rFonts w:ascii="Times New Roman" w:hAnsi="Times New Roman" w:eastAsia="Times New Roman" w:cs="Times New Roman"/>
-          <w:color w:val="000000"/>
-          <w:sz w:val="21"/>
-        </w:rPr>
-        <w:t xml:space="preserve"> </w:t>
-      </w:r>
-      <w:r>
-        <w:rPr>
-          <w:rStyle w:val="VerbatimChar"/>
-          <w:rFonts w:ascii="Times New Roman" w:hAnsi="Times New Roman" w:eastAsia="Times New Roman" w:cs="Times New Roman"/>
-          <w:color w:val="000000"/>
-          <w:sz w:val="21"/>
-        </w:rPr>
-        <w:t xml:space="preserve">Linf = 0.05</w:t>
-      </w:r>
-      <w:r>
-        <w:rPr>
-          <w:rFonts w:ascii="Times New Roman" w:hAnsi="Times New Roman" w:eastAsia="Times New Roman" w:cs="Times New Roman"/>
-          <w:color w:val="000000"/>
-          <w:sz w:val="21"/>
-        </w:rPr>
-        <w:t xml:space="preserve">, mientras la sección del rally fija</w:t>
-      </w:r>
-      <w:r>
-        <w:rPr>
-          <w:rFonts w:ascii="Times New Roman" w:hAnsi="Times New Roman" w:eastAsia="Times New Roman" w:cs="Times New Roman"/>
-          <w:color w:val="000000"/>
-          <w:sz w:val="21"/>
-        </w:rPr>
-        <w:t xml:space="preserve"> </w:t>
-      </w:r>
-      <w:r>
-        <w:rPr>
-          <w:rStyle w:val="VerbatimChar"/>
-          <w:rFonts w:ascii="Times New Roman" w:hAnsi="Times New Roman" w:eastAsia="Times New Roman" w:cs="Times New Roman"/>
-          <w:color w:val="000000"/>
-          <w:sz w:val="21"/>
-        </w:rPr>
-        <w:t xml:space="preserve">VOTE_INCREMENT = 0.04</w:t>
-      </w:r>
-      <w:r>
-        <w:rPr>
-          <w:rFonts w:ascii="Times New Roman" w:hAnsi="Times New Roman" w:eastAsia="Times New Roman" w:cs="Times New Roman"/>
-          <w:color w:val="000000"/>
-          <w:sz w:val="21"/>
-        </w:rPr>
-        <w:t xml:space="preserve">. El código calcula</w:t>
-      </w:r>
-      <w:r>
-        <w:rPr>
-          <w:rFonts w:ascii="Times New Roman" w:hAnsi="Times New Roman" w:eastAsia="Times New Roman" w:cs="Times New Roman"/>
-          <w:color w:val="000000"/>
-          <w:sz w:val="21"/>
-        </w:rPr>
-        <w:t xml:space="preserve"> </w:t>
-      </w:r>
-      <w:r>
-        <w:rPr>
-          <w:rStyle w:val="VerbatimChar"/>
-          <w:rFonts w:ascii="Times New Roman" w:hAnsi="Times New Roman" w:eastAsia="Times New Roman" w:cs="Times New Roman"/>
-          <w:color w:val="000000"/>
-          <w:sz w:val="21"/>
-        </w:rPr>
-        <w:t xml:space="preserve">Alpha_influence = abs(0.04/a)</w:t>
-      </w:r>
-      <w:r>
-        <w:rPr>
-          <w:rFonts w:ascii="Times New Roman" w:hAnsi="Times New Roman" w:eastAsia="Times New Roman" w:cs="Times New Roman"/>
-          <w:color w:val="000000"/>
-          <w:sz w:val="21"/>
-        </w:rPr>
-        <w:t xml:space="preserve"> </w:t>
-      </w:r>
-      <w:r>
-        <w:rPr>
-          <w:rFonts w:ascii="Times New Roman" w:hAnsi="Times New Roman" w:eastAsia="Times New Roman" w:cs="Times New Roman"/>
-          <w:color w:val="000000"/>
-          <w:sz w:val="21"/>
-        </w:rPr>
-        <w:t xml:space="preserve">y usa ese valor en la explotación; el informe</w:t>
-      </w:r>
-      <w:r>
-        <w:rPr>
-          <w:rFonts w:ascii="Times New Roman" w:hAnsi="Times New Roman" w:eastAsia="Times New Roman" w:cs="Times New Roman"/>
-          <w:color w:val="000000"/>
-          <w:sz w:val="21"/>
-        </w:rPr>
-        <w:t xml:space="preserve"> </w:t>
-      </w:r>
-      <w:r>
-        <w:rPr>
-          <w:rFonts w:ascii="Times New Roman" w:hAnsi="Times New Roman" w:eastAsia="Times New Roman" w:cs="Times New Roman"/>
-          <w:color w:val="000000"/>
-          <w:sz w:val="21"/>
-        </w:rPr>
-        <w:t xml:space="preserve">lo representa como</w:t>
-      </w:r>
-      <w:r>
-        <w:rPr>
-          <w:rFonts w:ascii="Times New Roman" w:hAnsi="Times New Roman" w:eastAsia="Times New Roman" w:cs="Times New Roman"/>
-          <w:color w:val="000000"/>
-          <w:sz w:val="21"/>
-        </w:rPr>
-        <w:t xml:space="preserve"> </w:t>
-      </w:r>
-      <m:oMath>
-        <m:r>
-          <m:t>L</m:t>
-        </m:r>
-        <m:r>
-          <m:rPr>
-            <m:sty m:val="p"/>
-          </m:rPr>
-          <m:t>(</m:t>
-        </m:r>
-        <m:r>
-          <m:t>t</m:t>
-        </m:r>
-        <m:r>
-          <m:rPr>
-            <m:sty m:val="p"/>
-          </m:rPr>
-          <m:t>)</m:t>
-        </m:r>
-      </m:oMath>
-      <w:r>
-        <w:rPr>
-          <w:rFonts w:ascii="Times New Roman" w:hAnsi="Times New Roman" w:eastAsia="Times New Roman" w:cs="Times New Roman"/>
-          <w:color w:val="000000"/>
-          <w:sz w:val="21"/>
-        </w:rPr>
-        <w:t xml:space="preserve">.</w:t>
-      </w:r>
-    </w:p>
-    <w:p>
-      <w:pPr>
-        <w:pStyle w:val="Compact"/>
-        <w:numPr>
-          <w:ilvl w:val="0"/>
-          <w:numId w:val="1004"/>
-        </w:numPr>
-        <w:spacing w:after="60" w:line="276" w:lineRule="auto"/>
-        <w:jc w:val="both"/>
-      </w:pPr>
-      <w:r>
-        <w:rPr>
-          <w:rFonts w:ascii="Times New Roman" w:hAnsi="Times New Roman" w:eastAsia="Times New Roman" w:cs="Times New Roman"/>
-          <w:b/>
-          <w:bCs/>
-          <w:color w:val="000000"/>
-          <w:sz w:val="21"/>
-        </w:rPr>
-        <w:t xml:space="preserve">Momento de evaluación.</w:t>
-      </w:r>
-      <w:r>
-        <w:rPr>
-          <w:rFonts w:ascii="Times New Roman" w:hAnsi="Times New Roman" w:eastAsia="Times New Roman" w:cs="Times New Roman"/>
-          <w:color w:val="000000"/>
-          <w:sz w:val="21"/>
-        </w:rPr>
-        <w:t xml:space="preserve"> </w:t>
-      </w:r>
-      <w:r>
-        <w:rPr>
-          <w:rFonts w:ascii="Times New Roman" w:hAnsi="Times New Roman" w:eastAsia="Times New Roman" w:cs="Times New Roman"/>
-          <w:color w:val="000000"/>
-          <w:sz w:val="21"/>
-        </w:rPr>
-        <w:t xml:space="preserve">El pseudocódigo evalúa después del movimiento.</w:t>
-      </w:r>
-      <w:r>
-        <w:rPr>
-          <w:rFonts w:ascii="Times New Roman" w:hAnsi="Times New Roman" w:eastAsia="Times New Roman" w:cs="Times New Roman"/>
-          <w:color w:val="000000"/>
-          <w:sz w:val="21"/>
-        </w:rPr>
-        <w:t xml:space="preserve"> </w:t>
-      </w:r>
-      <w:r>
-        <w:rPr>
-          <w:rFonts w:ascii="Times New Roman" w:hAnsi="Times New Roman" w:eastAsia="Times New Roman" w:cs="Times New Roman"/>
-          <w:color w:val="000000"/>
-          <w:sz w:val="21"/>
-        </w:rPr>
-        <w:t xml:space="preserve">Las implementaciones evalúan al comienzo de la iteración siguiente; por ello,</w:t>
-      </w:r>
-      <w:r>
-        <w:rPr>
-          <w:rFonts w:ascii="Times New Roman" w:hAnsi="Times New Roman" w:eastAsia="Times New Roman" w:cs="Times New Roman"/>
-          <w:color w:val="000000"/>
-          <w:sz w:val="21"/>
-        </w:rPr>
-        <w:t xml:space="preserve"> </w:t>
-      </w:r>
-      <w:r>
-        <w:rPr>
-          <w:rFonts w:ascii="Times New Roman" w:hAnsi="Times New Roman" w:eastAsia="Times New Roman" w:cs="Times New Roman"/>
-          <w:color w:val="000000"/>
-          <w:sz w:val="21"/>
-        </w:rPr>
-        <w:t xml:space="preserve">la última población generada no vuelve a evaluarse.</w:t>
-      </w:r>
-    </w:p>
-    <w:p>
-      <w:pPr>
-        <w:pStyle w:val="Compact"/>
-        <w:numPr>
-          <w:ilvl w:val="0"/>
-          <w:numId w:val="1004"/>
-        </w:numPr>
-        <w:spacing w:after="60" w:line="276" w:lineRule="auto"/>
-        <w:jc w:val="both"/>
-      </w:pPr>
-      <w:r>
-        <w:rPr>
-          <w:rFonts w:ascii="Times New Roman" w:hAnsi="Times New Roman" w:eastAsia="Times New Roman" w:cs="Times New Roman"/>
-          <w:b/>
-          <w:bCs/>
-          <w:color w:val="000000"/>
-          <w:sz w:val="21"/>
-        </w:rPr>
-        <w:t xml:space="preserve">Actualización vectorial y selección de estrategia.</w:t>
-      </w:r>
-      <w:r>
-        <w:rPr>
-          <w:rFonts w:ascii="Times New Roman" w:hAnsi="Times New Roman" w:eastAsia="Times New Roman" w:cs="Times New Roman"/>
-          <w:color w:val="000000"/>
-          <w:sz w:val="21"/>
-        </w:rPr>
-        <w:t xml:space="preserve"> </w:t>
-      </w:r>
-      <w:r>
-        <w:rPr>
-          <w:rFonts w:ascii="Times New Roman" w:hAnsi="Times New Roman" w:eastAsia="Times New Roman" w:cs="Times New Roman"/>
-          <w:color w:val="000000"/>
-          <w:sz w:val="21"/>
-        </w:rPr>
-        <w:t xml:space="preserve">Las dos ramas de</w:t>
-      </w:r>
-      <w:r>
-        <w:rPr>
-          <w:rFonts w:ascii="Times New Roman" w:hAnsi="Times New Roman" w:eastAsia="Times New Roman" w:cs="Times New Roman"/>
-          <w:color w:val="000000"/>
-          <w:sz w:val="21"/>
-        </w:rPr>
-        <w:t xml:space="preserve"> </w:t>
-      </w:r>
-      <w:r>
-        <w:rPr>
-          <w:rFonts w:ascii="Times New Roman" w:hAnsi="Times New Roman" w:eastAsia="Times New Roman" w:cs="Times New Roman"/>
-          <w:color w:val="000000"/>
-          <w:sz w:val="21"/>
-        </w:rPr>
-        <w:t xml:space="preserve">exploración escriben el vector completo dentro del ciclo sobre</w:t>
-      </w:r>
-      <w:r>
-        <w:rPr>
-          <w:rFonts w:ascii="Times New Roman" w:hAnsi="Times New Roman" w:eastAsia="Times New Roman" w:cs="Times New Roman"/>
-          <w:color w:val="000000"/>
-          <w:sz w:val="21"/>
-        </w:rPr>
-        <w:t xml:space="preserve"> </w:t>
-      </w:r>
-      <m:oMath>
-        <m:r>
-          <m:t>j</m:t>
-        </m:r>
-      </m:oMath>
-      <w:r>
-        <w:rPr>
-          <w:rFonts w:ascii="Times New Roman" w:hAnsi="Times New Roman" w:eastAsia="Times New Roman" w:cs="Times New Roman"/>
-          <w:color w:val="000000"/>
-          <w:sz w:val="21"/>
-        </w:rPr>
-        <w:t xml:space="preserve">. La</w:t>
-      </w:r>
-      <w:r>
-        <w:rPr>
-          <w:rFonts w:ascii="Times New Roman" w:hAnsi="Times New Roman" w:eastAsia="Times New Roman" w:cs="Times New Roman"/>
-          <w:color w:val="000000"/>
-          <w:sz w:val="21"/>
-        </w:rPr>
-        <w:t xml:space="preserve"> </w:t>
-      </w:r>
-      <w:r>
-        <w:rPr>
-          <w:rFonts w:ascii="Times New Roman" w:hAnsi="Times New Roman" w:eastAsia="Times New Roman" w:cs="Times New Roman"/>
-          <w:color w:val="000000"/>
-          <w:sz w:val="21"/>
-        </w:rPr>
-        <w:t xml:space="preserve">segunda estrategia no utiliza</w:t>
-      </w:r>
-      <w:r>
-        <w:rPr>
-          <w:rFonts w:ascii="Times New Roman" w:hAnsi="Times New Roman" w:eastAsia="Times New Roman" w:cs="Times New Roman"/>
-          <w:color w:val="000000"/>
-          <w:sz w:val="21"/>
-        </w:rPr>
-        <w:t xml:space="preserve"> </w:t>
-      </w:r>
-      <m:oMath>
-        <m:r>
-          <m:t>j</m:t>
-        </m:r>
-      </m:oMath>
-      <w:r>
-        <w:rPr>
-          <w:rFonts w:ascii="Times New Roman" w:hAnsi="Times New Roman" w:eastAsia="Times New Roman" w:cs="Times New Roman"/>
-          <w:color w:val="000000"/>
-          <w:sz w:val="21"/>
-        </w:rPr>
-        <w:t xml:space="preserve">, pero puede ejecutarse repetidamente.</w:t>
-      </w:r>
-      <w:r>
-        <w:rPr>
-          <w:rFonts w:ascii="Times New Roman" w:hAnsi="Times New Roman" w:eastAsia="Times New Roman" w:cs="Times New Roman"/>
-          <w:color w:val="000000"/>
-          <w:sz w:val="21"/>
-        </w:rPr>
-        <w:t xml:space="preserve"> </w:t>
-      </w:r>
-      <w:r>
-        <w:rPr>
-          <w:rFonts w:ascii="Times New Roman" w:hAnsi="Times New Roman" w:eastAsia="Times New Roman" w:cs="Times New Roman"/>
-          <w:color w:val="000000"/>
-          <w:sz w:val="21"/>
-        </w:rPr>
-        <w:t xml:space="preserve">Además, el código vuelve a generar</w:t>
-      </w:r>
-      <w:r>
-        <w:rPr>
-          <w:rFonts w:ascii="Times New Roman" w:hAnsi="Times New Roman" w:eastAsia="Times New Roman" w:cs="Times New Roman"/>
-          <w:color w:val="000000"/>
-          <w:sz w:val="21"/>
-        </w:rPr>
-        <w:t xml:space="preserve"> </w:t>
-      </w:r>
-      <m:oMath>
-        <m:r>
-          <m:t>q</m:t>
-        </m:r>
-      </m:oMath>
-      <w:r>
-        <w:rPr>
-          <w:rFonts w:ascii="Times New Roman" w:hAnsi="Times New Roman" w:eastAsia="Times New Roman" w:cs="Times New Roman"/>
-          <w:color w:val="000000"/>
-          <w:sz w:val="21"/>
-        </w:rPr>
-        <w:t xml:space="preserve"> </w:t>
-      </w:r>
-      <w:r>
-        <w:rPr>
-          <w:rFonts w:ascii="Times New Roman" w:hAnsi="Times New Roman" w:eastAsia="Times New Roman" w:cs="Times New Roman"/>
-          <w:color w:val="000000"/>
-          <w:sz w:val="21"/>
-        </w:rPr>
-        <w:t xml:space="preserve">en cada dimensión, por lo que un mismo</w:t>
-      </w:r>
-      <w:r>
-        <w:rPr>
-          <w:rFonts w:ascii="Times New Roman" w:hAnsi="Times New Roman" w:eastAsia="Times New Roman" w:cs="Times New Roman"/>
-          <w:color w:val="000000"/>
-          <w:sz w:val="21"/>
-        </w:rPr>
-        <w:t xml:space="preserve"> </w:t>
-      </w:r>
-      <w:r>
-        <w:rPr>
-          <w:rFonts w:ascii="Times New Roman" w:hAnsi="Times New Roman" w:eastAsia="Times New Roman" w:cs="Times New Roman"/>
-          <w:color w:val="000000"/>
-          <w:sz w:val="21"/>
-        </w:rPr>
-        <w:t xml:space="preserve">agente puede alternar entre ambas estrategias dentro de una iteración.</w:t>
-      </w:r>
-    </w:p>
-    <w:p>
-      <w:pPr>
-        <w:pStyle w:val="Compact"/>
-        <w:numPr>
-          <w:ilvl w:val="0"/>
-          <w:numId w:val="1004"/>
-        </w:numPr>
-        <w:spacing w:after="60" w:line="276" w:lineRule="auto"/>
-        <w:jc w:val="both"/>
-      </w:pPr>
-      <w:r>
-        <w:rPr>
-          <w:rFonts w:ascii="Times New Roman" w:hAnsi="Times New Roman" w:eastAsia="Times New Roman" w:cs="Times New Roman"/>
-          <w:b/>
-          <w:bCs/>
-          <w:color w:val="000000"/>
-          <w:sz w:val="21"/>
-        </w:rPr>
-        <w:t xml:space="preserve">Alfa histórico e índice excluido.</w:t>
-      </w:r>
-      <w:r>
-        <w:rPr>
-          <w:rFonts w:ascii="Times New Roman" w:hAnsi="Times New Roman" w:eastAsia="Times New Roman" w:cs="Times New Roman"/>
-          <w:color w:val="000000"/>
-          <w:sz w:val="21"/>
-        </w:rPr>
-        <w:t xml:space="preserve"> </w:t>
-      </w:r>
-      <w:r>
-        <w:rPr>
-          <w:rStyle w:val="VerbatimChar"/>
-          <w:rFonts w:ascii="Times New Roman" w:hAnsi="Times New Roman" w:eastAsia="Times New Roman" w:cs="Times New Roman"/>
-          <w:color w:val="000000"/>
-          <w:sz w:val="21"/>
-        </w:rPr>
-        <w:t xml:space="preserve">Alpha_pos</w:t>
-      </w:r>
-      <w:r>
-        <w:rPr>
-          <w:rFonts w:ascii="Times New Roman" w:hAnsi="Times New Roman" w:eastAsia="Times New Roman" w:cs="Times New Roman"/>
-          <w:color w:val="000000"/>
-          <w:sz w:val="21"/>
-        </w:rPr>
-        <w:t xml:space="preserve"> </w:t>
-      </w:r>
-      <w:r>
-        <w:rPr>
-          <w:rFonts w:ascii="Times New Roman" w:hAnsi="Times New Roman" w:eastAsia="Times New Roman" w:cs="Times New Roman"/>
-          <w:color w:val="000000"/>
-          <w:sz w:val="21"/>
-        </w:rPr>
-        <w:t xml:space="preserve">conserva el mejor vector</w:t>
-      </w:r>
-      <w:r>
-        <w:rPr>
-          <w:rFonts w:ascii="Times New Roman" w:hAnsi="Times New Roman" w:eastAsia="Times New Roman" w:cs="Times New Roman"/>
-          <w:color w:val="000000"/>
-          <w:sz w:val="21"/>
-        </w:rPr>
-        <w:t xml:space="preserve"> </w:t>
-      </w:r>
-      <w:r>
-        <w:rPr>
-          <w:rFonts w:ascii="Times New Roman" w:hAnsi="Times New Roman" w:eastAsia="Times New Roman" w:cs="Times New Roman"/>
-          <w:color w:val="000000"/>
-          <w:sz w:val="21"/>
-        </w:rPr>
-        <w:t xml:space="preserve">histórico y</w:t>
-      </w:r>
-      <w:r>
-        <w:rPr>
-          <w:rFonts w:ascii="Times New Roman" w:hAnsi="Times New Roman" w:eastAsia="Times New Roman" w:cs="Times New Roman"/>
-          <w:color w:val="000000"/>
-          <w:sz w:val="21"/>
-        </w:rPr>
-        <w:t xml:space="preserve"> </w:t>
-      </w:r>
-      <w:r>
-        <w:rPr>
-          <w:rStyle w:val="VerbatimChar"/>
-          <w:rFonts w:ascii="Times New Roman" w:hAnsi="Times New Roman" w:eastAsia="Times New Roman" w:cs="Times New Roman"/>
-          <w:color w:val="000000"/>
-          <w:sz w:val="21"/>
-        </w:rPr>
-        <w:t xml:space="preserve">Alpha_index</w:t>
-      </w:r>
-      <w:r>
-        <w:rPr>
-          <w:rFonts w:ascii="Times New Roman" w:hAnsi="Times New Roman" w:eastAsia="Times New Roman" w:cs="Times New Roman"/>
-          <w:color w:val="000000"/>
-          <w:sz w:val="21"/>
-        </w:rPr>
-        <w:t xml:space="preserve"> </w:t>
-      </w:r>
-      <w:r>
-        <w:rPr>
-          <w:rFonts w:ascii="Times New Roman" w:hAnsi="Times New Roman" w:eastAsia="Times New Roman" w:cs="Times New Roman"/>
-          <w:color w:val="000000"/>
-          <w:sz w:val="21"/>
-        </w:rPr>
-        <w:t xml:space="preserve">identifica al agente que lo encontró. Ese agente se</w:t>
-      </w:r>
-      <w:r>
-        <w:rPr>
-          <w:rFonts w:ascii="Times New Roman" w:hAnsi="Times New Roman" w:eastAsia="Times New Roman" w:cs="Times New Roman"/>
-          <w:color w:val="000000"/>
-          <w:sz w:val="21"/>
-        </w:rPr>
-        <w:t xml:space="preserve"> </w:t>
-      </w:r>
-      <w:r>
-        <w:rPr>
-          <w:rFonts w:ascii="Times New Roman" w:hAnsi="Times New Roman" w:eastAsia="Times New Roman" w:cs="Times New Roman"/>
-          <w:color w:val="000000"/>
-          <w:sz w:val="21"/>
-        </w:rPr>
-        <w:t xml:space="preserve">excluye de la votación incluso si una exploración posterior separó su</w:t>
-      </w:r>
-      <w:r>
-        <w:rPr>
-          <w:rFonts w:ascii="Times New Roman" w:hAnsi="Times New Roman" w:eastAsia="Times New Roman" w:cs="Times New Roman"/>
-          <w:color w:val="000000"/>
-          <w:sz w:val="21"/>
-        </w:rPr>
-        <w:t xml:space="preserve"> </w:t>
-      </w:r>
-      <w:r>
-        <w:rPr>
-          <w:rFonts w:ascii="Times New Roman" w:hAnsi="Times New Roman" w:eastAsia="Times New Roman" w:cs="Times New Roman"/>
-          <w:color w:val="000000"/>
-          <w:sz w:val="21"/>
-        </w:rPr>
-        <w:t xml:space="preserve">posición actual de</w:t>
-      </w:r>
-      <w:r>
-        <w:rPr>
-          <w:rFonts w:ascii="Times New Roman" w:hAnsi="Times New Roman" w:eastAsia="Times New Roman" w:cs="Times New Roman"/>
-          <w:color w:val="000000"/>
-          <w:sz w:val="21"/>
-        </w:rPr>
-        <w:t xml:space="preserve"> </w:t>
-      </w:r>
-      <w:r>
-        <w:rPr>
-          <w:rStyle w:val="VerbatimChar"/>
-          <w:rFonts w:ascii="Times New Roman" w:hAnsi="Times New Roman" w:eastAsia="Times New Roman" w:cs="Times New Roman"/>
-          <w:color w:val="000000"/>
-          <w:sz w:val="21"/>
-        </w:rPr>
-        <w:t xml:space="preserve">Alpha_pos</w:t>
-      </w:r>
-      <w:r>
-        <w:rPr>
-          <w:rFonts w:ascii="Times New Roman" w:hAnsi="Times New Roman" w:eastAsia="Times New Roman" w:cs="Times New Roman"/>
-          <w:color w:val="000000"/>
-          <w:sz w:val="21"/>
-        </w:rPr>
-        <w:t xml:space="preserve">.</w:t>
-      </w:r>
-    </w:p>
-    <w:p>
-      <w:pPr>
-        <w:pStyle w:val="Compact"/>
-        <w:numPr>
-          <w:ilvl w:val="0"/>
-          <w:numId w:val="1004"/>
-        </w:numPr>
-        <w:spacing w:after="60" w:line="276" w:lineRule="auto"/>
-        <w:jc w:val="both"/>
-      </w:pPr>
-      <w:r>
-        <w:rPr>
-          <w:rFonts w:ascii="Times New Roman" w:hAnsi="Times New Roman" w:eastAsia="Times New Roman" w:cs="Times New Roman"/>
-          <w:b/>
-          <w:bCs/>
-          <w:color w:val="000000"/>
-          <w:sz w:val="21"/>
-        </w:rPr>
         <w:t xml:space="preserve">Reparación.</w:t>
       </w:r>
       <w:r>
@@ -17990,6 +18914,10 @@
         <w:pStyle w:val="BodyText"/>
         <w:spacing w:after="60" w:line="276" w:lineRule="auto"/>
         <w:jc w:val="both"/>
+        <w:rPr>
+          <w:sz w:val="20"/>
+          <w:szCs w:val="20"/>
+        </w:rPr>
       </w:pPr>
       <w:r>
         <w:rPr>
@@ -18009,21 +18937,37 @@
       </w:r>
       <m:oMath>
         <m:r>
+          <w:rPr>
+            <w:sz w:val="20"/>
+            <w:szCs w:val="20"/>
+          </w:rPr>
           <m:t>L</m:t>
         </m:r>
         <m:r>
           <m:rPr>
             <m:sty m:val="p"/>
           </m:rPr>
+          <w:rPr>
+            <w:sz w:val="20"/>
+            <w:szCs w:val="20"/>
+          </w:rPr>
           <m:t>(</m:t>
         </m:r>
         <m:r>
+          <w:rPr>
+            <w:sz w:val="20"/>
+            <w:szCs w:val="20"/>
+          </w:rPr>
           <m:t>t</m:t>
         </m:r>
         <m:r>
           <m:rPr>
             <m:sty m:val="p"/>
           </m:rPr>
+          <w:rPr>
+            <w:sz w:val="20"/>
+            <w:szCs w:val="20"/>
+          </w:rPr>
           <m:t>)</m:t>
         </m:r>
       </m:oMath>
@@ -18225,6 +19169,123 @@
           <w:sz w:val="21"/>
         </w:rPr>
         <w:t xml:space="preserve">Para el informe final se proponen cuatro etapas:</w:t>
+      </w:r>
+    </w:p>
+    <w:p>
+      <w:pPr>
+        <w:pStyle w:val="Compact"/>
+        <w:numPr>
+          <w:ilvl w:val="0"/>
+          <w:numId w:val="1005"/>
+        </w:numPr>
+        <w:spacing w:after="60" w:line="276" w:lineRule="auto"/>
+        <w:jc w:val="both"/>
+        <w:rPr>
+          <w:sz w:val="20"/>
+          <w:szCs w:val="20"/>
+        </w:rPr>
+      </w:pPr>
+      <w:r>
+        <w:rPr>
+          <w:rFonts w:ascii="Times New Roman" w:hAnsi="Times New Roman" w:eastAsia="Times New Roman" w:cs="Times New Roman"/>
+          <w:b/>
+          <w:bCs/>
+          <w:color w:val="000000"/>
+          <w:sz w:val="21"/>
+        </w:rPr>
+        <w:t xml:space="preserve">Estabilización continua.</w:t>
+      </w:r>
+      <w:r>
+        <w:rPr>
+          <w:rFonts w:ascii="Times New Roman" w:hAnsi="Times New Roman" w:eastAsia="Times New Roman" w:cs="Times New Roman"/>
+          <w:color w:val="000000"/>
+          <w:sz w:val="21"/>
+        </w:rPr>
+        <w:t xml:space="preserve"> </w:t>
+      </w:r>
+      <w:r>
+        <w:rPr>
+          <w:rFonts w:ascii="Times New Roman" w:hAnsi="Times New Roman" w:eastAsia="Times New Roman" w:cs="Times New Roman"/>
+          <w:color w:val="000000"/>
+          <w:sz w:val="21"/>
+        </w:rPr>
+        <w:t xml:space="preserve">Elegir y documentar una interpretación del</w:t>
+      </w:r>
+      <w:r>
+        <w:rPr>
+          <w:rFonts w:ascii="Times New Roman" w:hAnsi="Times New Roman" w:eastAsia="Times New Roman" w:cs="Times New Roman"/>
+          <w:color w:val="000000"/>
+          <w:sz w:val="21"/>
+        </w:rPr>
+        <w:t xml:space="preserve"> </w:t>
+      </w:r>
+      <w:r>
+        <w:rPr>
+          <w:rFonts w:ascii="Times New Roman" w:hAnsi="Times New Roman" w:eastAsia="Times New Roman" w:cs="Times New Roman"/>
+          <w:color w:val="000000"/>
+          <w:sz w:val="21"/>
+        </w:rPr>
+        <w:t xml:space="preserve">umbral, del calendario de</w:t>
+      </w:r>
+      <w:r>
+        <w:rPr>
+          <w:rFonts w:ascii="Times New Roman" w:hAnsi="Times New Roman" w:eastAsia="Times New Roman" w:cs="Times New Roman"/>
+          <w:color w:val="000000"/>
+          <w:sz w:val="21"/>
+        </w:rPr>
+        <w:t xml:space="preserve"> </w:t>
+      </w:r>
+      <m:oMath>
+        <m:r>
+          <w:rPr>
+            <w:sz w:val="20"/>
+            <w:szCs w:val="20"/>
+          </w:rPr>
+          <m:t>a</m:t>
+        </m:r>
+        <m:r>
+          <m:rPr>
+            <m:sty m:val="p"/>
+          </m:rPr>
+          <w:rPr>
+            <w:sz w:val="20"/>
+            <w:szCs w:val="20"/>
+          </w:rPr>
+          <m:t>(</m:t>
+        </m:r>
+        <m:r>
+          <w:rPr>
+            <w:sz w:val="20"/>
+            <w:szCs w:val="20"/>
+          </w:rPr>
+          <m:t>t</m:t>
+        </m:r>
+        <m:r>
+          <m:rPr>
+            <m:sty m:val="p"/>
+          </m:rPr>
+          <w:rPr>
+            <w:sz w:val="20"/>
+            <w:szCs w:val="20"/>
+          </w:rPr>
+          <m:t>)</m:t>
+        </m:r>
+      </m:oMath>
+      <w:r>
+        <w:rPr>
+          <w:rFonts w:ascii="Times New Roman" w:hAnsi="Times New Roman" w:eastAsia="Times New Roman" w:cs="Times New Roman"/>
+          <w:color w:val="000000"/>
+          <w:sz w:val="21"/>
+        </w:rPr>
+        <w:t xml:space="preserve"> </w:t>
+      </w:r>
+      <w:r>
+        <w:rPr>
+          <w:rFonts w:ascii="Times New Roman" w:hAnsi="Times New Roman" w:eastAsia="Times New Roman" w:cs="Times New Roman"/>
+          <w:color w:val="000000"/>
+          <w:sz w:val="21"/>
+        </w:rPr>
+        <w:t xml:space="preserve">y de las actualizaciones vectoriales.</w:t>
       </w:r>
     </w:p>
     <w:p>
@@ -18245,83 +19306,55 @@
           <w:color w:val="000000"/>
           <w:sz w:val="21"/>
         </w:rPr>
-        <w:t xml:space="preserve">Estabilización continua.</w:t>
-      </w:r>
-      <w:r>
-        <w:rPr>
-          <w:rFonts w:ascii="Times New Roman" w:hAnsi="Times New Roman" w:eastAsia="Times New Roman" w:cs="Times New Roman"/>
-          <w:color w:val="000000"/>
-          <w:sz w:val="21"/>
-        </w:rPr>
-        <w:t xml:space="preserve"> </w:t>
-      </w:r>
-      <w:r>
-        <w:rPr>
-          <w:rFonts w:ascii="Times New Roman" w:hAnsi="Times New Roman" w:eastAsia="Times New Roman" w:cs="Times New Roman"/>
-          <w:color w:val="000000"/>
-          <w:sz w:val="21"/>
-        </w:rPr>
-        <w:t xml:space="preserve">Elegir y documentar una interpretación del</w:t>
-      </w:r>
-      <w:r>
-        <w:rPr>
-          <w:rFonts w:ascii="Times New Roman" w:hAnsi="Times New Roman" w:eastAsia="Times New Roman" w:cs="Times New Roman"/>
-          <w:color w:val="000000"/>
-          <w:sz w:val="21"/>
-        </w:rPr>
-        <w:t xml:space="preserve"> </w:t>
-      </w:r>
-      <w:r>
-        <w:rPr>
-          <w:rFonts w:ascii="Times New Roman" w:hAnsi="Times New Roman" w:eastAsia="Times New Roman" w:cs="Times New Roman"/>
-          <w:color w:val="000000"/>
-          <w:sz w:val="21"/>
-        </w:rPr>
-        <w:t xml:space="preserve">umbral, del calendario de</w:t>
-      </w:r>
-      <w:r>
-        <w:rPr>
-          <w:rFonts w:ascii="Times New Roman" w:hAnsi="Times New Roman" w:eastAsia="Times New Roman" w:cs="Times New Roman"/>
-          <w:color w:val="000000"/>
-          <w:sz w:val="21"/>
-        </w:rPr>
-        <w:t xml:space="preserve"> </w:t>
-      </w:r>
-      <m:oMath>
-        <m:r>
-          <m:t>a</m:t>
-        </m:r>
-        <m:r>
-          <m:rPr>
-            <m:sty m:val="p"/>
-          </m:rPr>
-          <m:t>(</m:t>
-        </m:r>
-        <m:r>
-          <m:t>t</m:t>
-        </m:r>
-        <m:r>
-          <m:rPr>
-            <m:sty m:val="p"/>
-          </m:rPr>
-          <m:t>)</m:t>
-        </m:r>
-      </m:oMath>
-      <w:r>
-        <w:rPr>
-          <w:rFonts w:ascii="Times New Roman" w:hAnsi="Times New Roman" w:eastAsia="Times New Roman" w:cs="Times New Roman"/>
-          <w:color w:val="000000"/>
-          <w:sz w:val="21"/>
-        </w:rPr>
-        <w:t xml:space="preserve"> </w:t>
-      </w:r>
-      <w:r>
-        <w:rPr>
-          <w:rFonts w:ascii="Times New Roman" w:hAnsi="Times New Roman" w:eastAsia="Times New Roman" w:cs="Times New Roman"/>
-          <w:color w:val="000000"/>
-          <w:sz w:val="21"/>
-        </w:rPr>
-        <w:t xml:space="preserve">y de las actualizaciones vectoriales.</w:t>
+        <w:t xml:space="preserve">Reproducción.</w:t>
+      </w:r>
+      <w:r>
+        <w:rPr>
+          <w:rFonts w:ascii="Times New Roman" w:hAnsi="Times New Roman" w:eastAsia="Times New Roman" w:cs="Times New Roman"/>
+          <w:color w:val="000000"/>
+          <w:sz w:val="21"/>
+        </w:rPr>
+        <w:t xml:space="preserve"> </w:t>
+      </w:r>
+      <w:r>
+        <w:rPr>
+          <w:rFonts w:ascii="Times New Roman" w:hAnsi="Times New Roman" w:eastAsia="Times New Roman" w:cs="Times New Roman"/>
+          <w:color w:val="000000"/>
+          <w:sz w:val="21"/>
+        </w:rPr>
+        <w:t xml:space="preserve">Comparar resultados básicos con el código oficial sobre</w:t>
+      </w:r>
+      <w:r>
+        <w:rPr>
+          <w:rFonts w:ascii="Times New Roman" w:hAnsi="Times New Roman" w:eastAsia="Times New Roman" w:cs="Times New Roman"/>
+          <w:color w:val="000000"/>
+          <w:sz w:val="21"/>
+        </w:rPr>
+        <w:t xml:space="preserve"> </w:t>
+      </w:r>
+      <w:r>
+        <w:rPr>
+          <w:rFonts w:ascii="Times New Roman" w:hAnsi="Times New Roman" w:eastAsia="Times New Roman" w:cs="Times New Roman"/>
+          <w:color w:val="000000"/>
+          <w:sz w:val="21"/>
+        </w:rPr>
+        <w:t xml:space="preserve">funciones Sphere, Rastrigin, Ackley y un subconjunto de las funciones usadas</w:t>
+      </w:r>
+      <w:r>
+        <w:rPr>
+          <w:rFonts w:ascii="Times New Roman" w:hAnsi="Times New Roman" w:eastAsia="Times New Roman" w:cs="Times New Roman"/>
+          <w:color w:val="000000"/>
+          <w:sz w:val="21"/>
+        </w:rPr>
+        <w:t xml:space="preserve"> </w:t>
+      </w:r>
+      <w:r>
+        <w:rPr>
+          <w:rFonts w:ascii="Times New Roman" w:hAnsi="Times New Roman" w:eastAsia="Times New Roman" w:cs="Times New Roman"/>
+          <w:color w:val="000000"/>
+          <w:sz w:val="21"/>
+        </w:rPr>
+        <w:t xml:space="preserve">en el artículo.</w:t>
       </w:r>
     </w:p>
     <w:p>
@@ -18342,55 +19375,55 @@
           <w:color w:val="000000"/>
           <w:sz w:val="21"/>
         </w:rPr>
-        <w:t xml:space="preserve">Reproducción.</w:t>
-      </w:r>
-      <w:r>
-        <w:rPr>
-          <w:rFonts w:ascii="Times New Roman" w:hAnsi="Times New Roman" w:eastAsia="Times New Roman" w:cs="Times New Roman"/>
-          <w:color w:val="000000"/>
-          <w:sz w:val="21"/>
-        </w:rPr>
-        <w:t xml:space="preserve"> </w:t>
-      </w:r>
-      <w:r>
-        <w:rPr>
-          <w:rFonts w:ascii="Times New Roman" w:hAnsi="Times New Roman" w:eastAsia="Times New Roman" w:cs="Times New Roman"/>
-          <w:color w:val="000000"/>
-          <w:sz w:val="21"/>
-        </w:rPr>
-        <w:t xml:space="preserve">Comparar resultados básicos con el código oficial sobre</w:t>
-      </w:r>
-      <w:r>
-        <w:rPr>
-          <w:rFonts w:ascii="Times New Roman" w:hAnsi="Times New Roman" w:eastAsia="Times New Roman" w:cs="Times New Roman"/>
-          <w:color w:val="000000"/>
-          <w:sz w:val="21"/>
-        </w:rPr>
-        <w:t xml:space="preserve"> </w:t>
-      </w:r>
-      <w:r>
-        <w:rPr>
-          <w:rFonts w:ascii="Times New Roman" w:hAnsi="Times New Roman" w:eastAsia="Times New Roman" w:cs="Times New Roman"/>
-          <w:color w:val="000000"/>
-          <w:sz w:val="21"/>
-        </w:rPr>
-        <w:t xml:space="preserve">funciones Sphere, Rastrigin, Ackley y un subconjunto de las funciones usadas</w:t>
-      </w:r>
-      <w:r>
-        <w:rPr>
-          <w:rFonts w:ascii="Times New Roman" w:hAnsi="Times New Roman" w:eastAsia="Times New Roman" w:cs="Times New Roman"/>
-          <w:color w:val="000000"/>
-          <w:sz w:val="21"/>
-        </w:rPr>
-        <w:t xml:space="preserve"> </w:t>
-      </w:r>
-      <w:r>
-        <w:rPr>
-          <w:rFonts w:ascii="Times New Roman" w:hAnsi="Times New Roman" w:eastAsia="Times New Roman" w:cs="Times New Roman"/>
-          <w:color w:val="000000"/>
-          <w:sz w:val="21"/>
-        </w:rPr>
-        <w:t xml:space="preserve">en el artículo.</w:t>
+        <w:t xml:space="preserve">Binarización.</w:t>
+      </w:r>
+      <w:r>
+        <w:rPr>
+          <w:rFonts w:ascii="Times New Roman" w:hAnsi="Times New Roman" w:eastAsia="Times New Roman" w:cs="Times New Roman"/>
+          <w:color w:val="000000"/>
+          <w:sz w:val="21"/>
+        </w:rPr>
+        <w:t xml:space="preserve"> </w:t>
+      </w:r>
+      <w:r>
+        <w:rPr>
+          <w:rFonts w:ascii="Times New Roman" w:hAnsi="Times New Roman" w:eastAsia="Times New Roman" w:cs="Times New Roman"/>
+          <w:color w:val="000000"/>
+          <w:sz w:val="21"/>
+        </w:rPr>
+        <w:t xml:space="preserve">Transformar las posiciones reales en probabilidades o</w:t>
+      </w:r>
+      <w:r>
+        <w:rPr>
+          <w:rFonts w:ascii="Times New Roman" w:hAnsi="Times New Roman" w:eastAsia="Times New Roman" w:cs="Times New Roman"/>
+          <w:color w:val="000000"/>
+          <w:sz w:val="21"/>
+        </w:rPr>
+        <w:t xml:space="preserve"> </w:t>
+      </w:r>
+      <w:r>
+        <w:rPr>
+          <w:rFonts w:ascii="Times New Roman" w:hAnsi="Times New Roman" w:eastAsia="Times New Roman" w:cs="Times New Roman"/>
+          <w:color w:val="000000"/>
+          <w:sz w:val="21"/>
+        </w:rPr>
+        <w:t xml:space="preserve">decisiones binarias mediante una función de transferencia y una regla de</w:t>
+      </w:r>
+      <w:r>
+        <w:rPr>
+          <w:rFonts w:ascii="Times New Roman" w:hAnsi="Times New Roman" w:eastAsia="Times New Roman" w:cs="Times New Roman"/>
+          <w:color w:val="000000"/>
+          <w:sz w:val="21"/>
+        </w:rPr>
+        <w:t xml:space="preserve"> </w:t>
+      </w:r>
+      <w:r>
+        <w:rPr>
+          <w:rFonts w:ascii="Times New Roman" w:hAnsi="Times New Roman" w:eastAsia="Times New Roman" w:cs="Times New Roman"/>
+          <w:color w:val="000000"/>
+          <w:sz w:val="21"/>
+        </w:rPr>
+        <w:t xml:space="preserve">muestreo.</w:t>
       </w:r>
     </w:p>
     <w:p>
@@ -18411,75 +19444,6 @@
           <w:color w:val="000000"/>
           <w:sz w:val="21"/>
         </w:rPr>
-        <w:t xml:space="preserve">Binarización.</w:t>
-      </w:r>
-      <w:r>
-        <w:rPr>
-          <w:rFonts w:ascii="Times New Roman" w:hAnsi="Times New Roman" w:eastAsia="Times New Roman" w:cs="Times New Roman"/>
-          <w:color w:val="000000"/>
-          <w:sz w:val="21"/>
-        </w:rPr>
-        <w:t xml:space="preserve"> </w:t>
-      </w:r>
-      <w:r>
-        <w:rPr>
-          <w:rFonts w:ascii="Times New Roman" w:hAnsi="Times New Roman" w:eastAsia="Times New Roman" w:cs="Times New Roman"/>
-          <w:color w:val="000000"/>
-          <w:sz w:val="21"/>
-        </w:rPr>
-        <w:t xml:space="preserve">Transformar las posiciones reales en probabilidades o</w:t>
-      </w:r>
-      <w:r>
-        <w:rPr>
-          <w:rFonts w:ascii="Times New Roman" w:hAnsi="Times New Roman" w:eastAsia="Times New Roman" w:cs="Times New Roman"/>
-          <w:color w:val="000000"/>
-          <w:sz w:val="21"/>
-        </w:rPr>
-        <w:t xml:space="preserve"> </w:t>
-      </w:r>
-      <w:r>
-        <w:rPr>
-          <w:rFonts w:ascii="Times New Roman" w:hAnsi="Times New Roman" w:eastAsia="Times New Roman" w:cs="Times New Roman"/>
-          <w:color w:val="000000"/>
-          <w:sz w:val="21"/>
-        </w:rPr>
-        <w:t xml:space="preserve">decisiones binarias mediante una función de transferencia y una regla de</w:t>
-      </w:r>
-      <w:r>
-        <w:rPr>
-          <w:rFonts w:ascii="Times New Roman" w:hAnsi="Times New Roman" w:eastAsia="Times New Roman" w:cs="Times New Roman"/>
-          <w:color w:val="000000"/>
-          <w:sz w:val="21"/>
-        </w:rPr>
-        <w:t xml:space="preserve"> </w:t>
-      </w:r>
-      <w:r>
-        <w:rPr>
-          <w:rFonts w:ascii="Times New Roman" w:hAnsi="Times New Roman" w:eastAsia="Times New Roman" w:cs="Times New Roman"/>
-          <w:color w:val="000000"/>
-          <w:sz w:val="21"/>
-        </w:rPr>
-        <w:t xml:space="preserve">muestreo.</w:t>
-      </w:r>
-    </w:p>
-    <w:p>
-      <w:pPr>
-        <w:pStyle w:val="Compact"/>
-        <w:numPr>
-          <w:ilvl w:val="0"/>
-          <w:numId w:val="1005"/>
-        </w:numPr>
-        <w:spacing w:after="60" w:line="276" w:lineRule="auto"/>
-        <w:jc w:val="both"/>
-      </w:pPr>
-      <w:r>
-        <w:rPr>
-          <w:rFonts w:ascii="Times New Roman" w:hAnsi="Times New Roman" w:eastAsia="Times New Roman" w:cs="Times New Roman"/>
-          <w:b/>
-          <w:bCs/>
-          <w:color w:val="000000"/>
-          <w:sz w:val="21"/>
-        </w:rPr>
         <w:t xml:space="preserve">Problema discreto.</w:t>
       </w:r>
       <w:r>
@@ -18599,6 +19563,10 @@
         <w:pStyle w:val="FirstParagraph"/>
         <w:spacing w:after="60" w:line="276" w:lineRule="auto"/>
         <w:jc w:val="both"/>
+        <w:rPr>
+          <w:sz w:val="20"/>
+          <w:szCs w:val="20"/>
+        </w:rPr>
       </w:pPr>
       <w:r>
         <w:rPr>
@@ -18687,11 +19655,19 @@
               <m:rPr>
                 <m:sty m:val="bi"/>
               </m:rPr>
+              <w:rPr>
+                <w:sz w:val="20"/>
+                <w:szCs w:val="20"/>
+              </w:rPr>
               <m:t>X</m:t>
             </m:r>
           </m:e>
           <m:sub>
             <m:r>
+              <w:rPr>
+                <w:sz w:val="20"/>
+                <w:szCs w:val="20"/>
+              </w:rPr>
               <m:t>i</m:t>
             </m:r>
           </m:sub>
@@ -18700,24 +19676,44 @@
           <m:rPr>
             <m:sty m:val="p"/>
           </m:rPr>
+          <w:rPr>
+            <w:sz w:val="20"/>
+            <w:szCs w:val="20"/>
+          </w:rPr>
           <m:t>(</m:t>
         </m:r>
         <m:r>
+          <w:rPr>
+            <w:sz w:val="20"/>
+            <w:szCs w:val="20"/>
+          </w:rPr>
           <m:t>t</m:t>
         </m:r>
         <m:r>
           <m:rPr>
             <m:sty m:val="p"/>
           </m:rPr>
+          <w:rPr>
+            <w:sz w:val="20"/>
+            <w:szCs w:val="20"/>
+          </w:rPr>
           <m:t>+</m:t>
         </m:r>
         <m:r>
+          <w:rPr>
+            <w:sz w:val="20"/>
+            <w:szCs w:val="20"/>
+          </w:rPr>
           <m:t>1</m:t>
         </m:r>
         <m:r>
           <m:rPr>
             <m:sty m:val="p"/>
           </m:rPr>
+          <w:rPr>
+            <w:sz w:val="20"/>
+            <w:szCs w:val="20"/>
+          </w:rPr>
           <m:t>)</m:t>
         </m:r>
       </m:oMath>
